--- a/downloads/student/ai-7-week-22.docx
+++ b/downloads/student/ai-7-week-22.docx
@@ -813,6 +813,16 @@
     <w:p>
       <w:r>
         <w:t>Four pilot answers do not establish long-run reviewer reliability or a stable performance effect.</w:t>
+      </w:r>
+    </w:p>
+    <w:p>
+      <w:r>
+        <w:t>Read the labelled picture: Calculate reviewer agreement on the four pilot answers. What can the disagreement improve, and why are those revised practice answers not untouched final evidence?</w:t>
+      </w:r>
+    </w:p>
+    <w:p>
+      <w:r>
+        <w:t>Change one thing: Add the corrected pilot answers into final evaluation. Predict the result before checking the explanation. What remains the same?</w:t>
       </w:r>
     </w:p>
     <w:p>
@@ -1911,6 +1921,187 @@
         <w:t>Attempt the independent case before hints. Record whether you worked alone, used a hint or followed a model. After feedback, fix the first unsupported step and explain why it changed. A later check uses a changed case, not a copied answer.</w:t>
       </w:r>
     </w:p>
+    <w:p>
+      <w:pPr>
+        <w:pStyle w:val="Heading1"/>
+      </w:pPr>
+      <w:r>
+        <w:t>15. Your lesson route</w:t>
+      </w:r>
+    </w:p>
+    <w:p>
+      <w:r>
+        <w:t>Start with this question: A pilot tests the procedure. A pilot checks whether the team can score answers consistently before running the main study.</w:t>
+      </w:r>
+    </w:p>
+    <w:tbl>
+      <w:tblPr>
+        <w:tblStyle w:val="LightShading-Accent1"/>
+        <w:tblW w:type="auto" w:w="0"/>
+        <w:tblLook w:firstColumn="1" w:firstRow="1" w:lastColumn="0" w:lastRow="0" w:noHBand="0" w:noVBand="1" w:val="04A0"/>
+      </w:tblPr>
+      <w:tblGrid>
+        <w:gridCol w:w="5112"/>
+        <w:gridCol w:w="5112"/>
+      </w:tblGrid>
+      <w:tr>
+        <w:trPr>
+          <w:tblHeader/>
+        </w:trPr>
+        <w:tc>
+          <w:tcPr>
+            <w:tcW w:type="dxa" w:w="5112"/>
+          </w:tcPr>
+          <w:p>
+            <w:r>
+              <w:t>By the end, I can</w:t>
+            </w:r>
+          </w:p>
+        </w:tc>
+        <w:tc>
+          <w:tcPr>
+            <w:tcW w:type="dxa" w:w="5112"/>
+          </w:tcPr>
+          <w:p>
+            <w:r>
+              <w:t>How I will show it</w:t>
+            </w:r>
+          </w:p>
+        </w:tc>
+      </w:tr>
+      <w:tr>
+        <w:tc>
+          <w:tcPr>
+            <w:tcW w:type="dxa" w:w="5112"/>
+          </w:tcPr>
+          <w:p>
+            <w:r>
+              <w:t>Explain the mechanism and terminology of pilot experiments</w:t>
+            </w:r>
+          </w:p>
+        </w:tc>
+        <w:tc>
+          <w:tcPr>
+            <w:tcW w:type="dxa" w:w="5112"/>
+          </w:tcPr>
+          <w:p>
+            <w:r>
+              <w:t>Explain the deciding step, show a trace or test, and state one limit.</w:t>
+            </w:r>
+          </w:p>
+        </w:tc>
+      </w:tr>
+      <w:tr>
+        <w:tc>
+          <w:tcPr>
+            <w:tcW w:type="dxa" w:w="5112"/>
+          </w:tcPr>
+          <w:p>
+            <w:r>
+              <w:t>Apply the stated procedure to a new case with a traceable result</w:t>
+            </w:r>
+          </w:p>
+        </w:tc>
+        <w:tc>
+          <w:tcPr>
+            <w:tcW w:type="dxa" w:w="5112"/>
+          </w:tcPr>
+          <w:p>
+            <w:r>
+              <w:t>Explain the deciding step, show a trace or test, and state one limit.</w:t>
+            </w:r>
+          </w:p>
+        </w:tc>
+      </w:tr>
+      <w:tr>
+        <w:tc>
+          <w:tcPr>
+            <w:tcW w:type="dxa" w:w="5112"/>
+          </w:tcPr>
+          <w:p>
+            <w:r>
+              <w:t>Identify an assumption or limitation and design a revealing follow-up</w:t>
+            </w:r>
+          </w:p>
+        </w:tc>
+        <w:tc>
+          <w:tcPr>
+            <w:tcW w:type="dxa" w:w="5112"/>
+          </w:tcPr>
+          <w:p>
+            <w:r>
+              <w:t>Explain the deciding step, show a trace or test, and state one limit.</w:t>
+            </w:r>
+          </w:p>
+        </w:tc>
+      </w:tr>
+    </w:tbl>
+    <w:p>
+      <w:r>
+        <w:t>Remember → watch and explain → try with help → investigate → try independently → keep project evidence. Your teacher may spread this lesson across several classes.</w:t>
+      </w:r>
+    </w:p>
+    <w:p>
+      <w:r>
+        <w:t>Keep your first prediction. Compare it with what the evidence shows and explain any change.</w:t>
+      </w:r>
+    </w:p>
+    <w:p>
+      <w:pPr>
+        <w:pStyle w:val="Heading1"/>
+      </w:pPr>
+      <w:r>
+        <w:t>16. Finish and return</w:t>
+      </w:r>
+    </w:p>
+    <w:p>
+      <w:r>
+        <w:t>Close your notes. Explain this goal in your own words: Explain the mechanism and terminology of pilot experiments</w:t>
+      </w:r>
+    </w:p>
+    <w:p>
+      <w:pPr>
+        <w:pStyle w:val="Heading3"/>
+      </w:pPr>
+      <w:r>
+        <w:t>My deciding step, evidence and one remaining question</w:t>
+      </w:r>
+    </w:p>
+    <w:p>
+      <w:r>
+        <w:t>________________________________________________________________</w:t>
+      </w:r>
+    </w:p>
+    <w:p>
+      <w:r>
+        <w:t>________________________________________________________________</w:t>
+      </w:r>
+    </w:p>
+    <w:p>
+      <w:r>
+        <w:t>________________________________________________________________</w:t>
+      </w:r>
+    </w:p>
+    <w:p>
+      <w:r>
+        <w:t>________________________________________________________________</w:t>
+      </w:r>
+    </w:p>
+    <w:p>
+      <w:r>
+        <w:t>________________________________________________________________</w:t>
+      </w:r>
+    </w:p>
+    <w:p>
+      <w:r>
+        <w:t>If you are unsure, return to the worked picture and explain one arrow. If you are ready, change an input or assumption and justify your prediction.</w:t>
+      </w:r>
+    </w:p>
+    <w:p>
+      <w:r>
+        <w:t>Save your workbook evidence. At the next review, try a different case before opening your old answer.</w:t>
+      </w:r>
+    </w:p>
     <w:sectPr>
       <w:pgSz w:w="12240" w:h="15840"/>
       <w:pgMar w:top="936" w:right="1008" w:bottom="936" w:left="1008" w:header="720" w:footer="720" w:gutter="0"/>

--- a/downloads/student/ai-7-week-22.docx
+++ b/downloads/student/ai-7-week-22.docx
@@ -2102,6 +2102,202 @@
         <w:t>Save your workbook evidence. At the next review, try a different case before opening your old answer.</w:t>
       </w:r>
     </w:p>
+    <w:p>
+      <w:pPr>
+        <w:pStyle w:val="Heading1"/>
+      </w:pPr>
+      <w:r>
+        <w:t>17. Supported practice, repair and portfolio</w:t>
+      </w:r>
+    </w:p>
+    <w:p>
+      <w:r>
+        <w:t>Use this supported practice once, in the browser or on paper. Keep the reserved independent assessment for a separate first attempt before teacher feedback.</w:t>
+      </w:r>
+    </w:p>
+    <w:p>
+      <w:r>
+        <w:t>A pilot tests the procedure. A pilot checks whether the team can score answers consistently before running the main study.</w:t>
+      </w:r>
+    </w:p>
+    <w:p>
+      <w:pPr>
+        <w:pStyle w:val="Heading3"/>
+      </w:pPr>
+      <w:r>
+        <w:t>Practice 1: explain the deciding evidence</w:t>
+      </w:r>
+    </w:p>
+    <w:p>
+      <w:r>
+        <w:t>Which labelled step matches this detail? Discuss the disagreement and clarify the scoring rule before the main run.</w:t>
+      </w:r>
+    </w:p>
+    <w:p>
+      <w:r>
+        <w:t>1. Try the workflow</w:t>
+      </w:r>
+    </w:p>
+    <w:p>
+      <w:r>
+        <w:t>2. Repair the rubric</w:t>
+      </w:r>
+    </w:p>
+    <w:p>
+      <w:r>
+        <w:t>3. Measure agreement</w:t>
+      </w:r>
+    </w:p>
+    <w:p>
+      <w:pPr>
+        <w:pStyle w:val="Heading3"/>
+      </w:pPr>
+      <w:r>
+        <w:t>My selected conclusion, deciding fact and explanation</w:t>
+      </w:r>
+    </w:p>
+    <w:p>
+      <w:r>
+        <w:t>________________________________________________________________</w:t>
+      </w:r>
+    </w:p>
+    <w:p>
+      <w:r>
+        <w:t>________________________________________________________________</w:t>
+      </w:r>
+    </w:p>
+    <w:p>
+      <w:r>
+        <w:t>________________________________________________________________</w:t>
+      </w:r>
+    </w:p>
+    <w:p>
+      <w:r>
+        <w:t>________________________________________________________________</w:t>
+      </w:r>
+    </w:p>
+    <w:p>
+      <w:r>
+        <w:t>________________________________________________________________</w:t>
+      </w:r>
+    </w:p>
+    <w:p>
+      <w:r>
+        <w:t>Hint if needed: Read the steps in the pictorial case. Match the supplied detail to the stage that performs or records it.</w:t>
+      </w:r>
+    </w:p>
+    <w:p>
+      <w:r>
+        <w:t>After your attempt, compare with the supported explanation: Repair the rubric Discuss the disagreement and clarify the scoring rule before the main run. A pilot can reveal missing instructions, practical delays or ambiguous scoring. It is preparation, not an untouched final estimate after the team uses it to revise methods.</w:t>
+      </w:r>
+    </w:p>
+    <w:p>
+      <w:pPr>
+        <w:pStyle w:val="Heading3"/>
+      </w:pPr>
+      <w:r>
+        <w:t>Practice 2: explain the deciding evidence</w:t>
+      </w:r>
+    </w:p>
+    <w:p>
+      <w:r>
+        <w:t>Changed-case practice: Add the corrected pilot answers into final evaluation. Which conclusion is supported by the supplied facts?</w:t>
+      </w:r>
+    </w:p>
+    <w:p>
+      <w:r>
+        <w:t>1. Declare them previously exposed rather than untouched final evidence.</w:t>
+      </w:r>
+    </w:p>
+    <w:p>
+      <w:r>
+        <w:t>2. We can decide the result without examining the changed input or the procedure.</w:t>
+      </w:r>
+    </w:p>
+    <w:p>
+      <w:r>
+        <w:t>3. This one example guarantees correct results for every future input.</w:t>
+      </w:r>
+    </w:p>
+    <w:p>
+      <w:pPr>
+        <w:pStyle w:val="Heading3"/>
+      </w:pPr>
+      <w:r>
+        <w:t>My selected conclusion, deciding fact and explanation</w:t>
+      </w:r>
+    </w:p>
+    <w:p>
+      <w:r>
+        <w:t>________________________________________________________________</w:t>
+      </w:r>
+    </w:p>
+    <w:p>
+      <w:r>
+        <w:t>________________________________________________________________</w:t>
+      </w:r>
+    </w:p>
+    <w:p>
+      <w:r>
+        <w:t>________________________________________________________________</w:t>
+      </w:r>
+    </w:p>
+    <w:p>
+      <w:r>
+        <w:t>________________________________________________________________</w:t>
+      </w:r>
+    </w:p>
+    <w:p>
+      <w:r>
+        <w:t>________________________________________________________________</w:t>
+      </w:r>
+    </w:p>
+    <w:p>
+      <w:r>
+        <w:t>Hint if needed: Use the changed condition and the deciding step in the pictorial trace. The answer must say what follows from those facts.</w:t>
+      </w:r>
+    </w:p>
+    <w:p>
+      <w:r>
+        <w:t>After your attempt, compare with the supported explanation: Declare them previously exposed rather than untouched final evidence. Rubric development already used those answers.</w:t>
+      </w:r>
+    </w:p>
+    <w:p>
+      <w:pPr>
+        <w:pStyle w:val="Heading3"/>
+      </w:pPr>
+      <w:r>
+        <w:t>Repair a missing building block</w:t>
+      </w:r>
+    </w:p>
+    <w:p>
+      <w:r>
+        <w:t>Review Predefining an analysis plan (ai-7/21). Goal: Explain the mechanism and terminology of predefining an analysis plan. Short practice: Apply the recorded exclusion rule. Can two readable model failures be removed, and how must a necessary later plan change be disclosed?. Return to this week and explain what you changed.</w:t>
+      </w:r>
+    </w:p>
+    <w:p>
+      <w:r>
+        <w:t>Review Research ethics and consent (ai-7/19). Goal: Explain the mechanism and terminology of research ethics and consent. Short practice: Identify which uses the drawing consent permits and excludes. Can the unrelated project reuse the drawings under this agreement, and what new authorisation would be needed?. Return to this week and explain what you changed.</w:t>
+      </w:r>
+    </w:p>
+    <w:p>
+      <w:r>
+        <w:t>Review Ablation studies (ai-7/16). Goal: Explain the mechanism and terminology of ablation studies. Short practice: Calculate the filter ablation’s two rates and count change. Which single component is altered, and why does also changing the model prevent isolating the filter?. Return to this week and explain what you changed.</w:t>
+      </w:r>
+    </w:p>
+    <w:p>
+      <w:pPr>
+        <w:pStyle w:val="Heading3"/>
+      </w:pPr>
+      <w:r>
+        <w:t>Keep your completed work</w:t>
+      </w:r>
+    </w:p>
+    <w:p>
+      <w:r>
+        <w:t>Use Download completed work in the hosted lesson to export your answers, reflections, practice feedback and code-run evidence. Open the HTML copy to read or print it. Drafts stay in this browser when storage is available; clear drafts on a shared device.</w:t>
+      </w:r>
+    </w:p>
     <w:sectPr>
       <w:pgSz w:w="12240" w:h="15840"/>
       <w:pgMar w:top="936" w:right="1008" w:bottom="936" w:left="1008" w:header="720" w:footer="720" w:gutter="0"/>

--- a/downloads/student/ai-7-week-22.docx
+++ b/downloads/student/ai-7-week-22.docx
@@ -42,6 +42,11 @@
       </w:r>
     </w:p>
     <w:p>
+      <w:r>
+        <w:t>Start with the target: Explain the mechanism and terminology of pilot experiments. Try the recall before opening notes.</w:t>
+      </w:r>
+    </w:p>
+    <w:p>
       <w:pPr>
         <w:pStyle w:val="Heading3"/>
       </w:pPr>
@@ -50,17 +55,59 @@
       </w:r>
     </w:p>
     <w:p>
-      <w:r>
-        <w:t>I can explain the mechanism and terminology of pilot experiments.</w:t>
-      </w:r>
-    </w:p>
-    <w:p>
-      <w:r>
+      <w:pPr>
+        <w:spacing w:line="336" w:lineRule="auto" w:after="180"/>
+      </w:pPr>
+      <w:r>
+        <w:rPr>
+          <w:b w:val="0"/>
+        </w:rPr>
+        <w:t xml:space="preserve">I can explain the </w:t>
+      </w:r>
+      <w:r>
+        <w:rPr>
+          <w:b/>
+        </w:rPr>
+        <w:t>mechanism</w:t>
+      </w:r>
+      <w:r>
+        <w:rPr>
+          <w:b w:val="0"/>
+        </w:rPr>
+        <w:t xml:space="preserve"> and terminology of </w:t>
+      </w:r>
+      <w:r>
+        <w:rPr>
+          <w:b/>
+        </w:rPr>
+        <w:t>pilot</w:t>
+      </w:r>
+      <w:r>
+        <w:rPr>
+          <w:b w:val="0"/>
+        </w:rPr>
+        <w:t xml:space="preserve"> experiments.</w:t>
+      </w:r>
+    </w:p>
+    <w:p>
+      <w:pPr>
+        <w:spacing w:line="336" w:lineRule="auto" w:after="180"/>
+      </w:pPr>
+      <w:r>
+        <w:rPr>
+          <w:b w:val="0"/>
+        </w:rPr>
         <w:t>I can apply the stated procedure to a new case with a traceable result.</w:t>
       </w:r>
     </w:p>
     <w:p>
-      <w:r>
+      <w:pPr>
+        <w:spacing w:line="336" w:lineRule="auto" w:after="180"/>
+      </w:pPr>
+      <w:r>
+        <w:rPr>
+          <w:b w:val="0"/>
+        </w:rPr>
         <w:t>I can identify an assumption or limitation and design a revealing follow-up.</w:t>
       </w:r>
     </w:p>
@@ -73,47 +120,137 @@
       </w:r>
     </w:p>
     <w:p>
-      <w:r>
+      <w:pPr>
+        <w:spacing w:line="336" w:lineRule="auto" w:after="180"/>
+      </w:pPr>
+      <w:r>
+        <w:rPr>
+          <w:b w:val="0"/>
+        </w:rPr>
         <w:t>Close your notes first. A rough first answer helps us choose the right starting point; it is not a score for your ability.</w:t>
       </w:r>
     </w:p>
     <w:p>
-      <w:r>
+      <w:pPr>
+        <w:spacing w:line="336" w:lineRule="auto" w:after="180"/>
+      </w:pPr>
+      <w:r>
+        <w:rPr>
+          <w:b w:val="0"/>
+        </w:rPr>
         <w:t>Without opening the old lesson, explain one key idea from Predefining an analysis plan. Give an example and a mistake that the idea helps you avoid.</w:t>
       </w:r>
     </w:p>
     <w:p>
-      <w:r>
+      <w:pPr>
+        <w:spacing w:line="336" w:lineRule="auto" w:after="180"/>
+      </w:pPr>
+      <w:r>
+        <w:rPr>
+          <w:b w:val="0"/>
+        </w:rPr>
         <w:t>Without opening the old lesson, explain one key idea from Research ethics and consent. Give an example and a mistake that the idea helps you avoid.</w:t>
       </w:r>
     </w:p>
     <w:p>
-      <w:r>
+      <w:pPr>
+        <w:spacing w:line="336" w:lineRule="auto" w:after="180"/>
+      </w:pPr>
+      <w:r>
+        <w:rPr>
+          <w:b w:val="0"/>
+        </w:rPr>
         <w:t>Without opening the old lesson, explain one key idea from Ablation studies. Give an example and a mistake that the idea helps you avoid.</w:t>
       </w:r>
     </w:p>
     <w:p>
-      <w:r>
-        <w:t>After trying, check the relevant lesson or ask your teacher. Change the part of your explanation that the evidence shows was wrong.</w:t>
-      </w:r>
-    </w:p>
-    <w:p>
-      <w:r>
+      <w:pPr>
+        <w:spacing w:line="336" w:lineRule="auto" w:after="180"/>
+      </w:pPr>
+      <w:r>
+        <w:rPr>
+          <w:b w:val="0"/>
+        </w:rPr>
+        <w:t xml:space="preserve">After trying, check the relevant lesson or ask your teacher. Change the part of your explanation that the </w:t>
+      </w:r>
+      <w:r>
+        <w:rPr>
+          <w:b/>
+        </w:rPr>
+        <w:t>evidence</w:t>
+      </w:r>
+      <w:r>
+        <w:rPr>
+          <w:b w:val="0"/>
+        </w:rPr>
+        <w:t xml:space="preserve"> shows was wrong.</w:t>
+      </w:r>
+    </w:p>
+    <w:p>
+      <w:pPr>
+        <w:spacing w:line="336" w:lineRule="auto" w:after="180"/>
+      </w:pPr>
+      <w:r>
+        <w:rPr>
+          <w:b w:val="0"/>
+        </w:rPr>
         <w:t>This week you will practise:</w:t>
       </w:r>
     </w:p>
     <w:p>
-      <w:r>
-        <w:t>Explain the mechanism and terminology of pilot experiments</w:t>
-      </w:r>
-    </w:p>
-    <w:p>
-      <w:r>
+      <w:pPr>
+        <w:spacing w:line="336" w:lineRule="auto" w:after="180"/>
+      </w:pPr>
+      <w:r>
+        <w:rPr>
+          <w:b w:val="0"/>
+        </w:rPr>
+        <w:t xml:space="preserve">Explain the </w:t>
+      </w:r>
+      <w:r>
+        <w:rPr>
+          <w:b/>
+        </w:rPr>
+        <w:t>mechanism</w:t>
+      </w:r>
+      <w:r>
+        <w:rPr>
+          <w:b w:val="0"/>
+        </w:rPr>
+        <w:t xml:space="preserve"> and terminology of </w:t>
+      </w:r>
+      <w:r>
+        <w:rPr>
+          <w:b/>
+        </w:rPr>
+        <w:t>pilot</w:t>
+      </w:r>
+      <w:r>
+        <w:rPr>
+          <w:b w:val="0"/>
+        </w:rPr>
+        <w:t xml:space="preserve"> experiments</w:t>
+      </w:r>
+    </w:p>
+    <w:p>
+      <w:pPr>
+        <w:spacing w:line="336" w:lineRule="auto" w:after="180"/>
+      </w:pPr>
+      <w:r>
+        <w:rPr>
+          <w:b w:val="0"/>
+        </w:rPr>
         <w:t>Apply the stated procedure to a new case with a traceable result</w:t>
       </w:r>
     </w:p>
     <w:p>
-      <w:r>
+      <w:pPr>
+        <w:spacing w:line="336" w:lineRule="auto" w:after="180"/>
+      </w:pPr>
+      <w:r>
+        <w:rPr>
+          <w:b w:val="0"/>
+        </w:rPr>
         <w:t>Identify an assumption or limitation and design a revealing follow-up</w:t>
       </w:r>
     </w:p>
@@ -126,8 +263,38 @@
       </w:r>
     </w:p>
     <w:p>
-      <w:r>
-        <w:t>Recall Predefining an analysis plan. Explain why a recorded result needs its input conditions and evidence source before it can support a claim.</w:t>
+      <w:pPr>
+        <w:spacing w:line="336" w:lineRule="auto" w:after="180"/>
+      </w:pPr>
+      <w:r>
+        <w:rPr>
+          <w:b w:val="0"/>
+        </w:rPr>
+        <w:t xml:space="preserve">Recall Predefining an analysis plan. Explain why a recorded result needs its </w:t>
+      </w:r>
+      <w:r>
+        <w:rPr>
+          <w:b/>
+        </w:rPr>
+        <w:t>input</w:t>
+      </w:r>
+      <w:r>
+        <w:rPr>
+          <w:b w:val="0"/>
+        </w:rPr>
+        <w:t xml:space="preserve"> conditions and </w:t>
+      </w:r>
+      <w:r>
+        <w:rPr>
+          <w:b/>
+        </w:rPr>
+        <w:t>evidence</w:t>
+      </w:r>
+      <w:r>
+        <w:rPr>
+          <w:b w:val="0"/>
+        </w:rPr>
+        <w:t xml:space="preserve"> source before it can support a claim.</w:t>
       </w:r>
     </w:p>
     <w:p>
@@ -162,8 +329,26 @@
       </w:r>
     </w:p>
     <w:p>
-      <w:r>
-        <w:t>Explain pilot experiments using the records and boundaries of this fictional investigation.</w:t>
+      <w:pPr>
+        <w:spacing w:line="336" w:lineRule="auto" w:after="180"/>
+      </w:pPr>
+      <w:r>
+        <w:rPr>
+          <w:b w:val="0"/>
+        </w:rPr>
+        <w:t xml:space="preserve">Explain </w:t>
+      </w:r>
+      <w:r>
+        <w:rPr>
+          <w:b/>
+        </w:rPr>
+        <w:t>pilot</w:t>
+      </w:r>
+      <w:r>
+        <w:rPr>
+          <w:b w:val="0"/>
+        </w:rPr>
+        <w:t xml:space="preserve"> experiments using the records and boundaries of this fictional investigation.</w:t>
       </w:r>
     </w:p>
     <w:p>
@@ -176,12 +361,88 @@
     </w:p>
     <w:p>
       <w:r>
-        <w:t>A pilot checks feasibility, measurement and failure handling before the primary study. Pilot results used for revision are development evidence.</w:t>
-      </w:r>
-    </w:p>
-    <w:p>
-      <w:r>
-        <w:t>Begin by writing the question the procedure is intended to answer. Identify the information already supplied, the information it will produce and the information still missing. These are constructed classroom examples; they do not require live accounts, private records or an external service. Do not treat a plausible explanation as a measured outcome.</w:t>
+        <w:t>Investigate the supplied Pilot experiments case. Separate observations, given facts and assumptions before choosing an explanation.</w:t>
+      </w:r>
+    </w:p>
+    <w:p>
+      <w:pPr>
+        <w:spacing w:line="336" w:lineRule="auto" w:after="180"/>
+      </w:pPr>
+      <w:r>
+        <w:rPr>
+          <w:b w:val="0"/>
+        </w:rPr>
+        <w:t xml:space="preserve">A </w:t>
+      </w:r>
+      <w:r>
+        <w:rPr>
+          <w:b/>
+        </w:rPr>
+        <w:t>pilot</w:t>
+      </w:r>
+      <w:r>
+        <w:rPr>
+          <w:b w:val="0"/>
+        </w:rPr>
+        <w:t xml:space="preserve"> checks </w:t>
+      </w:r>
+      <w:r>
+        <w:rPr>
+          <w:b/>
+        </w:rPr>
+        <w:t>feasibility</w:t>
+      </w:r>
+      <w:r>
+        <w:rPr>
+          <w:b w:val="0"/>
+        </w:rPr>
+        <w:t xml:space="preserve">, measurement and failure handling before the primary study. </w:t>
+      </w:r>
+      <w:r>
+        <w:rPr>
+          <w:b/>
+        </w:rPr>
+        <w:t>Pilot</w:t>
+      </w:r>
+      <w:r>
+        <w:rPr>
+          <w:b w:val="0"/>
+        </w:rPr>
+        <w:t xml:space="preserve"> results used for revision are development </w:t>
+      </w:r>
+      <w:r>
+        <w:rPr>
+          <w:b/>
+        </w:rPr>
+        <w:t>evidence</w:t>
+      </w:r>
+      <w:r>
+        <w:rPr>
+          <w:b w:val="0"/>
+        </w:rPr>
+        <w:t>.</w:t>
+      </w:r>
+    </w:p>
+    <w:p>
+      <w:pPr>
+        <w:spacing w:line="336" w:lineRule="auto" w:after="180"/>
+      </w:pPr>
+      <w:r>
+        <w:rPr>
+          <w:b w:val="0"/>
+        </w:rPr>
+        <w:t>Begin by writing the question the procedure is intended to answer. Identify the information already supplied, the information it will produce and the information still missing.</w:t>
+      </w:r>
+    </w:p>
+    <w:p>
+      <w:pPr>
+        <w:spacing w:line="336" w:lineRule="auto" w:after="180"/>
+      </w:pPr>
+      <w:r>
+        <w:rPr>
+          <w:b w:val="0"/>
+        </w:rPr>
+        <w:t>These are constructed classroom examples; they do not require live accounts, private records or an external service. Do not treat a plausible explanation as a measured outcome.</w:t>
       </w:r>
     </w:p>
     <w:p>
@@ -217,6 +478,17 @@
     </w:p>
     <w:p>
       <w:r>
+        <w:t>Follow the mechanism for Pilot experiments. Connect each labelled input, deciding step and result.</w:t>
+      </w:r>
+    </w:p>
+    <w:p>
+      <w:pPr>
+        <w:spacing w:line="336" w:lineRule="auto" w:after="180"/>
+      </w:pPr>
+      <w:r>
+        <w:rPr>
+          <w:b w:val="0"/>
+        </w:rPr>
         <w:t>Run a small fixture set to test data capture, timing boundaries, rubric and analysis code. Fix defects and freeze the revised plan before new primary cases.</w:t>
       </w:r>
     </w:p>
@@ -313,8 +585,49 @@
       </w:r>
     </w:p>
     <w:p>
-      <w:r>
-        <w:t>Before applying the procedure, write its units, denominator or decision boundary where relevant. A partner should be able to repeat each step using the same inputs. If a required input is absent or violates the stated contract, record that condition explicitly instead of quietly replacing it with a convenient value.</w:t>
+      <w:pPr>
+        <w:spacing w:line="336" w:lineRule="auto" w:after="180"/>
+      </w:pPr>
+      <w:r>
+        <w:rPr>
+          <w:b w:val="0"/>
+        </w:rPr>
+        <w:t xml:space="preserve">Before applying the procedure, write its units, denominator or decision boundary where relevant. A partner should be able to repeat each step using the same </w:t>
+      </w:r>
+      <w:r>
+        <w:rPr>
+          <w:b/>
+        </w:rPr>
+        <w:t>input</w:t>
+      </w:r>
+      <w:r>
+        <w:rPr>
+          <w:b w:val="0"/>
+        </w:rPr>
+        <w:t>s.</w:t>
+      </w:r>
+    </w:p>
+    <w:p>
+      <w:pPr>
+        <w:spacing w:line="336" w:lineRule="auto" w:after="180"/>
+      </w:pPr>
+      <w:r>
+        <w:rPr>
+          <w:b w:val="0"/>
+        </w:rPr>
+        <w:t xml:space="preserve">If a required </w:t>
+      </w:r>
+      <w:r>
+        <w:rPr>
+          <w:b/>
+        </w:rPr>
+        <w:t>input</w:t>
+      </w:r>
+      <w:r>
+        <w:rPr>
+          <w:b w:val="0"/>
+        </w:rPr>
+        <w:t xml:space="preserve"> is absent or violates the stated contract, record that condition explicitly instead of quietly replacing it with a convenient value.</w:t>
       </w:r>
     </w:p>
     <w:p>
@@ -326,8 +639,26 @@
       </w:r>
     </w:p>
     <w:p>
-      <w:r>
-        <w:t>Point to the input, the deciding step and the result in this week’s visual. Explain the same step in ordinary words. A picture helps when you can say what each part represents.</w:t>
+      <w:pPr>
+        <w:spacing w:line="336" w:lineRule="auto" w:after="180"/>
+      </w:pPr>
+      <w:r>
+        <w:rPr>
+          <w:b w:val="0"/>
+        </w:rPr>
+        <w:t xml:space="preserve">Point to the </w:t>
+      </w:r>
+      <w:r>
+        <w:rPr>
+          <w:b/>
+        </w:rPr>
+        <w:t>input</w:t>
+      </w:r>
+      <w:r>
+        <w:rPr>
+          <w:b w:val="0"/>
+        </w:rPr>
+        <w:t>, the deciding step and the result in this week’s visual. Explain the same step in ordinary words. A picture helps when you can say what each part represents.</w:t>
       </w:r>
     </w:p>
     <w:p>
@@ -339,6 +670,11 @@
       </w:r>
     </w:p>
     <w:p>
+      <w:r>
+        <w:t>Compare the supplied cases for Pilot experiments. Identify the detail that changes the conclusion.</w:t>
+      </w:r>
+    </w:p>
+    <w:p>
       <w:pPr>
         <w:pStyle w:val="Heading3"/>
       </w:pPr>
@@ -347,8 +683,44 @@
       </w:r>
     </w:p>
     <w:p>
-      <w:r>
-        <w:t>Pilot five cases reveals wrong units in duration logs; team corrects units and reports the pilot as final evidence. Show the intermediate steps and give the conclusion with its scope.</w:t>
+      <w:pPr>
+        <w:spacing w:line="336" w:lineRule="auto" w:after="180"/>
+      </w:pPr>
+      <w:r>
+        <w:rPr>
+          <w:b/>
+        </w:rPr>
+        <w:t>Pilot</w:t>
+      </w:r>
+      <w:r>
+        <w:rPr>
+          <w:b w:val="0"/>
+        </w:rPr>
+        <w:t xml:space="preserve"> five cases reveals wrong units in duration logs; team corrects units and reports the </w:t>
+      </w:r>
+      <w:r>
+        <w:rPr>
+          <w:b/>
+        </w:rPr>
+        <w:t>pilot</w:t>
+      </w:r>
+      <w:r>
+        <w:rPr>
+          <w:b w:val="0"/>
+        </w:rPr>
+        <w:t xml:space="preserve"> as final </w:t>
+      </w:r>
+      <w:r>
+        <w:rPr>
+          <w:b/>
+        </w:rPr>
+        <w:t>evidence</w:t>
+      </w:r>
+      <w:r>
+        <w:rPr>
+          <w:b w:val="0"/>
+        </w:rPr>
+        <w:t>. Show the intermediate steps and give the conclusion with its scope.</w:t>
       </w:r>
     </w:p>
     <w:p>
@@ -393,17 +765,92 @@
       </w:r>
     </w:p>
     <w:p>
-      <w:r>
-        <w:t>Change: Add the corrected pilot answers into final evaluation.</w:t>
-      </w:r>
-    </w:p>
-    <w:p>
-      <w:r>
-        <w:t>Prediction: Declare them previously exposed rather than untouched final evidence.</w:t>
-      </w:r>
-    </w:p>
-    <w:p>
-      <w:r>
+      <w:pPr>
+        <w:pStyle w:val="Heading3"/>
+      </w:pPr>
+      <w:r>
+        <w:t>Change one thing</w:t>
+      </w:r>
+    </w:p>
+    <w:p>
+      <w:pPr>
+        <w:spacing w:line="336" w:lineRule="auto" w:after="180"/>
+        <w:shd w:fill="F5F1FB"/>
+      </w:pPr>
+      <w:r>
+        <w:rPr>
+          <w:b w:val="0"/>
+        </w:rPr>
+        <w:t xml:space="preserve">Change: Add the corrected </w:t>
+      </w:r>
+      <w:r>
+        <w:rPr>
+          <w:b/>
+        </w:rPr>
+        <w:t>pilot</w:t>
+      </w:r>
+      <w:r>
+        <w:rPr>
+          <w:b w:val="0"/>
+        </w:rPr>
+        <w:t xml:space="preserve"> answers into final evaluation.</w:t>
+      </w:r>
+    </w:p>
+    <w:p>
+      <w:pPr>
+        <w:pStyle w:val="Heading3"/>
+      </w:pPr>
+      <w:r>
+        <w:t>Predicted result</w:t>
+      </w:r>
+    </w:p>
+    <w:p>
+      <w:pPr>
+        <w:spacing w:line="336" w:lineRule="auto" w:after="180"/>
+        <w:shd w:fill="F1F6FC"/>
+      </w:pPr>
+      <w:r>
+        <w:rPr>
+          <w:b/>
+        </w:rPr>
+        <w:t>Prediction</w:t>
+      </w:r>
+      <w:r>
+        <w:rPr>
+          <w:b w:val="0"/>
+        </w:rPr>
+        <w:t xml:space="preserve">: Declare them previously exposed rather than untouched final </w:t>
+      </w:r>
+      <w:r>
+        <w:rPr>
+          <w:b/>
+        </w:rPr>
+        <w:t>evidence</w:t>
+      </w:r>
+      <w:r>
+        <w:rPr>
+          <w:b w:val="0"/>
+        </w:rPr>
+        <w:t>.</w:t>
+      </w:r>
+    </w:p>
+    <w:p>
+      <w:pPr>
+        <w:pStyle w:val="Heading3"/>
+      </w:pPr>
+      <w:r>
+        <w:t>Why the result follows</w:t>
+      </w:r>
+    </w:p>
+    <w:p>
+      <w:pPr>
+        <w:spacing w:line="336" w:lineRule="auto" w:after="180"/>
+        <w:shd w:fill="F1F6FC"/>
+      </w:pPr>
+      <w:r>
+        <w:rPr>
+          <w:b w:val="0"/>
+        </w:rPr>
         <w:t>Reason: Rubric development already used those answers.</w:t>
       </w:r>
     </w:p>
@@ -413,6 +860,11 @@
       </w:pPr>
       <w:r>
         <w:t>05. Words that unlock the idea</w:t>
+      </w:r>
+    </w:p>
+    <w:p>
+      <w:r>
+        <w:t>Use the vocabulary of Pilot experiments to explain a concrete decision, rather than only memorising definitions.</w:t>
       </w:r>
     </w:p>
     <w:tbl>
@@ -550,17 +1002,83 @@
     </w:p>
     <w:p>
       <w:r>
-        <w:t>Pilot five cases reveals wrong units in duration logs; team corrects units and reports the pilot as final evidence.</w:t>
-      </w:r>
-    </w:p>
-    <w:p>
-      <w:r>
-        <w:t>Preserve pilot defect and correction. Pilot informed the method; use newly reserved primary cases for a final comparison.</w:t>
-      </w:r>
-    </w:p>
-    <w:p>
-      <w:r>
-        <w:t>Compare the intermediate evidence with the final statement. Explain why each number or decision follows from the stated inputs. The conclusion belongs to this scenario and procedure; changing the inputs, evaluation population or authority can change what it establishes. Retain the raw record so a later revision can be compared honestly.</w:t>
+        <w:t>Follow the worked trace for Pilot experiments, predict a step, then compare with its explanation.</w:t>
+      </w:r>
+    </w:p>
+    <w:p>
+      <w:pPr>
+        <w:spacing w:line="336" w:lineRule="auto" w:after="180"/>
+      </w:pPr>
+      <w:r>
+        <w:rPr>
+          <w:b/>
+        </w:rPr>
+        <w:t>Pilot</w:t>
+      </w:r>
+      <w:r>
+        <w:rPr>
+          <w:b w:val="0"/>
+        </w:rPr>
+        <w:t xml:space="preserve"> five cases reveals wrong units in duration logs; team corrects units and reports the </w:t>
+      </w:r>
+      <w:r>
+        <w:rPr>
+          <w:b/>
+        </w:rPr>
+        <w:t>pilot</w:t>
+      </w:r>
+      <w:r>
+        <w:rPr>
+          <w:b w:val="0"/>
+        </w:rPr>
+        <w:t xml:space="preserve"> as final </w:t>
+      </w:r>
+      <w:r>
+        <w:rPr>
+          <w:b/>
+        </w:rPr>
+        <w:t>evidence</w:t>
+      </w:r>
+      <w:r>
+        <w:rPr>
+          <w:b w:val="0"/>
+        </w:rPr>
+        <w:t>.</w:t>
+      </w:r>
+    </w:p>
+    <w:p>
+      <w:pPr>
+        <w:spacing w:line="336" w:lineRule="auto" w:after="180"/>
+      </w:pPr>
+      <w:r>
+        <w:rPr>
+          <w:b w:val="0"/>
+        </w:rPr>
+        <w:t xml:space="preserve">Preserve </w:t>
+      </w:r>
+      <w:r>
+        <w:rPr>
+          <w:b/>
+        </w:rPr>
+        <w:t>pilot</w:t>
+      </w:r>
+      <w:r>
+        <w:rPr>
+          <w:b w:val="0"/>
+        </w:rPr>
+        <w:t xml:space="preserve"> defect and correction. </w:t>
+      </w:r>
+      <w:r>
+        <w:rPr>
+          <w:b/>
+        </w:rPr>
+        <w:t>Pilot</w:t>
+      </w:r>
+      <w:r>
+        <w:rPr>
+          <w:b w:val="0"/>
+        </w:rPr>
+        <w:t xml:space="preserve"> informed the method; use newly reserved primary cases for a final comparison.</w:t>
       </w:r>
     </w:p>
     <w:p>
@@ -568,11 +1086,85 @@
         <w:pStyle w:val="Heading3"/>
       </w:pPr>
       <w:r>
+        <w:t>Worked explanation · Pilot experiments</w:t>
+      </w:r>
+    </w:p>
+    <w:p>
+      <w:pPr>
+        <w:spacing w:line="336" w:lineRule="auto" w:after="180"/>
+        <w:shd w:fill="F1F6FC"/>
+      </w:pPr>
+      <w:r>
+        <w:rPr>
+          <w:b w:val="0"/>
+        </w:rPr>
+        <w:t xml:space="preserve">Compare the intermediate </w:t>
+      </w:r>
+      <w:r>
+        <w:rPr>
+          <w:b/>
+        </w:rPr>
+        <w:t>evidence</w:t>
+      </w:r>
+      <w:r>
+        <w:rPr>
+          <w:b w:val="0"/>
+        </w:rPr>
+        <w:t xml:space="preserve"> with the final statement. Explain why each number or decision follows from the stated </w:t>
+      </w:r>
+      <w:r>
+        <w:rPr>
+          <w:b/>
+        </w:rPr>
+        <w:t>input</w:t>
+      </w:r>
+      <w:r>
+        <w:rPr>
+          <w:b w:val="0"/>
+        </w:rPr>
+        <w:t>s.</w:t>
+      </w:r>
+    </w:p>
+    <w:p>
+      <w:pPr>
+        <w:spacing w:line="336" w:lineRule="auto" w:after="180"/>
+        <w:shd w:fill="F1F6FC"/>
+      </w:pPr>
+      <w:r>
+        <w:rPr>
+          <w:b w:val="0"/>
+        </w:rPr>
+        <w:t xml:space="preserve">The conclusion belongs to this scenario and procedure; changing the </w:t>
+      </w:r>
+      <w:r>
+        <w:rPr>
+          <w:b/>
+        </w:rPr>
+        <w:t>input</w:t>
+      </w:r>
+      <w:r>
+        <w:rPr>
+          <w:b w:val="0"/>
+        </w:rPr>
+        <w:t>s, evaluation population or authority can change what it establishes. Retain the raw record so a later revision can be compared honestly.</w:t>
+      </w:r>
+    </w:p>
+    <w:p>
+      <w:pPr>
+        <w:pStyle w:val="Heading3"/>
+      </w:pPr>
+      <w:r>
         <w:t>Learn from the worked case</w:t>
       </w:r>
     </w:p>
     <w:p>
-      <w:r>
+      <w:pPr>
+        <w:spacing w:line="336" w:lineRule="auto" w:after="180"/>
+      </w:pPr>
+      <w:r>
+        <w:rPr>
+          <w:b w:val="0"/>
+        </w:rPr>
         <w:t>Cover the result before checking it. Say what is given, choose the procedure, and follow one step at a time. Then uncover the result and explain your first mismatch. Ask why a step is allowed, not only what number it produces.</w:t>
       </w:r>
     </w:p>
@@ -585,8 +1177,38 @@
       </w:r>
     </w:p>
     <w:p>
-      <w:r>
-        <w:t>A pilot tests the procedure. A pilot checks whether the team can score answers consistently before running the main study.</w:t>
+      <w:pPr>
+        <w:spacing w:line="336" w:lineRule="auto" w:after="180"/>
+      </w:pPr>
+      <w:r>
+        <w:rPr>
+          <w:b w:val="0"/>
+        </w:rPr>
+        <w:t xml:space="preserve">A </w:t>
+      </w:r>
+      <w:r>
+        <w:rPr>
+          <w:b/>
+        </w:rPr>
+        <w:t>pilot</w:t>
+      </w:r>
+      <w:r>
+        <w:rPr>
+          <w:b w:val="0"/>
+        </w:rPr>
+        <w:t xml:space="preserve"> tests the procedure. A </w:t>
+      </w:r>
+      <w:r>
+        <w:rPr>
+          <w:b/>
+        </w:rPr>
+        <w:t>pilot</w:t>
+      </w:r>
+      <w:r>
+        <w:rPr>
+          <w:b w:val="0"/>
+        </w:rPr>
+        <w:t xml:space="preserve"> checks whether the team can score answers consistently before running the main study.</w:t>
       </w:r>
     </w:p>
     <w:p>
@@ -598,7 +1220,22 @@
       </w:r>
     </w:p>
     <w:p>
-      <w:r>
+      <w:pPr>
+        <w:pStyle w:val="Heading3"/>
+      </w:pPr>
+      <w:r>
+        <w:t>Supplied facts</w:t>
+      </w:r>
+    </w:p>
+    <w:p>
+      <w:pPr>
+        <w:spacing w:line="336" w:lineRule="auto" w:after="180"/>
+        <w:shd w:fill="F1F6FC"/>
+      </w:pPr>
+      <w:r>
+        <w:rPr>
+          <w:b w:val="0"/>
+        </w:rPr>
         <w:t>Two reviewers score four practice answers. They agree on three and disagree on one; these answers are excluded from final evaluation.</w:t>
       </w:r>
     </w:p>
@@ -798,31 +1435,151 @@
       </w:r>
     </w:p>
     <w:p>
-      <w:r>
-        <w:t>A pilot can reveal missing instructions, practical delays or ambiguous scoring. It is preparation, not an untouched final estimate after the team uses it to revise methods.</w:t>
-      </w:r>
-    </w:p>
-    <w:p>
       <w:pPr>
         <w:pStyle w:val="Heading3"/>
       </w:pPr>
       <w:r>
+        <w:t>Why the result follows</w:t>
+      </w:r>
+    </w:p>
+    <w:p>
+      <w:pPr>
+        <w:spacing w:line="336" w:lineRule="auto" w:after="180"/>
+        <w:shd w:fill="F1F6FC"/>
+      </w:pPr>
+      <w:r>
+        <w:rPr>
+          <w:b w:val="0"/>
+        </w:rPr>
+        <w:t xml:space="preserve">A </w:t>
+      </w:r>
+      <w:r>
+        <w:rPr>
+          <w:b/>
+        </w:rPr>
+        <w:t>pilot</w:t>
+      </w:r>
+      <w:r>
+        <w:rPr>
+          <w:b w:val="0"/>
+        </w:rPr>
+        <w:t xml:space="preserve"> can reveal missing instructions, practical delays or ambiguous scoring. It is preparation, not an untouched final estimate after the team uses it to revise methods.</w:t>
+      </w:r>
+    </w:p>
+    <w:p>
+      <w:pPr>
+        <w:pStyle w:val="Heading3"/>
+      </w:pPr>
+      <w:r>
         <w:t>What this example does not establish</w:t>
       </w:r>
     </w:p>
     <w:p>
-      <w:r>
-        <w:t>Four pilot answers do not establish long-run reviewer reliability or a stable performance effect.</w:t>
-      </w:r>
-    </w:p>
-    <w:p>
-      <w:r>
-        <w:t>Read the labelled picture: Calculate reviewer agreement on the four pilot answers. What can the disagreement improve, and why are those revised practice answers not untouched final evidence?</w:t>
-      </w:r>
-    </w:p>
-    <w:p>
-      <w:r>
-        <w:t>Change one thing: Add the corrected pilot answers into final evaluation. Predict the result before checking the explanation. What remains the same?</w:t>
+      <w:pPr>
+        <w:pStyle w:val="Heading3"/>
+      </w:pPr>
+      <w:r>
+        <w:t>Keep the stated limit</w:t>
+      </w:r>
+    </w:p>
+    <w:p>
+      <w:pPr>
+        <w:spacing w:line="336" w:lineRule="auto" w:after="180"/>
+        <w:shd w:fill="FFF5E6"/>
+      </w:pPr>
+      <w:r>
+        <w:rPr>
+          <w:b w:val="0"/>
+        </w:rPr>
+        <w:t xml:space="preserve">Four </w:t>
+      </w:r>
+      <w:r>
+        <w:rPr>
+          <w:b/>
+        </w:rPr>
+        <w:t>pilot</w:t>
+      </w:r>
+      <w:r>
+        <w:rPr>
+          <w:b w:val="0"/>
+        </w:rPr>
+        <w:t xml:space="preserve"> answers do not establish long-run reviewer reliability or a stable performance effect.</w:t>
+      </w:r>
+    </w:p>
+    <w:p>
+      <w:pPr>
+        <w:pStyle w:val="Heading3"/>
+      </w:pPr>
+      <w:r>
+        <w:t>Keep the stated limit</w:t>
+      </w:r>
+    </w:p>
+    <w:p>
+      <w:pPr>
+        <w:spacing w:line="336" w:lineRule="auto" w:after="180"/>
+        <w:shd w:fill="FFF5E6"/>
+      </w:pPr>
+      <w:r>
+        <w:rPr>
+          <w:b w:val="0"/>
+        </w:rPr>
+        <w:t xml:space="preserve">Read the labelled picture: Calculate reviewer agreement on the four </w:t>
+      </w:r>
+      <w:r>
+        <w:rPr>
+          <w:b/>
+        </w:rPr>
+        <w:t>pilot</w:t>
+      </w:r>
+      <w:r>
+        <w:rPr>
+          <w:b w:val="0"/>
+        </w:rPr>
+        <w:t xml:space="preserve"> answers. What can the disagreement improve, and why are those revised practice answers not untouched final </w:t>
+      </w:r>
+      <w:r>
+        <w:rPr>
+          <w:b/>
+        </w:rPr>
+        <w:t>evidence</w:t>
+      </w:r>
+      <w:r>
+        <w:rPr>
+          <w:b w:val="0"/>
+        </w:rPr>
+        <w:t>?</w:t>
+      </w:r>
+    </w:p>
+    <w:p>
+      <w:pPr>
+        <w:pStyle w:val="Heading3"/>
+      </w:pPr>
+      <w:r>
+        <w:t>Keep the stated limit</w:t>
+      </w:r>
+    </w:p>
+    <w:p>
+      <w:pPr>
+        <w:spacing w:line="336" w:lineRule="auto" w:after="180"/>
+        <w:shd w:fill="FFF5E6"/>
+      </w:pPr>
+      <w:r>
+        <w:rPr>
+          <w:b w:val="0"/>
+        </w:rPr>
+        <w:t xml:space="preserve">Change one thing: Add the corrected </w:t>
+      </w:r>
+      <w:r>
+        <w:rPr>
+          <w:b/>
+        </w:rPr>
+        <w:t>pilot</w:t>
+      </w:r>
+      <w:r>
+        <w:rPr>
+          <w:b w:val="0"/>
+        </w:rPr>
+        <w:t xml:space="preserve"> answers into final evaluation. Predict the result before checking the explanation. What remains the same?</w:t>
       </w:r>
     </w:p>
     <w:p>
@@ -835,12 +1592,54 @@
     </w:p>
     <w:p>
       <w:r>
-        <w:t>A pilot may assess feasibility but is not automatically powered or independent evidence for the final hypothesis.</w:t>
-      </w:r>
-    </w:p>
-    <w:p>
-      <w:r>
-        <w:t>A useful check asks what would make the reasoning fail. Distinguish a failure to execute the declared procedure from a weakness in the procedure itself. The first may require a correction; the second requires an explicitly revised method and new evidence. Preserve unsuccessful cases so an improved result cannot hide the original problem.</w:t>
+        <w:t>Find the unsupported step in the Pilot experiments claim and explain a repair using the supplied evidence.</w:t>
+      </w:r>
+    </w:p>
+    <w:p>
+      <w:pPr>
+        <w:spacing w:line="336" w:lineRule="auto" w:after="180"/>
+      </w:pPr>
+      <w:r>
+        <w:rPr>
+          <w:b w:val="0"/>
+        </w:rPr>
+        <w:t xml:space="preserve">A </w:t>
+      </w:r>
+      <w:r>
+        <w:rPr>
+          <w:b/>
+        </w:rPr>
+        <w:t>pilot</w:t>
+      </w:r>
+      <w:r>
+        <w:rPr>
+          <w:b w:val="0"/>
+        </w:rPr>
+        <w:t xml:space="preserve"> may assess </w:t>
+      </w:r>
+      <w:r>
+        <w:rPr>
+          <w:b/>
+        </w:rPr>
+        <w:t>feasibility</w:t>
+      </w:r>
+      <w:r>
+        <w:rPr>
+          <w:b w:val="0"/>
+        </w:rPr>
+        <w:t xml:space="preserve"> but is not automatically powered or independent </w:t>
+      </w:r>
+      <w:r>
+        <w:rPr>
+          <w:b/>
+        </w:rPr>
+        <w:t>evidence</w:t>
+      </w:r>
+      <w:r>
+        <w:rPr>
+          <w:b w:val="0"/>
+        </w:rPr>
+        <w:t xml:space="preserve"> for the final hypothesis.</w:t>
       </w:r>
     </w:p>
     <w:p>
@@ -848,6 +1647,50 @@
         <w:pStyle w:val="Heading3"/>
       </w:pPr>
       <w:r>
+        <w:t>Check the claim against the facts</w:t>
+      </w:r>
+    </w:p>
+    <w:p>
+      <w:pPr>
+        <w:spacing w:line="336" w:lineRule="auto" w:after="180"/>
+        <w:shd w:fill="FFF5E6"/>
+      </w:pPr>
+      <w:r>
+        <w:rPr>
+          <w:b w:val="0"/>
+        </w:rPr>
+        <w:t>A useful check asks what would make the reasoning fail. Distinguish a failure to execute the declared procedure from a weakness in the procedure itself.</w:t>
+      </w:r>
+    </w:p>
+    <w:p>
+      <w:pPr>
+        <w:spacing w:line="336" w:lineRule="auto" w:after="180"/>
+        <w:shd w:fill="FFF5E6"/>
+      </w:pPr>
+      <w:r>
+        <w:rPr>
+          <w:b w:val="0"/>
+        </w:rPr>
+        <w:t xml:space="preserve">The first may require a correction; the second requires an explicitly revised method and new </w:t>
+      </w:r>
+      <w:r>
+        <w:rPr>
+          <w:b/>
+        </w:rPr>
+        <w:t>evidence</w:t>
+      </w:r>
+      <w:r>
+        <w:rPr>
+          <w:b w:val="0"/>
+        </w:rPr>
+        <w:t>. Preserve unsuccessful cases so an improved result cannot hide the original problem.</w:t>
+      </w:r>
+    </w:p>
+    <w:p>
+      <w:pPr>
+        <w:pStyle w:val="Heading3"/>
+      </w:pPr>
+      <w:r>
         <w:t>Guided: restate the worked result, then name the assumption or limitation that prevents a broader conclusion.</w:t>
       </w:r>
     </w:p>
@@ -885,8 +1728,61 @@
       </w:r>
     </w:p>
     <w:p>
-      <w:r>
-        <w:t>A report omits this qualification: A pilot may assess feasibility but is not automatically powered or independent evidence for the final hypothesis. Explain how omitting it could change a reader's interpretation, and write an accurate replacement.</w:t>
+      <w:pPr>
+        <w:spacing w:line="336" w:lineRule="auto" w:after="180"/>
+      </w:pPr>
+      <w:r>
+        <w:rPr>
+          <w:b w:val="0"/>
+        </w:rPr>
+        <w:t xml:space="preserve">A report omits this qualification: A </w:t>
+      </w:r>
+      <w:r>
+        <w:rPr>
+          <w:b/>
+        </w:rPr>
+        <w:t>pilot</w:t>
+      </w:r>
+      <w:r>
+        <w:rPr>
+          <w:b w:val="0"/>
+        </w:rPr>
+        <w:t xml:space="preserve"> may assess </w:t>
+      </w:r>
+      <w:r>
+        <w:rPr>
+          <w:b/>
+        </w:rPr>
+        <w:t>feasibility</w:t>
+      </w:r>
+      <w:r>
+        <w:rPr>
+          <w:b w:val="0"/>
+        </w:rPr>
+        <w:t xml:space="preserve"> but is not automatically powered or independent </w:t>
+      </w:r>
+      <w:r>
+        <w:rPr>
+          <w:b/>
+        </w:rPr>
+        <w:t>evidence</w:t>
+      </w:r>
+      <w:r>
+        <w:rPr>
+          <w:b w:val="0"/>
+        </w:rPr>
+        <w:t xml:space="preserve"> for the final hypothesis.</w:t>
+      </w:r>
+    </w:p>
+    <w:p>
+      <w:pPr>
+        <w:spacing w:line="336" w:lineRule="auto" w:after="180"/>
+      </w:pPr>
+      <w:r>
+        <w:rPr>
+          <w:b w:val="0"/>
+        </w:rPr>
+        <w:t>Explain how omitting it could change a reader's interpretation, and write an accurate replacement.</w:t>
       </w:r>
     </w:p>
     <w:p>
@@ -937,7 +1833,54 @@
     </w:p>
     <w:p>
       <w:r>
-        <w:t>Explain the weekly mechanism in your own words. Use the worked scenario to name its input, decision rule and output.</w:t>
+        <w:t>Practise Pilot experiments with support, then explain the deciding step in your own words.</w:t>
+      </w:r>
+    </w:p>
+    <w:p>
+      <w:pPr>
+        <w:spacing w:line="336" w:lineRule="auto" w:after="180"/>
+      </w:pPr>
+      <w:r>
+        <w:rPr>
+          <w:b w:val="0"/>
+        </w:rPr>
+        <w:t xml:space="preserve">Explain the weekly </w:t>
+      </w:r>
+      <w:r>
+        <w:rPr>
+          <w:b/>
+        </w:rPr>
+        <w:t>mechanism</w:t>
+      </w:r>
+      <w:r>
+        <w:rPr>
+          <w:b w:val="0"/>
+        </w:rPr>
+        <w:t xml:space="preserve"> in your own words. Use the worked scenario to name its </w:t>
+      </w:r>
+      <w:r>
+        <w:rPr>
+          <w:b/>
+        </w:rPr>
+        <w:t>input</w:t>
+      </w:r>
+      <w:r>
+        <w:rPr>
+          <w:b w:val="0"/>
+        </w:rPr>
+        <w:t xml:space="preserve">, decision rule and </w:t>
+      </w:r>
+      <w:r>
+        <w:rPr>
+          <w:b/>
+        </w:rPr>
+        <w:t>output</w:t>
+      </w:r>
+      <w:r>
+        <w:rPr>
+          <w:b w:val="0"/>
+        </w:rPr>
+        <w:t>.</w:t>
       </w:r>
     </w:p>
     <w:p>
@@ -1010,8 +1953,38 @@
       </w:r>
     </w:p>
     <w:p>
-      <w:r>
-        <w:t>Use workbook W2 for the connected example “Pilot experiments”. First fill the input and rule boxes. Try the middle steps before asking for a hint. After a hint, try the next step yourself.</w:t>
+      <w:pPr>
+        <w:spacing w:line="336" w:lineRule="auto" w:after="180"/>
+      </w:pPr>
+      <w:r>
+        <w:rPr>
+          <w:b w:val="0"/>
+        </w:rPr>
+        <w:t>Use workbook W2 for the connected example “</w:t>
+      </w:r>
+      <w:r>
+        <w:rPr>
+          <w:b/>
+        </w:rPr>
+        <w:t>Pilot</w:t>
+      </w:r>
+      <w:r>
+        <w:rPr>
+          <w:b w:val="0"/>
+        </w:rPr>
+        <w:t xml:space="preserve"> experiments”. First fill the </w:t>
+      </w:r>
+      <w:r>
+        <w:rPr>
+          <w:b/>
+        </w:rPr>
+        <w:t>input</w:t>
+      </w:r>
+      <w:r>
+        <w:rPr>
+          <w:b w:val="0"/>
+        </w:rPr>
+        <w:t xml:space="preserve"> and rule boxes. Try the middle steps before asking for a hint. After a hint, try the next step yourself.</w:t>
       </w:r>
     </w:p>
     <w:tbl>
@@ -1094,7 +2067,13 @@
       </w:tr>
     </w:tbl>
     <w:p>
-      <w:r>
+      <w:pPr>
+        <w:spacing w:line="336" w:lineRule="auto" w:after="180"/>
+      </w:pPr>
+      <w:r>
+        <w:rPr>
+          <w:b w:val="0"/>
+        </w:rPr>
         <w:t>Explain your trace to a partner. Your partner points to one step to check. Swap roles on the next case. Each person writes their own explanation.</w:t>
       </w:r>
     </w:p>
@@ -1107,12 +2086,47 @@
       </w:r>
     </w:p>
     <w:p>
-      <w:r>
-        <w:t>Use the worked case for Pilot experiments. Proposed explanation: “The worked result establishes every future case”. Decide whether this explanation is supported. Point to the step or supplied fact that decides; explain your repair if needed.</w:t>
-      </w:r>
-    </w:p>
-    <w:p>
-      <w:r>
+      <w:pPr>
+        <w:spacing w:line="336" w:lineRule="auto" w:after="180"/>
+      </w:pPr>
+      <w:r>
+        <w:rPr>
+          <w:b w:val="0"/>
+        </w:rPr>
+        <w:t xml:space="preserve">Use the worked case for </w:t>
+      </w:r>
+      <w:r>
+        <w:rPr>
+          <w:b/>
+        </w:rPr>
+        <w:t>Pilot</w:t>
+      </w:r>
+      <w:r>
+        <w:rPr>
+          <w:b w:val="0"/>
+        </w:rPr>
+        <w:t xml:space="preserve"> experiments. Proposed explanation: “The worked result establishes every future case”. Decide whether this explanation is supported.</w:t>
+      </w:r>
+    </w:p>
+    <w:p>
+      <w:pPr>
+        <w:spacing w:line="336" w:lineRule="auto" w:after="180"/>
+      </w:pPr>
+      <w:r>
+        <w:rPr>
+          <w:b w:val="0"/>
+        </w:rPr>
+        <w:t>Point to the step or supplied fact that decides; explain your repair if needed.</w:t>
+      </w:r>
+    </w:p>
+    <w:p>
+      <w:pPr>
+        <w:spacing w:line="336" w:lineRule="auto" w:after="180"/>
+      </w:pPr>
+      <w:r>
+        <w:rPr>
+          <w:b w:val="0"/>
+        </w:rPr>
         <w:t>Answer on your own before discussion. If you are unsure, say which step you need help with.</w:t>
       </w:r>
     </w:p>
@@ -1125,8 +2139,39 @@
       </w:r>
     </w:p>
     <w:p>
-      <w:r>
-        <w:t>Calculate reviewer agreement on the four pilot answers. What can the disagreement improve, and why are those revised practice answers not untouched final evidence?</w:t>
+      <w:pPr>
+        <w:spacing w:line="336" w:lineRule="auto" w:after="180"/>
+        <w:shd w:fill="F5F1FB"/>
+      </w:pPr>
+      <w:r>
+        <w:rPr>
+          <w:b w:val="0"/>
+        </w:rPr>
+        <w:t xml:space="preserve">Calculate reviewer agreement on the four </w:t>
+      </w:r>
+      <w:r>
+        <w:rPr>
+          <w:b/>
+        </w:rPr>
+        <w:t>pilot</w:t>
+      </w:r>
+      <w:r>
+        <w:rPr>
+          <w:b w:val="0"/>
+        </w:rPr>
+        <w:t xml:space="preserve"> answers. What can the disagreement improve, and why are those revised practice answers not untouched final </w:t>
+      </w:r>
+      <w:r>
+        <w:rPr>
+          <w:b/>
+        </w:rPr>
+        <w:t>evidence</w:t>
+      </w:r>
+      <w:r>
+        <w:rPr>
+          <w:b w:val="0"/>
+        </w:rPr>
+        <w:t>?</w:t>
       </w:r>
     </w:p>
     <w:p>
@@ -1158,7 +2203,13 @@
       </w:r>
     </w:p>
     <w:p>
-      <w:r>
+      <w:pPr>
+        <w:spacing w:line="336" w:lineRule="auto" w:after="180"/>
+      </w:pPr>
+      <w:r>
+        <w:rPr>
+          <w:b w:val="0"/>
+        </w:rPr>
         <w:t>This is supported practice. Keep the separately named independent case for an attempt before feedback.</w:t>
       </w:r>
     </w:p>
@@ -1171,6 +2222,11 @@
       </w:r>
     </w:p>
     <w:p>
+      <w:r>
+        <w:t>Investigate Pilot experiments. Record the prediction, actual observation or labelled paper trace, explanation and next test separately.</w:t>
+      </w:r>
+    </w:p>
+    <w:p>
       <w:pPr>
         <w:pStyle w:val="Heading3"/>
       </w:pPr>
@@ -1179,8 +2235,44 @@
       </w:r>
     </w:p>
     <w:p>
-      <w:r>
-        <w:t>Pilot five cases reveals wrong units in duration logs; team corrects units and reports the pilot as final evidence. Show the intermediate steps and give the conclusion with its scope.</w:t>
+      <w:pPr>
+        <w:spacing w:line="336" w:lineRule="auto" w:after="180"/>
+      </w:pPr>
+      <w:r>
+        <w:rPr>
+          <w:b/>
+        </w:rPr>
+        <w:t>Pilot</w:t>
+      </w:r>
+      <w:r>
+        <w:rPr>
+          <w:b w:val="0"/>
+        </w:rPr>
+        <w:t xml:space="preserve"> five cases reveals wrong units in duration logs; team corrects units and reports the </w:t>
+      </w:r>
+      <w:r>
+        <w:rPr>
+          <w:b/>
+        </w:rPr>
+        <w:t>pilot</w:t>
+      </w:r>
+      <w:r>
+        <w:rPr>
+          <w:b w:val="0"/>
+        </w:rPr>
+        <w:t xml:space="preserve"> as final </w:t>
+      </w:r>
+      <w:r>
+        <w:rPr>
+          <w:b/>
+        </w:rPr>
+        <w:t>evidence</w:t>
+      </w:r>
+      <w:r>
+        <w:rPr>
+          <w:b w:val="0"/>
+        </w:rPr>
+        <w:t>. Show the intermediate steps and give the conclusion with its scope.</w:t>
       </w:r>
     </w:p>
     <w:tbl>
@@ -1320,7 +2412,13 @@
       </w:tr>
     </w:tbl>
     <w:p>
-      <w:r>
+      <w:pPr>
+        <w:spacing w:line="336" w:lineRule="auto" w:after="180"/>
+      </w:pPr>
+      <w:r>
+        <w:rPr>
+          <w:b w:val="0"/>
+        </w:rPr>
         <w:t>On paper, trace the supplied procedure. If code is provided, predict before running it in a local practice file. Never write an expected answer as though it were an observed run.</w:t>
       </w:r>
     </w:p>
@@ -1333,7 +2431,13 @@
       </w:r>
     </w:p>
     <w:p>
-      <w:r>
+      <w:pPr>
+        <w:spacing w:line="336" w:lineRule="auto" w:after="180"/>
+      </w:pPr>
+      <w:r>
+        <w:rPr>
+          <w:b w:val="0"/>
+        </w:rPr>
         <w:t>Before trying: what do I expect, and why? While trying: which step could first go wrong? Afterwards: what did I actually observe, and what should change? Keep “not run” if you only traced the procedure.</w:t>
       </w:r>
     </w:p>
@@ -1346,6 +2450,11 @@
       </w:r>
     </w:p>
     <w:p>
+      <w:r>
+        <w:t>Move from recall to tracing, diagnosis and transfer in Pilot experiments. Explain why each step is justified.</w:t>
+      </w:r>
+    </w:p>
+    <w:p>
       <w:pPr>
         <w:pStyle w:val="Heading3"/>
       </w:pPr>
@@ -1354,18 +2463,130 @@
       </w:r>
     </w:p>
     <w:p>
-      <w:r>
-        <w:t>Explain the weekly mechanism in your own words. Use the worked scenario to name its input, decision rule and output.</w:t>
-      </w:r>
-    </w:p>
-    <w:p>
-      <w:r>
-        <w:t>A report omits this qualification: A pilot may assess feasibility but is not automatically powered or independent evidence for the final hypothesis. Explain how omitting it could change a reader's interpretation, and write an accurate replacement.</w:t>
-      </w:r>
-    </w:p>
-    <w:p>
-      <w:r>
-        <w:t>For the worked scenario, propose one additional case that could reveal a failure, describe its expected outcome before running it, and explain what would need to remain fixed for a fair comparison. Do not reuse W4 as a new final test after receiving feedback.</w:t>
+      <w:pPr>
+        <w:spacing w:line="336" w:lineRule="auto" w:after="180"/>
+      </w:pPr>
+      <w:r>
+        <w:rPr>
+          <w:b w:val="0"/>
+        </w:rPr>
+        <w:t xml:space="preserve">Explain the weekly </w:t>
+      </w:r>
+      <w:r>
+        <w:rPr>
+          <w:b/>
+        </w:rPr>
+        <w:t>mechanism</w:t>
+      </w:r>
+      <w:r>
+        <w:rPr>
+          <w:b w:val="0"/>
+        </w:rPr>
+        <w:t xml:space="preserve"> in your own words. Use the worked scenario to name its </w:t>
+      </w:r>
+      <w:r>
+        <w:rPr>
+          <w:b/>
+        </w:rPr>
+        <w:t>input</w:t>
+      </w:r>
+      <w:r>
+        <w:rPr>
+          <w:b w:val="0"/>
+        </w:rPr>
+        <w:t xml:space="preserve">, decision rule and </w:t>
+      </w:r>
+      <w:r>
+        <w:rPr>
+          <w:b/>
+        </w:rPr>
+        <w:t>output</w:t>
+      </w:r>
+      <w:r>
+        <w:rPr>
+          <w:b w:val="0"/>
+        </w:rPr>
+        <w:t>.</w:t>
+      </w:r>
+    </w:p>
+    <w:p>
+      <w:pPr>
+        <w:spacing w:line="336" w:lineRule="auto" w:after="180"/>
+      </w:pPr>
+      <w:r>
+        <w:rPr>
+          <w:b w:val="0"/>
+        </w:rPr>
+        <w:t xml:space="preserve">A report omits this qualification: A </w:t>
+      </w:r>
+      <w:r>
+        <w:rPr>
+          <w:b/>
+        </w:rPr>
+        <w:t>pilot</w:t>
+      </w:r>
+      <w:r>
+        <w:rPr>
+          <w:b w:val="0"/>
+        </w:rPr>
+        <w:t xml:space="preserve"> may assess </w:t>
+      </w:r>
+      <w:r>
+        <w:rPr>
+          <w:b/>
+        </w:rPr>
+        <w:t>feasibility</w:t>
+      </w:r>
+      <w:r>
+        <w:rPr>
+          <w:b w:val="0"/>
+        </w:rPr>
+        <w:t xml:space="preserve"> but is not automatically powered or independent </w:t>
+      </w:r>
+      <w:r>
+        <w:rPr>
+          <w:b/>
+        </w:rPr>
+        <w:t>evidence</w:t>
+      </w:r>
+      <w:r>
+        <w:rPr>
+          <w:b w:val="0"/>
+        </w:rPr>
+        <w:t xml:space="preserve"> for the final hypothesis.</w:t>
+      </w:r>
+    </w:p>
+    <w:p>
+      <w:pPr>
+        <w:spacing w:line="336" w:lineRule="auto" w:after="180"/>
+      </w:pPr>
+      <w:r>
+        <w:rPr>
+          <w:b w:val="0"/>
+        </w:rPr>
+        <w:t>Explain how omitting it could change a reader's interpretation, and write an accurate replacement.</w:t>
+      </w:r>
+    </w:p>
+    <w:p>
+      <w:pPr>
+        <w:spacing w:line="336" w:lineRule="auto" w:after="180"/>
+      </w:pPr>
+      <w:r>
+        <w:rPr>
+          <w:b w:val="0"/>
+        </w:rPr>
+        <w:t>For the worked scenario, propose one additional case that could reveal a failure, describe its expected outcome before running it, and explain what would need to remain fixed for a fair comparison.</w:t>
+      </w:r>
+    </w:p>
+    <w:p>
+      <w:pPr>
+        <w:spacing w:line="336" w:lineRule="auto" w:after="180"/>
+      </w:pPr>
+      <w:r>
+        <w:rPr>
+          <w:b w:val="0"/>
+        </w:rPr>
+        <w:t>Do not reuse W4 as a new final test after receiving feedback.</w:t>
       </w:r>
     </w:p>
     <w:p>
@@ -1411,7 +2632,101 @@
     </w:p>
     <w:p>
       <w:r>
-        <w:t>Add a labelled pilot experiments evidence sheet to Reproducible AI Research Study. Show how you can explain the mechanism and terminology of pilot experiments. Use the supplied fictional case and keep its inputs, intermediate steps, calculation or prediction, and limitation. Connect this record to last week’s record; a matching answer without a trace is insufficient.</w:t>
+        <w:t>Apply this week’s idea to Reproducible AI Research Study. Keep an annotated decision and the evidence supporting it.</w:t>
+      </w:r>
+    </w:p>
+    <w:p>
+      <w:pPr>
+        <w:spacing w:line="336" w:lineRule="auto" w:after="180"/>
+      </w:pPr>
+      <w:r>
+        <w:rPr>
+          <w:b w:val="0"/>
+        </w:rPr>
+        <w:t xml:space="preserve">Add a labelled </w:t>
+      </w:r>
+      <w:r>
+        <w:rPr>
+          <w:b/>
+        </w:rPr>
+        <w:t>pilot</w:t>
+      </w:r>
+      <w:r>
+        <w:rPr>
+          <w:b w:val="0"/>
+        </w:rPr>
+        <w:t xml:space="preserve"> experiments </w:t>
+      </w:r>
+      <w:r>
+        <w:rPr>
+          <w:b/>
+        </w:rPr>
+        <w:t>evidence</w:t>
+      </w:r>
+      <w:r>
+        <w:rPr>
+          <w:b w:val="0"/>
+        </w:rPr>
+        <w:t xml:space="preserve"> sheet to Reproducible AI Research Study. Show how you can explain the </w:t>
+      </w:r>
+      <w:r>
+        <w:rPr>
+          <w:b/>
+        </w:rPr>
+        <w:t>mechanism</w:t>
+      </w:r>
+      <w:r>
+        <w:rPr>
+          <w:b w:val="0"/>
+        </w:rPr>
+        <w:t xml:space="preserve"> and terminology of </w:t>
+      </w:r>
+      <w:r>
+        <w:rPr>
+          <w:b/>
+        </w:rPr>
+        <w:t>pilot</w:t>
+      </w:r>
+      <w:r>
+        <w:rPr>
+          <w:b w:val="0"/>
+        </w:rPr>
+        <w:t xml:space="preserve"> experiments.</w:t>
+      </w:r>
+    </w:p>
+    <w:p>
+      <w:pPr>
+        <w:spacing w:line="336" w:lineRule="auto" w:after="180"/>
+      </w:pPr>
+      <w:r>
+        <w:rPr>
+          <w:b w:val="0"/>
+        </w:rPr>
+        <w:t xml:space="preserve">Use the supplied fictional case and keep its </w:t>
+      </w:r>
+      <w:r>
+        <w:rPr>
+          <w:b/>
+        </w:rPr>
+        <w:t>input</w:t>
+      </w:r>
+      <w:r>
+        <w:rPr>
+          <w:b w:val="0"/>
+        </w:rPr>
+        <w:t xml:space="preserve">s, intermediate steps, calculation or </w:t>
+      </w:r>
+      <w:r>
+        <w:rPr>
+          <w:b/>
+        </w:rPr>
+        <w:t>prediction</w:t>
+      </w:r>
+      <w:r>
+        <w:rPr>
+          <w:b w:val="0"/>
+        </w:rPr>
+        <w:t>, and limitation. Connect this record to last week’s record; a matching answer without a trace is insufficient.</w:t>
       </w:r>
     </w:p>
     <w:tbl>
@@ -1539,7 +2854,13 @@
       </w:r>
     </w:p>
     <w:p>
-      <w:r>
+      <w:pPr>
+        <w:spacing w:line="336" w:lineRule="auto" w:after="180"/>
+      </w:pPr>
+      <w:r>
+        <w:rPr>
+          <w:b w:val="0"/>
+        </w:rPr>
         <w:t>For the Reproducible AI Research Study, retain an annotated worked trace and the changed-case reasoning. Connect the claim to its records, units and assumptions so another investigator can challenge or reproduce it.</w:t>
       </w:r>
     </w:p>
@@ -1553,7 +2874,29 @@
     </w:p>
     <w:p>
       <w:r>
-        <w:t>Complete the supported workbook tasks before attempting W4 independently. Record any hints or help used. After feedback, use the teacher's fresh retry rather than copying the earlier answer. For a project, select a relevant new case, predict the outcome from the declared rule and preserve the result alongside any revision.</w:t>
+        <w:t>Use a genuinely new case for independent evidence. Previously discussed examples remain practice; use the separately named independent case before feedback.</w:t>
+      </w:r>
+    </w:p>
+    <w:p>
+      <w:pPr>
+        <w:spacing w:line="336" w:lineRule="auto" w:after="180"/>
+      </w:pPr>
+      <w:r>
+        <w:rPr>
+          <w:b w:val="0"/>
+        </w:rPr>
+        <w:t>Complete the supported workbook tasks before attempting W4 independently. Record any hints or help used. After feedback, use the teacher's fresh retry rather than copying the earlier answer.</w:t>
+      </w:r>
+    </w:p>
+    <w:p>
+      <w:pPr>
+        <w:spacing w:line="336" w:lineRule="auto" w:after="180"/>
+      </w:pPr>
+      <w:r>
+        <w:rPr>
+          <w:b w:val="0"/>
+        </w:rPr>
+        <w:t>For a project, select a relevant new case, predict the outcome from the declared rule and preserve the result alongside any revision.</w:t>
       </w:r>
     </w:p>
     <w:p>
@@ -1590,8 +2933,25 @@
       </w:r>
     </w:p>
     <w:p>
-      <w:r>
-        <w:t>For the worked scenario, propose one additional case that could reveal a failure, describe its expected outcome before running it, and explain what would need to remain fixed for a fair comparison. Do not reuse W4 as a new final test after receiving feedback.</w:t>
+      <w:pPr>
+        <w:spacing w:line="336" w:lineRule="auto" w:after="180"/>
+      </w:pPr>
+      <w:r>
+        <w:rPr>
+          <w:b w:val="0"/>
+        </w:rPr>
+        <w:t>For the worked scenario, propose one additional case that could reveal a failure, describe its expected outcome before running it, and explain what would need to remain fixed for a fair comparison.</w:t>
+      </w:r>
+    </w:p>
+    <w:p>
+      <w:pPr>
+        <w:spacing w:line="336" w:lineRule="auto" w:after="180"/>
+      </w:pPr>
+      <w:r>
+        <w:rPr>
+          <w:b w:val="0"/>
+        </w:rPr>
+        <w:t>Do not reuse W4 as a new final test after receiving feedback.</w:t>
       </w:r>
     </w:p>
     <w:p>
@@ -1628,6 +2988,11 @@
       </w:pPr>
       <w:r>
         <w:t>13. Study a complete case</w:t>
+      </w:r>
+    </w:p>
+    <w:p>
+      <w:r>
+        <w:t>Revisit the complete Pilot experiments case for supported practice. Repeated examples do not become fresh assessments.</w:t>
       </w:r>
     </w:p>
     <w:p>
@@ -1731,8 +3096,26 @@
       </w:r>
     </w:p>
     <w:p>
-      <w:r>
-        <w:t>Follow the input through the stated procedure to its result. Cover the result first, predict it, then explain every intermediate step. The text/table accompanies the figure so the example can be read without colour.</w:t>
+      <w:pPr>
+        <w:spacing w:line="336" w:lineRule="auto" w:after="180"/>
+      </w:pPr>
+      <w:r>
+        <w:rPr>
+          <w:b w:val="0"/>
+        </w:rPr>
+        <w:t xml:space="preserve">Follow the </w:t>
+      </w:r>
+      <w:r>
+        <w:rPr>
+          <w:b/>
+        </w:rPr>
+        <w:t>input</w:t>
+      </w:r>
+      <w:r>
+        <w:rPr>
+          <w:b w:val="0"/>
+        </w:rPr>
+        <w:t xml:space="preserve"> through the stated procedure to its result. Cover the result first, predict it, then explain every intermediate step. The text/table accompanies the figure so the example can be read without colour.</w:t>
       </w:r>
     </w:p>
     <w:p>
@@ -1782,6 +3165,11 @@
       </w:r>
     </w:p>
     <w:p>
+      <w:r>
+        <w:t>Attempt the reserved new case before feedback. Record support; the earlier examples below remain additional practice.</w:t>
+      </w:r>
+    </w:p>
+    <w:p>
       <w:pPr>
         <w:pStyle w:val="Heading3"/>
       </w:pPr>
@@ -1790,8 +3178,21 @@
       </w:r>
     </w:p>
     <w:p>
-      <w:r>
-        <w:t>Pilot six cases exposes ambiguous labels in two. What should happen before the primary study?</w:t>
+      <w:pPr>
+        <w:spacing w:line="336" w:lineRule="auto" w:after="180"/>
+        <w:shd w:fill="F5F1FB"/>
+      </w:pPr>
+      <w:r>
+        <w:rPr>
+          <w:b/>
+        </w:rPr>
+        <w:t>Pilot</w:t>
+      </w:r>
+      <w:r>
+        <w:rPr>
+          <w:b w:val="0"/>
+        </w:rPr>
+        <w:t xml:space="preserve"> six cases exposes ambiguous labels in two. What should happen before the primary study?</w:t>
       </w:r>
     </w:p>
     <w:p>
@@ -1838,7 +3239,13 @@
       </w:r>
     </w:p>
     <w:p>
-      <w:r>
+      <w:pPr>
+        <w:spacing w:line="336" w:lineRule="auto" w:after="180"/>
+      </w:pPr>
+      <w:r>
+        <w:rPr>
+          <w:b w:val="0"/>
+        </w:rPr>
         <w:t>Attempt this case before feedback. Record any help. Earlier examples below are further practice; a case already practised with feedback cannot establish fresh transfer.</w:t>
       </w:r>
     </w:p>
@@ -1851,8 +3258,21 @@
       </w:r>
     </w:p>
     <w:p>
-      <w:r>
-        <w:t>Pilot six cases exposes ambiguous labels in two. What should happen before the primary study?</w:t>
+      <w:pPr>
+        <w:spacing w:line="336" w:lineRule="auto" w:after="180"/>
+        <w:shd w:fill="F5F1FB"/>
+      </w:pPr>
+      <w:r>
+        <w:rPr>
+          <w:b/>
+        </w:rPr>
+        <w:t>Pilot</w:t>
+      </w:r>
+      <w:r>
+        <w:rPr>
+          <w:b w:val="0"/>
+        </w:rPr>
+        <w:t xml:space="preserve"> six cases exposes ambiguous labels in two. What should happen before the primary study?</w:t>
       </w:r>
     </w:p>
     <w:p>
@@ -1904,7 +3324,13 @@
       </w:r>
     </w:p>
     <w:p>
-      <w:r>
+      <w:pPr>
+        <w:spacing w:line="336" w:lineRule="auto" w:after="180"/>
+      </w:pPr>
+      <w:r>
+        <w:rPr>
+          <w:b w:val="0"/>
+        </w:rPr>
         <w:t>Record support used: none, hint or teacher explanation. After feedback, a different case is needed to demonstrate independence.</w:t>
       </w:r>
     </w:p>
@@ -1917,8 +3343,25 @@
       </w:r>
     </w:p>
     <w:p>
-      <w:r>
-        <w:t>Attempt the independent case before hints. Record whether you worked alone, used a hint or followed a model. After feedback, fix the first unsupported step and explain why it changed. A later check uses a changed case, not a copied answer.</w:t>
+      <w:pPr>
+        <w:spacing w:line="336" w:lineRule="auto" w:after="180"/>
+      </w:pPr>
+      <w:r>
+        <w:rPr>
+          <w:b w:val="0"/>
+        </w:rPr>
+        <w:t>Attempt the independent case before hints. Record whether you worked alone, used a hint or followed a model. After feedback, fix the first unsupported step and explain why it changed.</w:t>
+      </w:r>
+    </w:p>
+    <w:p>
+      <w:pPr>
+        <w:spacing w:line="336" w:lineRule="auto" w:after="180"/>
+      </w:pPr>
+      <w:r>
+        <w:rPr>
+          <w:b w:val="0"/>
+        </w:rPr>
+        <w:t>A later check uses a changed case, not a copied answer.</w:t>
       </w:r>
     </w:p>
     <w:p>
@@ -1931,7 +3374,42 @@
     </w:p>
     <w:p>
       <w:r>
-        <w:t>Start with this question: A pilot tests the procedure. A pilot checks whether the team can score answers consistently before running the main study.</w:t>
+        <w:t>Use this map to navigate Pilot experiments, connect the goals to tasks and keep one evidence record for each attempt.</w:t>
+      </w:r>
+    </w:p>
+    <w:p>
+      <w:pPr>
+        <w:spacing w:line="336" w:lineRule="auto" w:after="180"/>
+      </w:pPr>
+      <w:r>
+        <w:rPr>
+          <w:b w:val="0"/>
+        </w:rPr>
+        <w:t xml:space="preserve">Start with this question: A </w:t>
+      </w:r>
+      <w:r>
+        <w:rPr>
+          <w:b/>
+        </w:rPr>
+        <w:t>pilot</w:t>
+      </w:r>
+      <w:r>
+        <w:rPr>
+          <w:b w:val="0"/>
+        </w:rPr>
+        <w:t xml:space="preserve"> tests the procedure. A </w:t>
+      </w:r>
+      <w:r>
+        <w:rPr>
+          <w:b/>
+        </w:rPr>
+        <w:t>pilot</w:t>
+      </w:r>
+      <w:r>
+        <w:rPr>
+          <w:b w:val="0"/>
+        </w:rPr>
+        <w:t xml:space="preserve"> checks whether the team can score answers consistently before running the main study.</w:t>
       </w:r>
     </w:p>
     <w:tbl>
@@ -2037,13 +3515,61 @@
       </w:tr>
     </w:tbl>
     <w:p>
-      <w:r>
-        <w:t>Remember → watch and explain → try with help → investigate → try independently → keep project evidence. Your teacher may spread this lesson across several classes.</w:t>
-      </w:r>
-    </w:p>
-    <w:p>
-      <w:r>
-        <w:t>Keep your first prediction. Compare it with what the evidence shows and explain any change.</w:t>
+      <w:pPr>
+        <w:spacing w:line="336" w:lineRule="auto" w:after="180"/>
+      </w:pPr>
+      <w:r>
+        <w:rPr>
+          <w:b w:val="0"/>
+        </w:rPr>
+        <w:t xml:space="preserve">Remember → watch and explain → try with help → investigate → try independently → keep project </w:t>
+      </w:r>
+      <w:r>
+        <w:rPr>
+          <w:b/>
+        </w:rPr>
+        <w:t>evidence</w:t>
+      </w:r>
+      <w:r>
+        <w:rPr>
+          <w:b w:val="0"/>
+        </w:rPr>
+        <w:t>. Your teacher may spread this lesson across several classes.</w:t>
+      </w:r>
+    </w:p>
+    <w:p>
+      <w:pPr>
+        <w:spacing w:line="336" w:lineRule="auto" w:after="180"/>
+      </w:pPr>
+      <w:r>
+        <w:rPr>
+          <w:b w:val="0"/>
+        </w:rPr>
+        <w:t xml:space="preserve">Keep your first </w:t>
+      </w:r>
+      <w:r>
+        <w:rPr>
+          <w:b/>
+        </w:rPr>
+        <w:t>prediction</w:t>
+      </w:r>
+      <w:r>
+        <w:rPr>
+          <w:b w:val="0"/>
+        </w:rPr>
+        <w:t xml:space="preserve">. Compare it with what the </w:t>
+      </w:r>
+      <w:r>
+        <w:rPr>
+          <w:b/>
+        </w:rPr>
+        <w:t>evidence</w:t>
+      </w:r>
+      <w:r>
+        <w:rPr>
+          <w:b w:val="0"/>
+        </w:rPr>
+        <w:t xml:space="preserve"> shows and explain any change.</w:t>
       </w:r>
     </w:p>
     <w:p>
@@ -2056,7 +3582,42 @@
     </w:p>
     <w:p>
       <w:r>
-        <w:t>Close your notes. Explain this goal in your own words: Explain the mechanism and terminology of pilot experiments</w:t>
+        <w:t>Explain Pilot experiments without notes, identify a remaining question and plan a later check with a changed case.</w:t>
+      </w:r>
+    </w:p>
+    <w:p>
+      <w:pPr>
+        <w:spacing w:line="336" w:lineRule="auto" w:after="180"/>
+      </w:pPr>
+      <w:r>
+        <w:rPr>
+          <w:b w:val="0"/>
+        </w:rPr>
+        <w:t xml:space="preserve">Close your notes. Explain this goal in your own words: Explain the </w:t>
+      </w:r>
+      <w:r>
+        <w:rPr>
+          <w:b/>
+        </w:rPr>
+        <w:t>mechanism</w:t>
+      </w:r>
+      <w:r>
+        <w:rPr>
+          <w:b w:val="0"/>
+        </w:rPr>
+        <w:t xml:space="preserve"> and terminology of </w:t>
+      </w:r>
+      <w:r>
+        <w:rPr>
+          <w:b/>
+        </w:rPr>
+        <w:t>pilot</w:t>
+      </w:r>
+      <w:r>
+        <w:rPr>
+          <w:b w:val="0"/>
+        </w:rPr>
+        <w:t xml:space="preserve"> experiments</w:t>
       </w:r>
     </w:p>
     <w:p>
@@ -2093,13 +3654,61 @@
       </w:r>
     </w:p>
     <w:p>
-      <w:r>
-        <w:t>If you are unsure, return to the worked picture and explain one arrow. If you are ready, change an input or assumption and justify your prediction.</w:t>
-      </w:r>
-    </w:p>
-    <w:p>
-      <w:r>
-        <w:t>Save your workbook evidence. At the next review, try a different case before opening your old answer.</w:t>
+      <w:pPr>
+        <w:spacing w:line="336" w:lineRule="auto" w:after="180"/>
+      </w:pPr>
+      <w:r>
+        <w:rPr>
+          <w:b w:val="0"/>
+        </w:rPr>
+        <w:t xml:space="preserve">If you are unsure, return to the worked picture and explain one arrow. If you are ready, change an </w:t>
+      </w:r>
+      <w:r>
+        <w:rPr>
+          <w:b/>
+        </w:rPr>
+        <w:t>input</w:t>
+      </w:r>
+      <w:r>
+        <w:rPr>
+          <w:b w:val="0"/>
+        </w:rPr>
+        <w:t xml:space="preserve"> or assumption and justify your </w:t>
+      </w:r>
+      <w:r>
+        <w:rPr>
+          <w:b/>
+        </w:rPr>
+        <w:t>prediction</w:t>
+      </w:r>
+      <w:r>
+        <w:rPr>
+          <w:b w:val="0"/>
+        </w:rPr>
+        <w:t>.</w:t>
+      </w:r>
+    </w:p>
+    <w:p>
+      <w:pPr>
+        <w:spacing w:line="336" w:lineRule="auto" w:after="180"/>
+      </w:pPr>
+      <w:r>
+        <w:rPr>
+          <w:b w:val="0"/>
+        </w:rPr>
+        <w:t xml:space="preserve">Save your workbook </w:t>
+      </w:r>
+      <w:r>
+        <w:rPr>
+          <w:b/>
+        </w:rPr>
+        <w:t>evidence</w:t>
+      </w:r>
+      <w:r>
+        <w:rPr>
+          <w:b w:val="0"/>
+        </w:rPr>
+        <w:t>. At the next review, try a different case before opening your old answer.</w:t>
       </w:r>
     </w:p>
     <w:p>
@@ -2112,12 +3721,53 @@
     </w:p>
     <w:p>
       <w:r>
+        <w:t>Attempt supported questions before using hints or feedback. Review a missing building block, then keep the completed work.</w:t>
+      </w:r>
+    </w:p>
+    <w:p>
+      <w:pPr>
+        <w:spacing w:line="336" w:lineRule="auto" w:after="180"/>
+      </w:pPr>
+      <w:r>
+        <w:rPr>
+          <w:b w:val="0"/>
+        </w:rPr>
         <w:t>Use this supported practice once, in the browser or on paper. Keep the reserved independent assessment for a separate first attempt before teacher feedback.</w:t>
       </w:r>
     </w:p>
     <w:p>
-      <w:r>
-        <w:t>A pilot tests the procedure. A pilot checks whether the team can score answers consistently before running the main study.</w:t>
+      <w:pPr>
+        <w:spacing w:line="336" w:lineRule="auto" w:after="180"/>
+      </w:pPr>
+      <w:r>
+        <w:rPr>
+          <w:b w:val="0"/>
+        </w:rPr>
+        <w:t xml:space="preserve">A </w:t>
+      </w:r>
+      <w:r>
+        <w:rPr>
+          <w:b/>
+        </w:rPr>
+        <w:t>pilot</w:t>
+      </w:r>
+      <w:r>
+        <w:rPr>
+          <w:b w:val="0"/>
+        </w:rPr>
+        <w:t xml:space="preserve"> tests the procedure. A </w:t>
+      </w:r>
+      <w:r>
+        <w:rPr>
+          <w:b/>
+        </w:rPr>
+        <w:t>pilot</w:t>
+      </w:r>
+      <w:r>
+        <w:rPr>
+          <w:b w:val="0"/>
+        </w:rPr>
+        <w:t xml:space="preserve"> checks whether the team can score answers consistently before running the main study.</w:t>
       </w:r>
     </w:p>
     <w:p>
@@ -2129,22 +3779,49 @@
       </w:r>
     </w:p>
     <w:p>
-      <w:r>
+      <w:pPr>
+        <w:spacing w:line="336" w:lineRule="auto" w:after="180"/>
+      </w:pPr>
+      <w:r>
+        <w:rPr>
+          <w:b w:val="0"/>
+        </w:rPr>
         <w:t>Which labelled step matches this detail? Discuss the disagreement and clarify the scoring rule before the main run.</w:t>
       </w:r>
     </w:p>
     <w:p>
-      <w:r>
+      <w:pPr>
+        <w:spacing w:line="336" w:lineRule="auto" w:after="180"/>
+        <w:shd w:fill="F4F9FC"/>
+      </w:pPr>
+      <w:r>
+        <w:rPr>
+          <w:b w:val="0"/>
+        </w:rPr>
         <w:t>1. Try the workflow</w:t>
       </w:r>
     </w:p>
     <w:p>
-      <w:r>
+      <w:pPr>
+        <w:spacing w:line="336" w:lineRule="auto" w:after="180"/>
+        <w:shd w:fill="F4F9FC"/>
+      </w:pPr>
+      <w:r>
+        <w:rPr>
+          <w:b w:val="0"/>
+        </w:rPr>
         <w:t>2. Repair the rubric</w:t>
       </w:r>
     </w:p>
     <w:p>
-      <w:r>
+      <w:pPr>
+        <w:spacing w:line="336" w:lineRule="auto" w:after="180"/>
+        <w:shd w:fill="F4F9FC"/>
+      </w:pPr>
+      <w:r>
+        <w:rPr>
+          <w:b w:val="0"/>
+        </w:rPr>
         <w:t>3. Measure agreement</w:t>
       </w:r>
     </w:p>
@@ -2182,48 +3859,186 @@
       </w:r>
     </w:p>
     <w:p>
-      <w:r>
+      <w:pPr>
+        <w:pStyle w:val="Heading3"/>
+      </w:pPr>
+      <w:r>
+        <w:t>Hint · try first</w:t>
+      </w:r>
+    </w:p>
+    <w:p>
+      <w:pPr>
+        <w:spacing w:line="336" w:lineRule="auto" w:after="180"/>
+        <w:shd w:fill="F1F6F8"/>
+      </w:pPr>
+      <w:r>
+        <w:rPr>
+          <w:b w:val="0"/>
+        </w:rPr>
         <w:t>Hint if needed: Read the steps in the pictorial case. Match the supplied detail to the stage that performs or records it.</w:t>
       </w:r>
     </w:p>
     <w:p>
-      <w:r>
-        <w:t>After your attempt, compare with the supported explanation: Repair the rubric Discuss the disagreement and clarify the scoring rule before the main run. A pilot can reveal missing instructions, practical delays or ambiguous scoring. It is preparation, not an untouched final estimate after the team uses it to revise methods.</w:t>
-      </w:r>
-    </w:p>
-    <w:p>
       <w:pPr>
         <w:pStyle w:val="Heading3"/>
       </w:pPr>
       <w:r>
+        <w:t>Feedback · compare after trying</w:t>
+      </w:r>
+    </w:p>
+    <w:p>
+      <w:pPr>
+        <w:spacing w:line="336" w:lineRule="auto" w:after="180"/>
+        <w:shd w:fill="F1F6FC"/>
+      </w:pPr>
+      <w:r>
+        <w:rPr>
+          <w:b w:val="0"/>
+        </w:rPr>
+        <w:t>After your attempt, compare with the supported explanation: Repair the rubric Discuss the disagreement and clarify the scoring rule before the main run.</w:t>
+      </w:r>
+    </w:p>
+    <w:p>
+      <w:pPr>
+        <w:spacing w:line="336" w:lineRule="auto" w:after="180"/>
+        <w:shd w:fill="F1F6FC"/>
+      </w:pPr>
+      <w:r>
+        <w:rPr>
+          <w:b w:val="0"/>
+        </w:rPr>
+        <w:t xml:space="preserve">A </w:t>
+      </w:r>
+      <w:r>
+        <w:rPr>
+          <w:b/>
+        </w:rPr>
+        <w:t>pilot</w:t>
+      </w:r>
+      <w:r>
+        <w:rPr>
+          <w:b w:val="0"/>
+        </w:rPr>
+        <w:t xml:space="preserve"> can reveal missing instructions, practical delays or ambiguous scoring. It is preparation, not an untouched final estimate after the team uses it to revise methods.</w:t>
+      </w:r>
+    </w:p>
+    <w:p>
+      <w:pPr>
+        <w:pStyle w:val="Heading3"/>
+      </w:pPr>
+      <w:r>
         <w:t>Practice 2: explain the deciding evidence</w:t>
       </w:r>
     </w:p>
     <w:p>
-      <w:r>
-        <w:t>Changed-case practice: Add the corrected pilot answers into final evaluation. Which conclusion is supported by the supplied facts?</w:t>
-      </w:r>
-    </w:p>
-    <w:p>
-      <w:r>
-        <w:t>1. Declare them previously exposed rather than untouched final evidence.</w:t>
-      </w:r>
-    </w:p>
-    <w:p>
-      <w:r>
-        <w:t>2. We can decide the result without examining the changed input or the procedure.</w:t>
-      </w:r>
-    </w:p>
-    <w:p>
-      <w:r>
-        <w:t>3. This one example guarantees correct results for every future input.</w:t>
-      </w:r>
-    </w:p>
-    <w:p>
       <w:pPr>
         <w:pStyle w:val="Heading3"/>
       </w:pPr>
       <w:r>
+        <w:t>Changed case · predict first</w:t>
+      </w:r>
+    </w:p>
+    <w:p>
+      <w:pPr>
+        <w:spacing w:line="336" w:lineRule="auto" w:after="180"/>
+        <w:shd w:fill="F5F1FB"/>
+      </w:pPr>
+      <w:r>
+        <w:rPr>
+          <w:b w:val="0"/>
+        </w:rPr>
+        <w:t xml:space="preserve">Changed-case practice: Add the corrected </w:t>
+      </w:r>
+      <w:r>
+        <w:rPr>
+          <w:b/>
+        </w:rPr>
+        <w:t>pilot</w:t>
+      </w:r>
+      <w:r>
+        <w:rPr>
+          <w:b w:val="0"/>
+        </w:rPr>
+        <w:t xml:space="preserve"> answers into final evaluation. Which conclusion is supported by the supplied facts?</w:t>
+      </w:r>
+    </w:p>
+    <w:p>
+      <w:pPr>
+        <w:spacing w:line="336" w:lineRule="auto" w:after="180"/>
+        <w:shd w:fill="F4F9FC"/>
+      </w:pPr>
+      <w:r>
+        <w:rPr>
+          <w:b w:val="0"/>
+        </w:rPr>
+        <w:t xml:space="preserve">1. Declare them previously exposed rather than untouched final </w:t>
+      </w:r>
+      <w:r>
+        <w:rPr>
+          <w:b/>
+        </w:rPr>
+        <w:t>evidence</w:t>
+      </w:r>
+      <w:r>
+        <w:rPr>
+          <w:b w:val="0"/>
+        </w:rPr>
+        <w:t>.</w:t>
+      </w:r>
+    </w:p>
+    <w:p>
+      <w:pPr>
+        <w:spacing w:line="336" w:lineRule="auto" w:after="180"/>
+        <w:shd w:fill="F4F9FC"/>
+      </w:pPr>
+      <w:r>
+        <w:rPr>
+          <w:b w:val="0"/>
+        </w:rPr>
+        <w:t xml:space="preserve">2. We can decide the result without examining the changed </w:t>
+      </w:r>
+      <w:r>
+        <w:rPr>
+          <w:b/>
+        </w:rPr>
+        <w:t>input</w:t>
+      </w:r>
+      <w:r>
+        <w:rPr>
+          <w:b w:val="0"/>
+        </w:rPr>
+        <w:t xml:space="preserve"> or the procedure.</w:t>
+      </w:r>
+    </w:p>
+    <w:p>
+      <w:pPr>
+        <w:spacing w:line="336" w:lineRule="auto" w:after="180"/>
+        <w:shd w:fill="F4F9FC"/>
+      </w:pPr>
+      <w:r>
+        <w:rPr>
+          <w:b w:val="0"/>
+        </w:rPr>
+        <w:t xml:space="preserve">3. This one example guarantees correct results for every future </w:t>
+      </w:r>
+      <w:r>
+        <w:rPr>
+          <w:b/>
+        </w:rPr>
+        <w:t>input</w:t>
+      </w:r>
+      <w:r>
+        <w:rPr>
+          <w:b w:val="0"/>
+        </w:rPr>
+        <w:t>.</w:t>
+      </w:r>
+    </w:p>
+    <w:p>
+      <w:pPr>
+        <w:pStyle w:val="Heading3"/>
+      </w:pPr>
+      <w:r>
         <w:t>My selected conclusion, deciding fact and explanation</w:t>
       </w:r>
     </w:p>
@@ -2253,36 +4068,165 @@
       </w:r>
     </w:p>
     <w:p>
-      <w:r>
+      <w:pPr>
+        <w:pStyle w:val="Heading3"/>
+      </w:pPr>
+      <w:r>
+        <w:t>Hint · try first</w:t>
+      </w:r>
+    </w:p>
+    <w:p>
+      <w:pPr>
+        <w:spacing w:line="336" w:lineRule="auto" w:after="180"/>
+        <w:shd w:fill="F1F6F8"/>
+      </w:pPr>
+      <w:r>
+        <w:rPr>
+          <w:b w:val="0"/>
+        </w:rPr>
         <w:t>Hint if needed: Use the changed condition and the deciding step in the pictorial trace. The answer must say what follows from those facts.</w:t>
       </w:r>
     </w:p>
     <w:p>
-      <w:r>
-        <w:t>After your attempt, compare with the supported explanation: Declare them previously exposed rather than untouched final evidence. Rubric development already used those answers.</w:t>
-      </w:r>
-    </w:p>
-    <w:p>
       <w:pPr>
         <w:pStyle w:val="Heading3"/>
       </w:pPr>
       <w:r>
+        <w:t>Feedback · compare after trying</w:t>
+      </w:r>
+    </w:p>
+    <w:p>
+      <w:pPr>
+        <w:spacing w:line="336" w:lineRule="auto" w:after="180"/>
+        <w:shd w:fill="F1F6FC"/>
+      </w:pPr>
+      <w:r>
+        <w:rPr>
+          <w:b w:val="0"/>
+        </w:rPr>
+        <w:t xml:space="preserve">After your attempt, compare with the supported explanation: Declare them previously exposed rather than untouched final </w:t>
+      </w:r>
+      <w:r>
+        <w:rPr>
+          <w:b/>
+        </w:rPr>
+        <w:t>evidence</w:t>
+      </w:r>
+      <w:r>
+        <w:rPr>
+          <w:b w:val="0"/>
+        </w:rPr>
+        <w:t>. Rubric development already used those answers.</w:t>
+      </w:r>
+    </w:p>
+    <w:p>
+      <w:pPr>
+        <w:pStyle w:val="Heading3"/>
+      </w:pPr>
+      <w:r>
         <w:t>Repair a missing building block</w:t>
       </w:r>
     </w:p>
     <w:p>
-      <w:r>
-        <w:t>Review Predefining an analysis plan (ai-7/21). Goal: Explain the mechanism and terminology of predefining an analysis plan. Short practice: Apply the recorded exclusion rule. Can two readable model failures be removed, and how must a necessary later plan change be disclosed?. Return to this week and explain what you changed.</w:t>
-      </w:r>
-    </w:p>
-    <w:p>
-      <w:r>
-        <w:t>Review Research ethics and consent (ai-7/19). Goal: Explain the mechanism and terminology of research ethics and consent. Short practice: Identify which uses the drawing consent permits and excludes. Can the unrelated project reuse the drawings under this agreement, and what new authorisation would be needed?. Return to this week and explain what you changed.</w:t>
-      </w:r>
-    </w:p>
-    <w:p>
-      <w:r>
-        <w:t>Review Ablation studies (ai-7/16). Goal: Explain the mechanism and terminology of ablation studies. Short practice: Calculate the filter ablation’s two rates and count change. Which single component is altered, and why does also changing the model prevent isolating the filter?. Return to this week and explain what you changed.</w:t>
+      <w:pPr>
+        <w:spacing w:line="336" w:lineRule="auto" w:after="180"/>
+      </w:pPr>
+      <w:r>
+        <w:rPr>
+          <w:b w:val="0"/>
+        </w:rPr>
+        <w:t xml:space="preserve">Review Predefining an analysis plan (ai-7/21). Goal: Explain the </w:t>
+      </w:r>
+      <w:r>
+        <w:rPr>
+          <w:b/>
+        </w:rPr>
+        <w:t>mechanism</w:t>
+      </w:r>
+      <w:r>
+        <w:rPr>
+          <w:b w:val="0"/>
+        </w:rPr>
+        <w:t xml:space="preserve"> and terminology of predefining an analysis plan. Short practice: Apply the recorded exclusion rule.</w:t>
+      </w:r>
+    </w:p>
+    <w:p>
+      <w:pPr>
+        <w:spacing w:line="336" w:lineRule="auto" w:after="180"/>
+      </w:pPr>
+      <w:r>
+        <w:rPr>
+          <w:b w:val="0"/>
+        </w:rPr>
+        <w:t>Can two readable model failures be removed, and how must a necessary later plan change be disclosed?. Return to this week and explain what you changed.</w:t>
+      </w:r>
+    </w:p>
+    <w:p>
+      <w:pPr>
+        <w:spacing w:line="336" w:lineRule="auto" w:after="180"/>
+      </w:pPr>
+      <w:r>
+        <w:rPr>
+          <w:b w:val="0"/>
+        </w:rPr>
+        <w:t xml:space="preserve">Review Research ethics and consent (ai-7/19). Goal: Explain the </w:t>
+      </w:r>
+      <w:r>
+        <w:rPr>
+          <w:b/>
+        </w:rPr>
+        <w:t>mechanism</w:t>
+      </w:r>
+      <w:r>
+        <w:rPr>
+          <w:b w:val="0"/>
+        </w:rPr>
+        <w:t xml:space="preserve"> and terminology of research ethics and consent. Short practice: Identify which uses the drawing consent permits and excludes.</w:t>
+      </w:r>
+    </w:p>
+    <w:p>
+      <w:pPr>
+        <w:spacing w:line="336" w:lineRule="auto" w:after="180"/>
+      </w:pPr>
+      <w:r>
+        <w:rPr>
+          <w:b w:val="0"/>
+        </w:rPr>
+        <w:t>Can the unrelated project reuse the drawings under this agreement, and what new authorisation would be needed?. Return to this week and explain what you changed.</w:t>
+      </w:r>
+    </w:p>
+    <w:p>
+      <w:pPr>
+        <w:spacing w:line="336" w:lineRule="auto" w:after="180"/>
+      </w:pPr>
+      <w:r>
+        <w:rPr>
+          <w:b w:val="0"/>
+        </w:rPr>
+        <w:t xml:space="preserve">Review Ablation studies (ai-7/16). Goal: Explain the </w:t>
+      </w:r>
+      <w:r>
+        <w:rPr>
+          <w:b/>
+        </w:rPr>
+        <w:t>mechanism</w:t>
+      </w:r>
+      <w:r>
+        <w:rPr>
+          <w:b w:val="0"/>
+        </w:rPr>
+        <w:t xml:space="preserve"> and terminology of ablation studies. Short practice: Calculate the filter ablation’s two rates and count change.</w:t>
+      </w:r>
+    </w:p>
+    <w:p>
+      <w:pPr>
+        <w:spacing w:line="336" w:lineRule="auto" w:after="180"/>
+      </w:pPr>
+      <w:r>
+        <w:rPr>
+          <w:b w:val="0"/>
+        </w:rPr>
+        <w:t>Which single component is altered, and why does also changing the model prevent isolating the filter?. Return to this week and explain what you changed.</w:t>
       </w:r>
     </w:p>
     <w:p>
@@ -2294,8 +4238,675 @@
       </w:r>
     </w:p>
     <w:p>
-      <w:r>
-        <w:t>Use Download completed work in the hosted lesson to export your answers, reflections, practice feedback and code-run evidence. Open the HTML copy to read or print it. Drafts stay in this browser when storage is available; clear drafts on a shared device.</w:t>
+      <w:pPr>
+        <w:spacing w:line="336" w:lineRule="auto" w:after="180"/>
+      </w:pPr>
+      <w:r>
+        <w:rPr>
+          <w:b w:val="0"/>
+        </w:rPr>
+        <w:t xml:space="preserve">Use Download completed work in the hosted lesson to export your answers, reflections, practice feedback and code-run </w:t>
+      </w:r>
+      <w:r>
+        <w:rPr>
+          <w:b/>
+        </w:rPr>
+        <w:t>evidence</w:t>
+      </w:r>
+      <w:r>
+        <w:rPr>
+          <w:b w:val="0"/>
+        </w:rPr>
+        <w:t>. Open the HTML copy to read or print it.</w:t>
+      </w:r>
+    </w:p>
+    <w:p>
+      <w:pPr>
+        <w:spacing w:line="336" w:lineRule="auto" w:after="180"/>
+      </w:pPr>
+      <w:r>
+        <w:rPr>
+          <w:b w:val="0"/>
+        </w:rPr>
+        <w:t>Drafts stay in this browser when storage is available; clear drafts on a shared device.</w:t>
+      </w:r>
+    </w:p>
+    <w:p>
+      <w:pPr>
+        <w:pStyle w:val="Heading1"/>
+      </w:pPr>
+      <w:r>
+        <w:t>18. Visual concept journey</w:t>
+      </w:r>
+    </w:p>
+    <w:p>
+      <w:r>
+        <w:t>Explain each Pilot experiments graphic using its labels, deciding evidence and relevant limitation.</w:t>
+      </w:r>
+    </w:p>
+    <w:p>
+      <w:pPr>
+        <w:pStyle w:val="Heading3"/>
+      </w:pPr>
+      <w:r>
+        <w:t>01. Pilot experiments: the case</w:t>
+      </w:r>
+    </w:p>
+    <w:p>
+      <w:r>
+        <w:drawing>
+          <wp:inline xmlns:a="http://schemas.openxmlformats.org/drawingml/2006/main" xmlns:pic="http://schemas.openxmlformats.org/drawingml/2006/picture">
+            <wp:extent cx="5486400" cy="2834640"/>
+            <wp:docPr id="3" name="Picture 3" descr="A pilot tests the procedure. A pilot checks whether the team can score answers consistently before running the main study. Supplied facts: Two reviewers score four practice answers. They agree on three and disagree on one; these answers are excluded from final evaluation."/>
+            <wp:cNvGraphicFramePr>
+              <a:graphicFrameLocks noChangeAspect="1"/>
+            </wp:cNvGraphicFramePr>
+            <a:graphic>
+              <a:graphicData uri="http://schemas.openxmlformats.org/drawingml/2006/picture">
+                <pic:pic>
+                  <pic:nvPicPr>
+                    <pic:cNvPr id="0" name="academy-story-ai-7-22-01.png"/>
+                    <pic:cNvPicPr/>
+                  </pic:nvPicPr>
+                  <pic:blipFill>
+                    <a:blip r:embed="rId11"/>
+                    <a:stretch>
+                      <a:fillRect/>
+                    </a:stretch>
+                  </pic:blipFill>
+                  <pic:spPr>
+                    <a:xfrm>
+                      <a:off x="0" y="0"/>
+                      <a:ext cx="5486400" cy="2834640"/>
+                    </a:xfrm>
+                    <a:prstGeom prst="rect"/>
+                  </pic:spPr>
+                </pic:pic>
+              </a:graphicData>
+            </a:graphic>
+          </wp:inline>
+        </w:drawing>
+      </w:r>
+    </w:p>
+    <w:p>
+      <w:pPr>
+        <w:spacing w:line="336" w:lineRule="auto" w:after="180"/>
+      </w:pPr>
+      <w:r>
+        <w:rPr>
+          <w:b w:val="0"/>
+        </w:rPr>
+        <w:t xml:space="preserve">A </w:t>
+      </w:r>
+      <w:r>
+        <w:rPr>
+          <w:b/>
+        </w:rPr>
+        <w:t>pilot</w:t>
+      </w:r>
+      <w:r>
+        <w:rPr>
+          <w:b w:val="0"/>
+        </w:rPr>
+        <w:t xml:space="preserve"> tests the procedure. A </w:t>
+      </w:r>
+      <w:r>
+        <w:rPr>
+          <w:b/>
+        </w:rPr>
+        <w:t>pilot</w:t>
+      </w:r>
+      <w:r>
+        <w:rPr>
+          <w:b w:val="0"/>
+        </w:rPr>
+        <w:t xml:space="preserve"> checks whether the team can score answers consistently before running the main study. Supplied facts: Two reviewers score four practice answers.</w:t>
+      </w:r>
+    </w:p>
+    <w:p>
+      <w:pPr>
+        <w:spacing w:line="336" w:lineRule="auto" w:after="180"/>
+      </w:pPr>
+      <w:r>
+        <w:rPr>
+          <w:b w:val="0"/>
+        </w:rPr>
+        <w:t>They agree on three and disagree on one; these answers are excluded from final evaluation.</w:t>
+      </w:r>
+    </w:p>
+    <w:p>
+      <w:pPr>
+        <w:spacing w:line="336" w:lineRule="auto" w:after="180"/>
+        <w:shd w:fill="F5F1FB"/>
+      </w:pPr>
+      <w:r>
+        <w:rPr>
+          <w:b w:val="0"/>
+        </w:rPr>
+        <w:t>Point to the given fact that matters most. Explain why it matters.</w:t>
+      </w:r>
+    </w:p>
+    <w:p>
+      <w:pPr>
+        <w:pStyle w:val="Heading3"/>
+      </w:pPr>
+      <w:r>
+        <w:t>02. Follow the deciding steps</w:t>
+      </w:r>
+    </w:p>
+    <w:p>
+      <w:r>
+        <w:drawing>
+          <wp:inline xmlns:a="http://schemas.openxmlformats.org/drawingml/2006/main" xmlns:pic="http://schemas.openxmlformats.org/drawingml/2006/picture">
+            <wp:extent cx="5486400" cy="3182112"/>
+            <wp:docPr id="4" name="Picture 4" descr="Try the workflow: Both reviewers apply the draft rubric to four practice answers. → Measure agreement: Agreement is 3/4=75% on this pilot. → Repair the rubric: Discuss the disagreement and clarify the scoring rule before the main run."/>
+            <wp:cNvGraphicFramePr>
+              <a:graphicFrameLocks noChangeAspect="1"/>
+            </wp:cNvGraphicFramePr>
+            <a:graphic>
+              <a:graphicData uri="http://schemas.openxmlformats.org/drawingml/2006/picture">
+                <pic:pic>
+                  <pic:nvPicPr>
+                    <pic:cNvPr id="0" name="academy-story-ai-7-22-02.png"/>
+                    <pic:cNvPicPr/>
+                  </pic:nvPicPr>
+                  <pic:blipFill>
+                    <a:blip r:embed="rId12"/>
+                    <a:stretch>
+                      <a:fillRect/>
+                    </a:stretch>
+                  </pic:blipFill>
+                  <pic:spPr>
+                    <a:xfrm>
+                      <a:off x="0" y="0"/>
+                      <a:ext cx="5486400" cy="3182112"/>
+                    </a:xfrm>
+                    <a:prstGeom prst="rect"/>
+                  </pic:spPr>
+                </pic:pic>
+              </a:graphicData>
+            </a:graphic>
+          </wp:inline>
+        </w:drawing>
+      </w:r>
+    </w:p>
+    <w:p>
+      <w:pPr>
+        <w:spacing w:line="336" w:lineRule="auto" w:after="180"/>
+      </w:pPr>
+      <w:r>
+        <w:rPr>
+          <w:b w:val="0"/>
+        </w:rPr>
+        <w:t xml:space="preserve">Try the workflow: Both reviewers apply the draft rubric to four practice answers. → Measure agreement: Agreement is 3/4=75% on this </w:t>
+      </w:r>
+      <w:r>
+        <w:rPr>
+          <w:b/>
+        </w:rPr>
+        <w:t>pilot</w:t>
+      </w:r>
+      <w:r>
+        <w:rPr>
+          <w:b w:val="0"/>
+        </w:rPr>
+        <w:t>. → Repair the rubric: Discuss the disagreement and clarify the scoring rule before the main run.</w:t>
+      </w:r>
+    </w:p>
+    <w:p>
+      <w:pPr>
+        <w:spacing w:line="336" w:lineRule="auto" w:after="180"/>
+        <w:shd w:fill="F5F1FB"/>
+      </w:pPr>
+      <w:r>
+        <w:rPr>
+          <w:b w:val="0"/>
+        </w:rPr>
+        <w:t xml:space="preserve">Point to each numbered stage and explain which recorded </w:t>
+      </w:r>
+      <w:r>
+        <w:rPr>
+          <w:b/>
+        </w:rPr>
+        <w:t>input</w:t>
+      </w:r>
+      <w:r>
+        <w:rPr>
+          <w:b w:val="0"/>
+        </w:rPr>
+        <w:t xml:space="preserve"> it uses.</w:t>
+      </w:r>
+    </w:p>
+    <w:p>
+      <w:pPr>
+        <w:pStyle w:val="Heading3"/>
+      </w:pPr>
+      <w:r>
+        <w:t>03. Reviewer agreement on four pilot answers</w:t>
+      </w:r>
+    </w:p>
+    <w:p>
+      <w:r>
+        <w:drawing>
+          <wp:inline xmlns:a="http://schemas.openxmlformats.org/drawingml/2006/main" xmlns:pic="http://schemas.openxmlformats.org/drawingml/2006/picture">
+            <wp:extent cx="5486400" cy="2834640"/>
+            <wp:docPr id="5" name="Picture 5" descr="Reviewer agreement on four pilot answers. Units: pilot answers out of 4. Agree: 3. Disagree: 1."/>
+            <wp:cNvGraphicFramePr>
+              <a:graphicFrameLocks noChangeAspect="1"/>
+            </wp:cNvGraphicFramePr>
+            <a:graphic>
+              <a:graphicData uri="http://schemas.openxmlformats.org/drawingml/2006/picture">
+                <pic:pic>
+                  <pic:nvPicPr>
+                    <pic:cNvPr id="0" name="academy-story-ai-7-22-03.png"/>
+                    <pic:cNvPicPr/>
+                  </pic:nvPicPr>
+                  <pic:blipFill>
+                    <a:blip r:embed="rId13"/>
+                    <a:stretch>
+                      <a:fillRect/>
+                    </a:stretch>
+                  </pic:blipFill>
+                  <pic:spPr>
+                    <a:xfrm>
+                      <a:off x="0" y="0"/>
+                      <a:ext cx="5486400" cy="2834640"/>
+                    </a:xfrm>
+                    <a:prstGeom prst="rect"/>
+                  </pic:spPr>
+                </pic:pic>
+              </a:graphicData>
+            </a:graphic>
+          </wp:inline>
+        </w:drawing>
+      </w:r>
+    </w:p>
+    <w:p>
+      <w:pPr>
+        <w:spacing w:line="336" w:lineRule="auto" w:after="180"/>
+      </w:pPr>
+      <w:r>
+        <w:rPr>
+          <w:b w:val="0"/>
+        </w:rPr>
+        <w:t xml:space="preserve">Reviewer agreement on four </w:t>
+      </w:r>
+      <w:r>
+        <w:rPr>
+          <w:b/>
+        </w:rPr>
+        <w:t>pilot</w:t>
+      </w:r>
+      <w:r>
+        <w:rPr>
+          <w:b w:val="0"/>
+        </w:rPr>
+        <w:t xml:space="preserve"> answers. Units: </w:t>
+      </w:r>
+      <w:r>
+        <w:rPr>
+          <w:b/>
+        </w:rPr>
+        <w:t>pilot</w:t>
+      </w:r>
+      <w:r>
+        <w:rPr>
+          <w:b w:val="0"/>
+        </w:rPr>
+        <w:t xml:space="preserve"> answers out of 4. Agree: 3. Disagree: 1.</w:t>
+      </w:r>
+    </w:p>
+    <w:p>
+      <w:pPr>
+        <w:spacing w:line="336" w:lineRule="auto" w:after="180"/>
+        <w:shd w:fill="F5F1FB"/>
+      </w:pPr>
+      <w:r>
+        <w:rPr>
+          <w:b w:val="0"/>
+        </w:rPr>
+        <w:t>Read the labels and values. Explain the relationship the model shows.</w:t>
+      </w:r>
+    </w:p>
+    <w:p>
+      <w:pPr>
+        <w:pStyle w:val="Heading3"/>
+      </w:pPr>
+      <w:r>
+        <w:t>04. Change one thing. Trace what follows.</w:t>
+      </w:r>
+    </w:p>
+    <w:p>
+      <w:r>
+        <w:drawing>
+          <wp:inline xmlns:a="http://schemas.openxmlformats.org/drawingml/2006/main" xmlns:pic="http://schemas.openxmlformats.org/drawingml/2006/picture">
+            <wp:extent cx="5486400" cy="3026664"/>
+            <wp:docPr id="6" name="Picture 6" descr="Original case: Discuss the disagreement and clarify the scoring rule before the main run. Changed condition: Add the corrected pilot answers into final evaluation. Expected result: Declare them previously exposed rather than untouched final evidence. Reason: Rubric development already used those answers."/>
+            <wp:cNvGraphicFramePr>
+              <a:graphicFrameLocks noChangeAspect="1"/>
+            </wp:cNvGraphicFramePr>
+            <a:graphic>
+              <a:graphicData uri="http://schemas.openxmlformats.org/drawingml/2006/picture">
+                <pic:pic>
+                  <pic:nvPicPr>
+                    <pic:cNvPr id="0" name="academy-story-ai-7-22-04.png"/>
+                    <pic:cNvPicPr/>
+                  </pic:nvPicPr>
+                  <pic:blipFill>
+                    <a:blip r:embed="rId14"/>
+                    <a:stretch>
+                      <a:fillRect/>
+                    </a:stretch>
+                  </pic:blipFill>
+                  <pic:spPr>
+                    <a:xfrm>
+                      <a:off x="0" y="0"/>
+                      <a:ext cx="5486400" cy="3026664"/>
+                    </a:xfrm>
+                    <a:prstGeom prst="rect"/>
+                  </pic:spPr>
+                </pic:pic>
+              </a:graphicData>
+            </a:graphic>
+          </wp:inline>
+        </w:drawing>
+      </w:r>
+    </w:p>
+    <w:p>
+      <w:pPr>
+        <w:spacing w:line="336" w:lineRule="auto" w:after="180"/>
+      </w:pPr>
+      <w:r>
+        <w:rPr>
+          <w:b w:val="0"/>
+        </w:rPr>
+        <w:t xml:space="preserve">Original case: Discuss the disagreement and clarify the scoring rule before the main run. Changed condition: Add the corrected </w:t>
+      </w:r>
+      <w:r>
+        <w:rPr>
+          <w:b/>
+        </w:rPr>
+        <w:t>pilot</w:t>
+      </w:r>
+      <w:r>
+        <w:rPr>
+          <w:b w:val="0"/>
+        </w:rPr>
+        <w:t xml:space="preserve"> answers into final evaluation.</w:t>
+      </w:r>
+    </w:p>
+    <w:p>
+      <w:pPr>
+        <w:spacing w:line="336" w:lineRule="auto" w:after="180"/>
+      </w:pPr>
+      <w:r>
+        <w:rPr>
+          <w:b w:val="0"/>
+        </w:rPr>
+        <w:t xml:space="preserve">Expected result: Declare them previously exposed rather than untouched final </w:t>
+      </w:r>
+      <w:r>
+        <w:rPr>
+          <w:b/>
+        </w:rPr>
+        <w:t>evidence</w:t>
+      </w:r>
+      <w:r>
+        <w:rPr>
+          <w:b w:val="0"/>
+        </w:rPr>
+        <w:t>. Reason: Rubric development already used those answers.</w:t>
+      </w:r>
+    </w:p>
+    <w:p>
+      <w:pPr>
+        <w:spacing w:line="336" w:lineRule="auto" w:after="180"/>
+        <w:shd w:fill="F5F1FB"/>
+      </w:pPr>
+      <w:r>
+        <w:rPr>
+          <w:b w:val="0"/>
+        </w:rPr>
+        <w:t>Predict before checking the worked changed-case result. Name what changed and what the supplied facts allow you to conclude.</w:t>
+      </w:r>
+    </w:p>
+    <w:p>
+      <w:pPr>
+        <w:pStyle w:val="Heading3"/>
+      </w:pPr>
+      <w:r>
+        <w:t>05. Connect the explanation to its limit</w:t>
+      </w:r>
+    </w:p>
+    <w:p>
+      <w:r>
+        <w:drawing>
+          <wp:inline xmlns:a="http://schemas.openxmlformats.org/drawingml/2006/main" xmlns:pic="http://schemas.openxmlformats.org/drawingml/2006/picture">
+            <wp:extent cx="5486400" cy="2834640"/>
+            <wp:docPr id="7" name="Picture 7" descr="A pilot can reveal missing instructions, practical delays or ambiguous scoring. It is preparation, not an untouched final estimate after the team uses it to revise methods. Limit: Four pilot answers do not establish long-run reviewer reliability or a stable performance effect."/>
+            <wp:cNvGraphicFramePr>
+              <a:graphicFrameLocks noChangeAspect="1"/>
+            </wp:cNvGraphicFramePr>
+            <a:graphic>
+              <a:graphicData uri="http://schemas.openxmlformats.org/drawingml/2006/picture">
+                <pic:pic>
+                  <pic:nvPicPr>
+                    <pic:cNvPr id="0" name="academy-story-ai-7-22-05.png"/>
+                    <pic:cNvPicPr/>
+                  </pic:nvPicPr>
+                  <pic:blipFill>
+                    <a:blip r:embed="rId15"/>
+                    <a:stretch>
+                      <a:fillRect/>
+                    </a:stretch>
+                  </pic:blipFill>
+                  <pic:spPr>
+                    <a:xfrm>
+                      <a:off x="0" y="0"/>
+                      <a:ext cx="5486400" cy="2834640"/>
+                    </a:xfrm>
+                    <a:prstGeom prst="rect"/>
+                  </pic:spPr>
+                </pic:pic>
+              </a:graphicData>
+            </a:graphic>
+          </wp:inline>
+        </w:drawing>
+      </w:r>
+    </w:p>
+    <w:p>
+      <w:pPr>
+        <w:spacing w:line="336" w:lineRule="auto" w:after="180"/>
+      </w:pPr>
+      <w:r>
+        <w:rPr>
+          <w:b w:val="0"/>
+        </w:rPr>
+        <w:t xml:space="preserve">A </w:t>
+      </w:r>
+      <w:r>
+        <w:rPr>
+          <w:b/>
+        </w:rPr>
+        <w:t>pilot</w:t>
+      </w:r>
+      <w:r>
+        <w:rPr>
+          <w:b w:val="0"/>
+        </w:rPr>
+        <w:t xml:space="preserve"> can reveal missing instructions, practical delays or ambiguous scoring. It is preparation, not an untouched final estimate after the team uses it to revise methods.</w:t>
+      </w:r>
+    </w:p>
+    <w:p>
+      <w:pPr>
+        <w:spacing w:line="336" w:lineRule="auto" w:after="180"/>
+      </w:pPr>
+      <w:r>
+        <w:rPr>
+          <w:b w:val="0"/>
+        </w:rPr>
+        <w:t xml:space="preserve">Limit: Four </w:t>
+      </w:r>
+      <w:r>
+        <w:rPr>
+          <w:b/>
+        </w:rPr>
+        <w:t>pilot</w:t>
+      </w:r>
+      <w:r>
+        <w:rPr>
+          <w:b w:val="0"/>
+        </w:rPr>
+        <w:t xml:space="preserve"> answers do not establish long-run reviewer reliability or a stable performance effect.</w:t>
+      </w:r>
+    </w:p>
+    <w:p>
+      <w:pPr>
+        <w:spacing w:line="336" w:lineRule="auto" w:after="180"/>
+        <w:shd w:fill="F5F1FB"/>
+      </w:pPr>
+      <w:r>
+        <w:rPr>
+          <w:b w:val="0"/>
+        </w:rPr>
+        <w:t>Explain the case, then point to a limit on the claim.</w:t>
+      </w:r>
+    </w:p>
+    <w:p>
+      <w:pPr>
+        <w:pStyle w:val="Heading3"/>
+      </w:pPr>
+      <w:r>
+        <w:t>06. Make the idea visible in your project</w:t>
+      </w:r>
+    </w:p>
+    <w:p>
+      <w:r>
+        <w:drawing>
+          <wp:inline xmlns:a="http://schemas.openxmlformats.org/drawingml/2006/main" xmlns:pic="http://schemas.openxmlformats.org/drawingml/2006/picture">
+            <wp:extent cx="5486400" cy="3681984"/>
+            <wp:docPr id="8" name="Picture 8" descr="For the Reproducible AI Research Study, retain an annotated worked trace and the changed-case reasoning. Connect the claim to its records, units and assumptions so another investigator can challenge or reproduce it. Draw your input, deciding step, result and limit. Supported question: Calculate reviewer agreement on the four pilot answers. What can the disagreement improve, and why are those revised practice answers not untouched final evidence?"/>
+            <wp:cNvGraphicFramePr>
+              <a:graphicFrameLocks noChangeAspect="1"/>
+            </wp:cNvGraphicFramePr>
+            <a:graphic>
+              <a:graphicData uri="http://schemas.openxmlformats.org/drawingml/2006/picture">
+                <pic:pic>
+                  <pic:nvPicPr>
+                    <pic:cNvPr id="0" name="academy-story-ai-7-22-06.png"/>
+                    <pic:cNvPicPr/>
+                  </pic:nvPicPr>
+                  <pic:blipFill>
+                    <a:blip r:embed="rId16"/>
+                    <a:stretch>
+                      <a:fillRect/>
+                    </a:stretch>
+                  </pic:blipFill>
+                  <pic:spPr>
+                    <a:xfrm>
+                      <a:off x="0" y="0"/>
+                      <a:ext cx="5486400" cy="3681984"/>
+                    </a:xfrm>
+                    <a:prstGeom prst="rect"/>
+                  </pic:spPr>
+                </pic:pic>
+              </a:graphicData>
+            </a:graphic>
+          </wp:inline>
+        </w:drawing>
+      </w:r>
+    </w:p>
+    <w:p>
+      <w:pPr>
+        <w:spacing w:line="336" w:lineRule="auto" w:after="180"/>
+      </w:pPr>
+      <w:r>
+        <w:rPr>
+          <w:b w:val="0"/>
+        </w:rPr>
+        <w:t>For the Reproducible AI Research Study, retain an annotated worked trace and the changed-case reasoning. Connect the claim to its records, units and assumptions so another investigator can challenge or reproduce it.</w:t>
+      </w:r>
+    </w:p>
+    <w:p>
+      <w:pPr>
+        <w:spacing w:line="336" w:lineRule="auto" w:after="180"/>
+      </w:pPr>
+      <w:r>
+        <w:rPr>
+          <w:b w:val="0"/>
+        </w:rPr>
+        <w:t xml:space="preserve">Draw your </w:t>
+      </w:r>
+      <w:r>
+        <w:rPr>
+          <w:b/>
+        </w:rPr>
+        <w:t>input</w:t>
+      </w:r>
+      <w:r>
+        <w:rPr>
+          <w:b w:val="0"/>
+        </w:rPr>
+        <w:t xml:space="preserve">, deciding step, result and limit. Supported question: Calculate reviewer agreement on the four </w:t>
+      </w:r>
+      <w:r>
+        <w:rPr>
+          <w:b/>
+        </w:rPr>
+        <w:t>pilot</w:t>
+      </w:r>
+      <w:r>
+        <w:rPr>
+          <w:b w:val="0"/>
+        </w:rPr>
+        <w:t xml:space="preserve"> answers.</w:t>
+      </w:r>
+    </w:p>
+    <w:p>
+      <w:pPr>
+        <w:spacing w:line="336" w:lineRule="auto" w:after="180"/>
+      </w:pPr>
+      <w:r>
+        <w:rPr>
+          <w:b w:val="0"/>
+        </w:rPr>
+        <w:t xml:space="preserve">What can the disagreement improve, and why are those revised practice answers not untouched final </w:t>
+      </w:r>
+      <w:r>
+        <w:rPr>
+          <w:b/>
+        </w:rPr>
+        <w:t>evidence</w:t>
+      </w:r>
+      <w:r>
+        <w:rPr>
+          <w:b w:val="0"/>
+        </w:rPr>
+        <w:t>?</w:t>
+      </w:r>
+    </w:p>
+    <w:p>
+      <w:pPr>
+        <w:spacing w:line="336" w:lineRule="auto" w:after="180"/>
+        <w:shd w:fill="F5F1FB"/>
+      </w:pPr>
+      <w:r>
+        <w:rPr>
+          <w:b w:val="0"/>
+        </w:rPr>
+        <w:t xml:space="preserve">Draw your project trace and justify the deciding step using </w:t>
+      </w:r>
+      <w:r>
+        <w:rPr>
+          <w:b/>
+        </w:rPr>
+        <w:t>evidence</w:t>
+      </w:r>
+      <w:r>
+        <w:rPr>
+          <w:b w:val="0"/>
+        </w:rPr>
+        <w:t>.</w:t>
       </w:r>
     </w:p>
     <w:sectPr>

--- a/downloads/student/ai-7-week-22.docx
+++ b/downloads/student/ai-7-week-22.docx
@@ -25,12 +25,17 @@
         <w:pStyle w:val="Heading1"/>
       </w:pPr>
       <w:r>
-        <w:t>Before you start</w:t>
-      </w:r>
-    </w:p>
-    <w:p>
-      <w:r>
-        <w:t>Recall Predefining an analysis plan. Explain why a recorded result needs its input conditions and evidence source before it can support a claim.</w:t>
+        <w:t>Use the pilot to repair the procedure before the primary study</w:t>
+      </w:r>
+    </w:p>
+    <w:p>
+      <w:r>
+        <w:t>Preserve pilot defects and revisions while keeping new primary evidence separate.</w:t>
+      </w:r>
+    </w:p>
+    <w:p>
+      <w:r>
+        <w:t>Question and contract → complete main ledger → separate picture → boundary probes → investigation → independent attempt.</w:t>
       </w:r>
     </w:p>
     <w:p>
@@ -38,20 +43,20 @@
         <w:pStyle w:val="Heading1"/>
       </w:pPr>
       <w:r>
-        <w:t>01. Your mission</w:t>
-      </w:r>
-    </w:p>
-    <w:p>
-      <w:r>
-        <w:t>Start with the target: Explain the mechanism and terminology of pilot experiments. Try the recall before opening notes.</w:t>
-      </w:r>
-    </w:p>
-    <w:p>
-      <w:pPr>
-        <w:pStyle w:val="Heading3"/>
-      </w:pPr>
-      <w:r>
-        <w:t>Your learning target</w:t>
+        <w:t>01. Use the pilot to repair the procedure before the primary study</w:t>
+      </w:r>
+    </w:p>
+    <w:p>
+      <w:r>
+        <w:t>Preserve pilot defects and revisions while keeping new primary evidence separate.</w:t>
+      </w:r>
+    </w:p>
+    <w:p>
+      <w:pPr>
+        <w:pStyle w:val="Heading2"/>
+      </w:pPr>
+      <w:r>
+        <w:t>Learning goals</w:t>
       </w:r>
     </w:p>
     <w:p>
@@ -113,10 +118,10 @@
     </w:p>
     <w:p>
       <w:pPr>
-        <w:pStyle w:val="Heading3"/>
-      </w:pPr>
-      <w:r>
-        <w:t>Remember before reading</w:t>
+        <w:pStyle w:val="Heading2"/>
+      </w:pPr>
+      <w:r>
+        <w:t>Retrieve before reading</w:t>
       </w:r>
     </w:p>
     <w:p>
@@ -188,6 +193,100 @@
     </w:p>
     <w:p>
       <w:pPr>
+        <w:pStyle w:val="Heading2"/>
+      </w:pPr>
+      <w:r>
+        <w:t>Starting explanation</w:t>
+      </w:r>
+    </w:p>
+    <w:p>
+      <w:pPr>
+        <w:pStyle w:val="ListBullet"/>
+      </w:pPr>
+      <w:r>
+        <w:t>Recall Predefining an analysis plan. Explain why a recorded result needs its input conditions and evidence source before it can support a claim.</w:t>
+      </w:r>
+    </w:p>
+    <w:p>
+      <w:pPr>
+        <w:pStyle w:val="Heading3"/>
+      </w:pPr>
+      <w:r>
+        <w:t>My starting explanation</w:t>
+      </w:r>
+    </w:p>
+    <w:p>
+      <w:r>
+        <w:t>________________________________________________________________</w:t>
+      </w:r>
+    </w:p>
+    <w:p>
+      <w:r>
+        <w:t>________________________________________________________________</w:t>
+      </w:r>
+    </w:p>
+    <w:p>
+      <w:r>
+        <w:t>________________________________________________________________</w:t>
+      </w:r>
+    </w:p>
+    <w:p>
+      <w:pPr>
+        <w:pStyle w:val="Heading2"/>
+      </w:pPr>
+      <w:r>
+        <w:t>End goal</w:t>
+      </w:r>
+    </w:p>
+    <w:p>
+      <w:pPr>
+        <w:spacing w:line="336" w:lineRule="auto" w:after="180"/>
+      </w:pPr>
+      <w:r>
+        <w:rPr>
+          <w:b w:val="0"/>
+        </w:rPr>
+        <w:t xml:space="preserve">Explain </w:t>
+      </w:r>
+      <w:r>
+        <w:rPr>
+          <w:b/>
+        </w:rPr>
+        <w:t>pilot</w:t>
+      </w:r>
+      <w:r>
+        <w:rPr>
+          <w:b w:val="0"/>
+        </w:rPr>
+        <w:t xml:space="preserve"> experiments using the records and boundaries of this fictional investigation.</w:t>
+      </w:r>
+    </w:p>
+    <w:p>
+      <w:pPr>
+        <w:pStyle w:val="Heading2"/>
+      </w:pPr>
+      <w:r>
+        <w:t>Earlier wording, alternatives and picture transcripts · reference / check after trying</w:t>
+      </w:r>
+    </w:p>
+    <w:p>
+      <w:pPr>
+        <w:pStyle w:val="Heading3"/>
+      </w:pPr>
+      <w:r>
+        <w:t>Your learning target</w:t>
+      </w:r>
+    </w:p>
+    <w:p>
+      <w:pPr>
+        <w:pStyle w:val="Heading3"/>
+      </w:pPr>
+      <w:r>
+        <w:t>Remember before reading</w:t>
+      </w:r>
+    </w:p>
+    <w:p>
+      <w:pPr>
         <w:spacing w:line="336" w:lineRule="auto" w:after="180"/>
       </w:pPr>
       <w:r>
@@ -264,13 +363,634 @@
     </w:p>
     <w:p>
       <w:pPr>
+        <w:pStyle w:val="Heading3"/>
+      </w:pPr>
+      <w:r>
+        <w:t>This week’s end goal</w:t>
+      </w:r>
+    </w:p>
+    <w:p>
+      <w:pPr>
+        <w:pStyle w:val="Heading1"/>
+      </w:pPr>
+      <w:r>
+        <w:t>02. Understand the question and evidence contract</w:t>
+      </w:r>
+    </w:p>
+    <w:p>
+      <w:r>
+        <w:t>Preserve pilot defects and revisions while keeping new primary evidence separate.</w:t>
+      </w:r>
+    </w:p>
+    <w:p>
+      <w:pPr>
+        <w:pStyle w:val="Heading2"/>
+      </w:pPr>
+      <w:r>
+        <w:t>Start with the research problem</w:t>
+      </w:r>
+    </w:p>
+    <w:p>
+      <w:pPr>
         <w:spacing w:line="336" w:lineRule="auto" w:after="180"/>
       </w:pPr>
       <w:r>
         <w:rPr>
           <w:b w:val="0"/>
         </w:rPr>
-        <w:t xml:space="preserve">Recall Predefining an analysis plan. Explain why a recorded result needs its </w:t>
+        <w:t>A pilot is a rehearsal of the measurement and study procedure. Can the team capture records, interpret the rubric and calculate the planned result? Discovering a defect is useful development evidence. Once that evidence guides a repair, it is no longer an untouched evaluation of the final procedure. Save what failed, what changed and why, then freeze the revised method before using newly reserved primary cases.</w:t>
+      </w:r>
+    </w:p>
+    <w:p>
+      <w:pPr>
+        <w:pStyle w:val="Heading2"/>
+      </w:pPr>
+      <w:r>
+        <w:t>Original concept explanation</w:t>
+      </w:r>
+    </w:p>
+    <w:p>
+      <w:pPr>
+        <w:spacing w:line="336" w:lineRule="auto" w:after="180"/>
+      </w:pPr>
+      <w:r>
+        <w:rPr>
+          <w:b w:val="0"/>
+        </w:rPr>
+        <w:t xml:space="preserve">A </w:t>
+      </w:r>
+      <w:r>
+        <w:rPr>
+          <w:b/>
+        </w:rPr>
+        <w:t>pilot</w:t>
+      </w:r>
+      <w:r>
+        <w:rPr>
+          <w:b w:val="0"/>
+        </w:rPr>
+        <w:t xml:space="preserve"> checks </w:t>
+      </w:r>
+      <w:r>
+        <w:rPr>
+          <w:b/>
+        </w:rPr>
+        <w:t>feasibility</w:t>
+      </w:r>
+      <w:r>
+        <w:rPr>
+          <w:b w:val="0"/>
+        </w:rPr>
+        <w:t xml:space="preserve">, measurement and failure handling before the primary study. </w:t>
+      </w:r>
+      <w:r>
+        <w:rPr>
+          <w:b/>
+        </w:rPr>
+        <w:t>Pilot</w:t>
+      </w:r>
+      <w:r>
+        <w:rPr>
+          <w:b w:val="0"/>
+        </w:rPr>
+        <w:t xml:space="preserve"> results used for revision are development </w:t>
+      </w:r>
+      <w:r>
+        <w:rPr>
+          <w:b/>
+        </w:rPr>
+        <w:t>evidence</w:t>
+      </w:r>
+      <w:r>
+        <w:rPr>
+          <w:b w:val="0"/>
+        </w:rPr>
+        <w:t>.</w:t>
+      </w:r>
+    </w:p>
+    <w:p>
+      <w:pPr>
+        <w:pStyle w:val="Heading2"/>
+      </w:pPr>
+      <w:r>
+        <w:t>Complete case inputs, rules and limits</w:t>
+      </w:r>
+    </w:p>
+    <w:tbl>
+      <w:tblPr>
+        <w:tblStyle w:val="LightShading-Accent1"/>
+        <w:tblW w:type="auto" w:w="0"/>
+        <w:tblLook w:firstColumn="1" w:firstRow="1" w:lastColumn="0" w:lastRow="0" w:noHBand="0" w:noVBand="1" w:val="04A0"/>
+      </w:tblPr>
+      <w:tblGrid>
+        <w:gridCol w:w="5112"/>
+        <w:gridCol w:w="5112"/>
+      </w:tblGrid>
+      <w:tr>
+        <w:trPr>
+          <w:tblHeader/>
+        </w:trPr>
+        <w:tc>
+          <w:tcPr>
+            <w:tcW w:type="dxa" w:w="5112"/>
+          </w:tcPr>
+          <w:p>
+            <w:r>
+              <w:t>Pilot item</w:t>
+            </w:r>
+          </w:p>
+        </w:tc>
+        <w:tc>
+          <w:tcPr>
+            <w:tcW w:type="dxa" w:w="5112"/>
+          </w:tcPr>
+          <w:p>
+            <w:r>
+              <w:t>Complete supplied exercise contract</w:t>
+            </w:r>
+          </w:p>
+        </w:tc>
+      </w:tr>
+      <w:tr>
+        <w:tc>
+          <w:tcPr>
+            <w:tcW w:type="dxa" w:w="5112"/>
+          </w:tcPr>
+          <w:p>
+            <w:r>
+              <w:t>Main pilot</w:t>
+            </w:r>
+          </w:p>
+        </w:tc>
+        <w:tc>
+          <w:tcPr>
+            <w:tcW w:type="dxa" w:w="5112"/>
+          </w:tcPr>
+          <w:p>
+            <w:r>
+              <w:t>Five cases reveal wrong units in duration logs</w:t>
+            </w:r>
+          </w:p>
+        </w:tc>
+      </w:tr>
+      <w:tr>
+        <w:tc>
+          <w:tcPr>
+            <w:tcW w:type="dxa" w:w="5112"/>
+          </w:tcPr>
+          <w:p>
+            <w:r>
+              <w:t>Known defect</w:t>
+            </w:r>
+          </w:p>
+        </w:tc>
+        <w:tc>
+          <w:tcPr>
+            <w:tcW w:type="dxa" w:w="5112"/>
+          </w:tcPr>
+          <w:p>
+            <w:r>
+              <w:t>Unit handling is wrong; actual values and conversion direction are not supplied</w:t>
+            </w:r>
+          </w:p>
+        </w:tc>
+      </w:tr>
+      <w:tr>
+        <w:tc>
+          <w:tcPr>
+            <w:tcW w:type="dxa" w:w="5112"/>
+          </w:tcPr>
+          <w:p>
+            <w:r>
+              <w:t>Repair record</w:t>
+            </w:r>
+          </w:p>
+        </w:tc>
+        <w:tc>
+          <w:tcPr>
+            <w:tcW w:type="dxa" w:w="5112"/>
+          </w:tcPr>
+          <w:p>
+            <w:r>
+              <w:t>Preserve original log, corrected interpretation, unit definition and method version</w:t>
+            </w:r>
+          </w:p>
+        </w:tc>
+      </w:tr>
+      <w:tr>
+        <w:tc>
+          <w:tcPr>
+            <w:tcW w:type="dxa" w:w="5112"/>
+          </w:tcPr>
+          <w:p>
+            <w:r>
+              <w:t>Primary comparison</w:t>
+            </w:r>
+          </w:p>
+        </w:tc>
+        <w:tc>
+          <w:tcPr>
+            <w:tcW w:type="dxa" w:w="5112"/>
+          </w:tcPr>
+          <w:p>
+            <w:r>
+              <w:t>Use newly reserved cases after the revised method is fixed</w:t>
+            </w:r>
+          </w:p>
+        </w:tc>
+      </w:tr>
+      <w:tr>
+        <w:tc>
+          <w:tcPr>
+            <w:tcW w:type="dxa" w:w="5112"/>
+          </w:tcPr>
+          <w:p>
+            <w:r>
+              <w:t>Separate picture</w:t>
+            </w:r>
+          </w:p>
+        </w:tc>
+        <w:tc>
+          <w:tcPr>
+            <w:tcW w:type="dxa" w:w="5112"/>
+          </w:tcPr>
+          <w:p>
+            <w:r>
+              <w:t>Two reviewers score four practice answers; agree on three, disagree on one</w:t>
+            </w:r>
+          </w:p>
+        </w:tc>
+      </w:tr>
+      <w:tr>
+        <w:tc>
+          <w:tcPr>
+            <w:tcW w:type="dxa" w:w="5112"/>
+          </w:tcPr>
+          <w:p>
+            <w:r>
+              <w:t>Picture data role</w:t>
+            </w:r>
+          </w:p>
+        </w:tc>
+        <w:tc>
+          <w:tcPr>
+            <w:tcW w:type="dxa" w:w="5112"/>
+          </w:tcPr>
+          <w:p>
+            <w:r>
+              <w:t>Practice answers used for revision are excluded from final evaluation</w:t>
+            </w:r>
+          </w:p>
+        </w:tc>
+      </w:tr>
+      <w:tr>
+        <w:tc>
+          <w:tcPr>
+            <w:tcW w:type="dxa" w:w="5112"/>
+          </w:tcPr>
+          <w:p>
+            <w:r>
+              <w:t>Unknown evidence</w:t>
+            </w:r>
+          </w:p>
+        </w:tc>
+        <w:tc>
+          <w:tcPr>
+            <w:tcW w:type="dxa" w:w="5112"/>
+          </w:tcPr>
+          <w:p>
+            <w:r>
+              <w:t>No verified reference labels, disagreement cause, actual timings or final-study results</w:t>
+            </w:r>
+          </w:p>
+        </w:tc>
+      </w:tr>
+    </w:tbl>
+    <w:p>
+      <w:pPr>
+        <w:pStyle w:val="Heading2"/>
+      </w:pPr>
+      <w:r>
+        <w:t>Name given and missing evidence</w:t>
+      </w:r>
+    </w:p>
+    <w:p>
+      <w:pPr>
+        <w:pStyle w:val="Heading3"/>
+      </w:pPr>
+      <w:r>
+        <w:t>List the given facts and one fact that is not supplied.</w:t>
+      </w:r>
+    </w:p>
+    <w:p>
+      <w:r>
+        <w:t>________________________________________________________________</w:t>
+      </w:r>
+    </w:p>
+    <w:p>
+      <w:r>
+        <w:t>________________________________________________________________</w:t>
+      </w:r>
+    </w:p>
+    <w:p>
+      <w:r>
+        <w:t>________________________________________________________________</w:t>
+      </w:r>
+    </w:p>
+    <w:p>
+      <w:pPr>
+        <w:pStyle w:val="Heading2"/>
+      </w:pPr>
+      <w:r>
+        <w:t>Earlier wording, alternatives and picture transcripts · reference / check after trying</w:t>
+      </w:r>
+    </w:p>
+    <w:p>
+      <w:pPr>
+        <w:spacing w:line="336" w:lineRule="auto" w:after="180"/>
+      </w:pPr>
+      <w:r>
+        <w:rPr>
+          <w:b w:val="0"/>
+        </w:rPr>
+        <w:t>Begin by writing the question the procedure is intended to answer. Identify the information already supplied, the information it will produce and the information still missing.</w:t>
+      </w:r>
+    </w:p>
+    <w:p>
+      <w:pPr>
+        <w:spacing w:line="336" w:lineRule="auto" w:after="180"/>
+      </w:pPr>
+      <w:r>
+        <w:rPr>
+          <w:b w:val="0"/>
+        </w:rPr>
+        <w:t>These are constructed classroom examples; they do not require live accounts, private records or an external service. Do not treat a plausible explanation as a measured outcome.</w:t>
+      </w:r>
+    </w:p>
+    <w:p>
+      <w:pPr>
+        <w:pStyle w:val="Heading1"/>
+      </w:pPr>
+      <w:r>
+        <w:t>03. Trace the complete main case before interpreting it</w:t>
+      </w:r>
+    </w:p>
+    <w:p>
+      <w:r>
+        <w:t>Follow each evidence-to-conclusion step and retain unknown quantities.</w:t>
+      </w:r>
+    </w:p>
+    <w:p>
+      <w:pPr>
+        <w:pStyle w:val="Heading2"/>
+      </w:pPr>
+      <w:r>
+        <w:t>Original declared procedure</w:t>
+      </w:r>
+    </w:p>
+    <w:p>
+      <w:pPr>
+        <w:spacing w:line="336" w:lineRule="auto" w:after="180"/>
+      </w:pPr>
+      <w:r>
+        <w:rPr>
+          <w:b w:val="0"/>
+        </w:rPr>
+        <w:t>Run a small fixture set to test data capture, timing boundaries, rubric and analysis code. Fix defects and freeze the revised plan before new primary cases.</w:t>
+      </w:r>
+    </w:p>
+    <w:p>
+      <w:pPr>
+        <w:pStyle w:val="Heading2"/>
+      </w:pPr>
+      <w:r>
+        <w:t>Complete main-case evidence ledger</w:t>
+      </w:r>
+    </w:p>
+    <w:tbl>
+      <w:tblPr>
+        <w:tblStyle w:val="LightShading-Accent1"/>
+        <w:tblW w:type="auto" w:w="0"/>
+        <w:tblLook w:firstColumn="1" w:firstRow="1" w:lastColumn="0" w:lastRow="0" w:noHBand="0" w:noVBand="1" w:val="04A0"/>
+      </w:tblPr>
+      <w:tblGrid>
+        <w:gridCol w:w="3408"/>
+        <w:gridCol w:w="3408"/>
+        <w:gridCol w:w="3408"/>
+      </w:tblGrid>
+      <w:tr>
+        <w:trPr>
+          <w:tblHeader/>
+        </w:trPr>
+        <w:tc>
+          <w:tcPr>
+            <w:tcW w:type="dxa" w:w="3408"/>
+          </w:tcPr>
+          <w:p>
+            <w:r>
+              <w:t>Main pilot step</w:t>
+            </w:r>
+          </w:p>
+        </w:tc>
+        <w:tc>
+          <w:tcPr>
+            <w:tcW w:type="dxa" w:w="3408"/>
+          </w:tcPr>
+          <w:p>
+            <w:r>
+              <w:t>Supported action</w:t>
+            </w:r>
+          </w:p>
+        </w:tc>
+        <w:tc>
+          <w:tcPr>
+            <w:tcW w:type="dxa" w:w="3408"/>
+          </w:tcPr>
+          <w:p>
+            <w:r>
+              <w:t>Unsupported claim</w:t>
+            </w:r>
+          </w:p>
+        </w:tc>
+      </w:tr>
+      <w:tr>
+        <w:tc>
+          <w:tcPr>
+            <w:tcW w:type="dxa" w:w="3408"/>
+          </w:tcPr>
+          <w:p>
+            <w:r>
+              <w:t>Five-case pilot exposes wrong duration units</w:t>
+            </w:r>
+          </w:p>
+        </w:tc>
+        <w:tc>
+          <w:tcPr>
+            <w:tcW w:type="dxa" w:w="3408"/>
+          </w:tcPr>
+          <w:p>
+            <w:r>
+              <w:t>Document defect and affected measurement</w:t>
+            </w:r>
+          </w:p>
+        </w:tc>
+        <w:tc>
+          <w:tcPr>
+            <w:tcW w:type="dxa" w:w="3408"/>
+          </w:tcPr>
+          <w:p>
+            <w:r>
+              <w:t>Pretend the original logs were correct</w:t>
+            </w:r>
+          </w:p>
+        </w:tc>
+      </w:tr>
+      <w:tr>
+        <w:tc>
+          <w:tcPr>
+            <w:tcW w:type="dxa" w:w="3408"/>
+          </w:tcPr>
+          <w:p>
+            <w:r>
+              <w:t>Correct unit handling</w:t>
+            </w:r>
+          </w:p>
+        </w:tc>
+        <w:tc>
+          <w:tcPr>
+            <w:tcW w:type="dxa" w:w="3408"/>
+          </w:tcPr>
+          <w:p>
+            <w:r>
+              <w:t>Record expected units, actual units and conversion evidence</w:t>
+            </w:r>
+          </w:p>
+        </w:tc>
+        <w:tc>
+          <w:tcPr>
+            <w:tcW w:type="dxa" w:w="3408"/>
+          </w:tcPr>
+          <w:p>
+            <w:r>
+              <w:t>Invent a numerical conversion without the missing values</w:t>
+            </w:r>
+          </w:p>
+        </w:tc>
+      </w:tr>
+      <w:tr>
+        <w:tc>
+          <w:tcPr>
+            <w:tcW w:type="dxa" w:w="3408"/>
+          </w:tcPr>
+          <w:p>
+            <w:r>
+              <w:t>Method revised using pilot</w:t>
+            </w:r>
+          </w:p>
+        </w:tc>
+        <w:tc>
+          <w:tcPr>
+            <w:tcW w:type="dxa" w:w="3408"/>
+          </w:tcPr>
+          <w:p>
+            <w:r>
+              <w:t>Retain pilot as development evidence</w:t>
+            </w:r>
+          </w:p>
+        </w:tc>
+        <w:tc>
+          <w:tcPr>
+            <w:tcW w:type="dxa" w:w="3408"/>
+          </w:tcPr>
+          <w:p>
+            <w:r>
+              <w:t>Call revised pilot outcomes an untouched final comparison</w:t>
+            </w:r>
+          </w:p>
+        </w:tc>
+      </w:tr>
+      <w:tr>
+        <w:tc>
+          <w:tcPr>
+            <w:tcW w:type="dxa" w:w="3408"/>
+          </w:tcPr>
+          <w:p>
+            <w:r>
+              <w:t>Freeze revised procedure</w:t>
+            </w:r>
+          </w:p>
+        </w:tc>
+        <w:tc>
+          <w:tcPr>
+            <w:tcW w:type="dxa" w:w="3408"/>
+          </w:tcPr>
+          <w:p>
+            <w:r>
+              <w:t>Record new version and planned measurement boundaries</w:t>
+            </w:r>
+          </w:p>
+        </w:tc>
+        <w:tc>
+          <w:tcPr>
+            <w:tcW w:type="dxa" w:w="3408"/>
+          </w:tcPr>
+          <w:p>
+            <w:r>
+              <w:t>Claim version label alone proves chronology</w:t>
+            </w:r>
+          </w:p>
+        </w:tc>
+      </w:tr>
+      <w:tr>
+        <w:tc>
+          <w:tcPr>
+            <w:tcW w:type="dxa" w:w="3408"/>
+          </w:tcPr>
+          <w:p>
+            <w:r>
+              <w:t>New primary cases</w:t>
+            </w:r>
+          </w:p>
+        </w:tc>
+        <w:tc>
+          <w:tcPr>
+            <w:tcW w:type="dxa" w:w="3408"/>
+          </w:tcPr>
+          <w:p>
+            <w:r>
+              <w:t>Reserve and evaluate under the fixed revised plan</w:t>
+            </w:r>
+          </w:p>
+        </w:tc>
+        <w:tc>
+          <w:tcPr>
+            <w:tcW w:type="dxa" w:w="3408"/>
+          </w:tcPr>
+          <w:p>
+            <w:r>
+              <w:t>Claim primary results before running the study</w:t>
+            </w:r>
+          </w:p>
+        </w:tc>
+      </w:tr>
+    </w:tbl>
+    <w:p>
+      <w:pPr>
+        <w:pStyle w:val="Heading2"/>
+      </w:pPr>
+      <w:r>
+        <w:t>State the scope and explain the visual</w:t>
+      </w:r>
+    </w:p>
+    <w:p>
+      <w:pPr>
+        <w:spacing w:line="336" w:lineRule="auto" w:after="180"/>
+      </w:pPr>
+      <w:r>
+        <w:rPr>
+          <w:b w:val="0"/>
+        </w:rPr>
+        <w:t xml:space="preserve">Before applying the procedure, write its units, denominator or decision boundary where relevant. A partner should be able to repeat each step using the same </w:t>
       </w:r>
       <w:r>
         <w:rPr>
@@ -282,50 +1002,30 @@
         <w:rPr>
           <w:b w:val="0"/>
         </w:rPr>
-        <w:t xml:space="preserve"> conditions and </w:t>
+        <w:t>s.</w:t>
+      </w:r>
+    </w:p>
+    <w:p>
+      <w:pPr>
+        <w:spacing w:line="336" w:lineRule="auto" w:after="180"/>
+      </w:pPr>
+      <w:r>
+        <w:rPr>
+          <w:b w:val="0"/>
+        </w:rPr>
+        <w:t xml:space="preserve">If a required </w:t>
       </w:r>
       <w:r>
         <w:rPr>
           <w:b/>
         </w:rPr>
-        <w:t>evidence</w:t>
+        <w:t>input</w:t>
       </w:r>
       <w:r>
         <w:rPr>
           <w:b w:val="0"/>
         </w:rPr>
-        <w:t xml:space="preserve"> source before it can support a claim.</w:t>
-      </w:r>
-    </w:p>
-    <w:p>
-      <w:pPr>
-        <w:pStyle w:val="Heading3"/>
-      </w:pPr>
-      <w:r>
-        <w:t>My starting explanation</w:t>
-      </w:r>
-    </w:p>
-    <w:p>
-      <w:r>
-        <w:t>________________________________________________________________</w:t>
-      </w:r>
-    </w:p>
-    <w:p>
-      <w:r>
-        <w:t>________________________________________________________________</w:t>
-      </w:r>
-    </w:p>
-    <w:p>
-      <w:r>
-        <w:t>________________________________________________________________</w:t>
-      </w:r>
-    </w:p>
-    <w:p>
-      <w:pPr>
-        <w:pStyle w:val="Heading3"/>
-      </w:pPr>
-      <w:r>
-        <w:t>This week’s end goal</w:t>
+        <w:t xml:space="preserve"> is absent or violates the stated contract, record that condition explicitly instead of quietly replacing it with a convenient value.</w:t>
       </w:r>
     </w:p>
     <w:p>
@@ -336,160 +1036,27 @@
         <w:rPr>
           <w:b w:val="0"/>
         </w:rPr>
-        <w:t xml:space="preserve">Explain </w:t>
+        <w:t xml:space="preserve">Point to the </w:t>
       </w:r>
       <w:r>
         <w:rPr>
           <w:b/>
         </w:rPr>
-        <w:t>pilot</w:t>
+        <w:t>input</w:t>
       </w:r>
       <w:r>
         <w:rPr>
           <w:b w:val="0"/>
         </w:rPr>
-        <w:t xml:space="preserve"> experiments using the records and boundaries of this fictional investigation.</w:t>
-      </w:r>
-    </w:p>
-    <w:p>
-      <w:pPr>
-        <w:pStyle w:val="Heading1"/>
-      </w:pPr>
-      <w:r>
-        <w:t>02. Notice the evidence</w:t>
-      </w:r>
-    </w:p>
-    <w:p>
-      <w:r>
-        <w:t>Investigate the supplied Pilot experiments case. Separate observations, given facts and assumptions before choosing an explanation.</w:t>
-      </w:r>
-    </w:p>
-    <w:p>
-      <w:pPr>
-        <w:spacing w:line="336" w:lineRule="auto" w:after="180"/>
-      </w:pPr>
-      <w:r>
-        <w:rPr>
-          <w:b w:val="0"/>
-        </w:rPr>
-        <w:t xml:space="preserve">A </w:t>
-      </w:r>
-      <w:r>
-        <w:rPr>
-          <w:b/>
-        </w:rPr>
-        <w:t>pilot</w:t>
-      </w:r>
-      <w:r>
-        <w:rPr>
-          <w:b w:val="0"/>
-        </w:rPr>
-        <w:t xml:space="preserve"> checks </w:t>
-      </w:r>
-      <w:r>
-        <w:rPr>
-          <w:b/>
-        </w:rPr>
-        <w:t>feasibility</w:t>
-      </w:r>
-      <w:r>
-        <w:rPr>
-          <w:b w:val="0"/>
-        </w:rPr>
-        <w:t xml:space="preserve">, measurement and failure handling before the primary study. </w:t>
-      </w:r>
-      <w:r>
-        <w:rPr>
-          <w:b/>
-        </w:rPr>
-        <w:t>Pilot</w:t>
-      </w:r>
-      <w:r>
-        <w:rPr>
-          <w:b w:val="0"/>
-        </w:rPr>
-        <w:t xml:space="preserve"> results used for revision are development </w:t>
-      </w:r>
-      <w:r>
-        <w:rPr>
-          <w:b/>
-        </w:rPr>
-        <w:t>evidence</w:t>
-      </w:r>
-      <w:r>
-        <w:rPr>
-          <w:b w:val="0"/>
-        </w:rPr>
-        <w:t>.</w:t>
-      </w:r>
-    </w:p>
-    <w:p>
-      <w:pPr>
-        <w:spacing w:line="336" w:lineRule="auto" w:after="180"/>
-      </w:pPr>
-      <w:r>
-        <w:rPr>
-          <w:b w:val="0"/>
-        </w:rPr>
-        <w:t>Begin by writing the question the procedure is intended to answer. Identify the information already supplied, the information it will produce and the information still missing.</w:t>
-      </w:r>
-    </w:p>
-    <w:p>
-      <w:pPr>
-        <w:spacing w:line="336" w:lineRule="auto" w:after="180"/>
-      </w:pPr>
-      <w:r>
-        <w:rPr>
-          <w:b w:val="0"/>
-        </w:rPr>
-        <w:t>These are constructed classroom examples; they do not require live accounts, private records or an external service. Do not treat a plausible explanation as a measured outcome.</w:t>
-      </w:r>
-    </w:p>
-    <w:p>
-      <w:pPr>
-        <w:pStyle w:val="Heading3"/>
-      </w:pPr>
-      <w:r>
-        <w:t>List the given facts and one fact that is not supplied.</w:t>
-      </w:r>
-    </w:p>
-    <w:p>
-      <w:r>
-        <w:t>________________________________________________________________</w:t>
-      </w:r>
-    </w:p>
-    <w:p>
-      <w:r>
-        <w:t>________________________________________________________________</w:t>
-      </w:r>
-    </w:p>
-    <w:p>
-      <w:r>
-        <w:t>________________________________________________________________</w:t>
-      </w:r>
-    </w:p>
-    <w:p>
-      <w:pPr>
-        <w:pStyle w:val="Heading1"/>
-      </w:pPr>
-      <w:r>
-        <w:t>03. See how it works</w:t>
-      </w:r>
-    </w:p>
-    <w:p>
-      <w:r>
-        <w:t>Follow the mechanism for Pilot experiments. Connect each labelled input, deciding step and result.</w:t>
-      </w:r>
-    </w:p>
-    <w:p>
-      <w:pPr>
-        <w:spacing w:line="336" w:lineRule="auto" w:after="180"/>
-      </w:pPr>
-      <w:r>
-        <w:rPr>
-          <w:b w:val="0"/>
-        </w:rPr>
-        <w:t>Run a small fixture set to test data capture, timing boundaries, rubric and analysis code. Fix defects and freeze the revised plan before new primary cases.</w:t>
+        <w:t>, the deciding step and the result in this week’s visual. Explain the same step in ordinary words. A picture helps when you can say what each part represents.</w:t>
+      </w:r>
+    </w:p>
+    <w:p>
+      <w:pPr>
+        <w:pStyle w:val="Heading2"/>
+      </w:pPr>
+      <w:r>
+        <w:t>Earlier wording, alternatives and picture transcripts · reference / check after trying</w:t>
       </w:r>
     </w:p>
     <w:p>
@@ -586,13 +1153,280 @@
     </w:p>
     <w:p>
       <w:pPr>
+        <w:pStyle w:val="Heading3"/>
+      </w:pPr>
+      <w:r>
+        <w:t>Connect the picture and the explanation</w:t>
+      </w:r>
+    </w:p>
+    <w:p>
+      <w:pPr>
+        <w:pStyle w:val="Heading1"/>
+      </w:pPr>
+      <w:r>
+        <w:t>04. Predict the changed case before reading the explanation</w:t>
+      </w:r>
+    </w:p>
+    <w:p>
+      <w:r>
+        <w:t>Keep the rule and evidence boundary visible.</w:t>
+      </w:r>
+    </w:p>
+    <w:p>
+      <w:pPr>
+        <w:pStyle w:val="Heading2"/>
+      </w:pPr>
+      <w:r>
+        <w:t>Main task and response</w:t>
+      </w:r>
+    </w:p>
+    <w:p>
+      <w:pPr>
+        <w:pStyle w:val="ListBullet"/>
+      </w:pPr>
+      <w:r>
+        <w:t>Pilot five cases reveals wrong units in duration logs; team corrects units and reports the pilot as final evidence. Show the intermediate steps and give the conclusion with its scope.</w:t>
+      </w:r>
+    </w:p>
+    <w:p>
+      <w:pPr>
+        <w:pStyle w:val="Heading3"/>
+      </w:pPr>
+      <w:r>
+        <w:t>Keep the procedure fixed. Explain what changed in the inputs and result.</w:t>
+      </w:r>
+    </w:p>
+    <w:p>
+      <w:r>
+        <w:t>________________________________________________________________</w:t>
+      </w:r>
+    </w:p>
+    <w:p>
+      <w:r>
+        <w:t>________________________________________________________________</w:t>
+      </w:r>
+    </w:p>
+    <w:p>
+      <w:r>
+        <w:t>________________________________________________________________</w:t>
+      </w:r>
+    </w:p>
+    <w:p>
+      <w:r>
+        <w:t>________________________________________________________________</w:t>
+      </w:r>
+    </w:p>
+    <w:p>
+      <w:r>
+        <w:t>________________________________________________________________</w:t>
+      </w:r>
+    </w:p>
+    <w:p>
+      <w:pPr>
+        <w:pStyle w:val="Heading2"/>
+      </w:pPr>
+      <w:r>
+        <w:t>Predict the pictured change</w:t>
+      </w:r>
+    </w:p>
+    <w:p>
+      <w:pPr>
+        <w:pStyle w:val="ListBullet"/>
+      </w:pPr>
+      <w:r>
+        <w:t>Change: Add the corrected pilot answers into final evaluation.</w:t>
+      </w:r>
+    </w:p>
+    <w:p>
+      <w:pPr>
+        <w:pStyle w:val="Heading2"/>
+      </w:pPr>
+      <w:r>
+        <w:t>Check after predicting · reference / check after trying</w:t>
+      </w:r>
+    </w:p>
+    <w:p>
+      <w:pPr>
         <w:spacing w:line="336" w:lineRule="auto" w:after="180"/>
       </w:pPr>
+      <w:r>
+        <w:rPr>
+          <w:b/>
+        </w:rPr>
+        <w:t>Prediction</w:t>
+      </w:r>
       <w:r>
         <w:rPr>
           <w:b w:val="0"/>
         </w:rPr>
-        <w:t xml:space="preserve">Before applying the procedure, write its units, denominator or decision boundary where relevant. A partner should be able to repeat each step using the same </w:t>
+        <w:t xml:space="preserve">: Declare them previously exposed rather than untouched final </w:t>
+      </w:r>
+      <w:r>
+        <w:rPr>
+          <w:b/>
+        </w:rPr>
+        <w:t>evidence</w:t>
+      </w:r>
+      <w:r>
+        <w:rPr>
+          <w:b w:val="0"/>
+        </w:rPr>
+        <w:t>.</w:t>
+      </w:r>
+    </w:p>
+    <w:p>
+      <w:pPr>
+        <w:spacing w:line="336" w:lineRule="auto" w:after="180"/>
+      </w:pPr>
+      <w:r>
+        <w:rPr>
+          <w:b w:val="0"/>
+        </w:rPr>
+        <w:t>Reason: Rubric development already used those answers.</w:t>
+      </w:r>
+    </w:p>
+    <w:p>
+      <w:pPr>
+        <w:pStyle w:val="Heading2"/>
+      </w:pPr>
+      <w:r>
+        <w:t>Earlier wording, alternatives and picture transcripts · reference / check after trying</w:t>
+      </w:r>
+    </w:p>
+    <w:p>
+      <w:pPr>
+        <w:pStyle w:val="Heading3"/>
+      </w:pPr>
+      <w:r>
+        <w:t>Compare a familiar case with a changed case</w:t>
+      </w:r>
+    </w:p>
+    <w:p>
+      <w:pPr>
+        <w:pStyle w:val="Heading3"/>
+      </w:pPr>
+      <w:r>
+        <w:t>Change one thing in the pictured case</w:t>
+      </w:r>
+    </w:p>
+    <w:p>
+      <w:pPr>
+        <w:pStyle w:val="Heading1"/>
+      </w:pPr>
+      <w:r>
+        <w:t>06. Connect the main result with the separate pictured case</w:t>
+      </w:r>
+    </w:p>
+    <w:p>
+      <w:r>
+        <w:t>Keep the two scenarios and their supplied evidence distinct.</w:t>
+      </w:r>
+    </w:p>
+    <w:p>
+      <w:pPr>
+        <w:pStyle w:val="Heading2"/>
+      </w:pPr>
+      <w:r>
+        <w:t>Main case and original checked reasoning</w:t>
+      </w:r>
+    </w:p>
+    <w:p>
+      <w:pPr>
+        <w:spacing w:line="336" w:lineRule="auto" w:after="180"/>
+      </w:pPr>
+      <w:r>
+        <w:rPr>
+          <w:b/>
+        </w:rPr>
+        <w:t>Pilot</w:t>
+      </w:r>
+      <w:r>
+        <w:rPr>
+          <w:b w:val="0"/>
+        </w:rPr>
+        <w:t xml:space="preserve"> five cases reveals wrong units in duration logs; team corrects units and reports the </w:t>
+      </w:r>
+      <w:r>
+        <w:rPr>
+          <w:b/>
+        </w:rPr>
+        <w:t>pilot</w:t>
+      </w:r>
+      <w:r>
+        <w:rPr>
+          <w:b w:val="0"/>
+        </w:rPr>
+        <w:t xml:space="preserve"> as final </w:t>
+      </w:r>
+      <w:r>
+        <w:rPr>
+          <w:b/>
+        </w:rPr>
+        <w:t>evidence</w:t>
+      </w:r>
+      <w:r>
+        <w:rPr>
+          <w:b w:val="0"/>
+        </w:rPr>
+        <w:t>.</w:t>
+      </w:r>
+    </w:p>
+    <w:p>
+      <w:pPr>
+        <w:spacing w:line="336" w:lineRule="auto" w:after="180"/>
+      </w:pPr>
+      <w:r>
+        <w:rPr>
+          <w:b w:val="0"/>
+        </w:rPr>
+        <w:t xml:space="preserve">Preserve </w:t>
+      </w:r>
+      <w:r>
+        <w:rPr>
+          <w:b/>
+        </w:rPr>
+        <w:t>pilot</w:t>
+      </w:r>
+      <w:r>
+        <w:rPr>
+          <w:b w:val="0"/>
+        </w:rPr>
+        <w:t xml:space="preserve"> defect and correction. </w:t>
+      </w:r>
+      <w:r>
+        <w:rPr>
+          <w:b/>
+        </w:rPr>
+        <w:t>Pilot</w:t>
+      </w:r>
+      <w:r>
+        <w:rPr>
+          <w:b w:val="0"/>
+        </w:rPr>
+        <w:t xml:space="preserve"> informed the method; use newly reserved primary cases for a final comparison.</w:t>
+      </w:r>
+    </w:p>
+    <w:p>
+      <w:pPr>
+        <w:spacing w:line="336" w:lineRule="auto" w:after="180"/>
+      </w:pPr>
+      <w:r>
+        <w:rPr>
+          <w:b w:val="0"/>
+        </w:rPr>
+        <w:t xml:space="preserve">Compare the intermediate </w:t>
+      </w:r>
+      <w:r>
+        <w:rPr>
+          <w:b/>
+        </w:rPr>
+        <w:t>evidence</w:t>
+      </w:r>
+      <w:r>
+        <w:rPr>
+          <w:b w:val="0"/>
+        </w:rPr>
+        <w:t xml:space="preserve"> with the final statement. Explain why each number or decision follows from the stated </w:t>
       </w:r>
       <w:r>
         <w:rPr>
@@ -615,7 +1449,7 @@
         <w:rPr>
           <w:b w:val="0"/>
         </w:rPr>
-        <w:t xml:space="preserve">If a required </w:t>
+        <w:t xml:space="preserve">The conclusion belongs to this scenario and procedure; changing the </w:t>
       </w:r>
       <w:r>
         <w:rPr>
@@ -627,15 +1461,15 @@
         <w:rPr>
           <w:b w:val="0"/>
         </w:rPr>
-        <w:t xml:space="preserve"> is absent or violates the stated contract, record that condition explicitly instead of quietly replacing it with a convenient value.</w:t>
-      </w:r>
-    </w:p>
-    <w:p>
-      <w:pPr>
-        <w:pStyle w:val="Heading3"/>
-      </w:pPr>
-      <w:r>
-        <w:t>Connect the picture and the explanation</w:t>
+        <w:t>s, evaluation population or authority can change what it establishes. Retain the raw record so a later revision can be compared honestly.</w:t>
+      </w:r>
+    </w:p>
+    <w:p>
+      <w:pPr>
+        <w:pStyle w:val="Heading2"/>
+      </w:pPr>
+      <w:r>
+        <w:t>Separate pictured inputs and complete explanation</w:t>
       </w:r>
     </w:p>
     <w:p>
@@ -646,57 +1480,7 @@
         <w:rPr>
           <w:b w:val="0"/>
         </w:rPr>
-        <w:t xml:space="preserve">Point to the </w:t>
-      </w:r>
-      <w:r>
-        <w:rPr>
-          <w:b/>
-        </w:rPr>
-        <w:t>input</w:t>
-      </w:r>
-      <w:r>
-        <w:rPr>
-          <w:b w:val="0"/>
-        </w:rPr>
-        <w:t>, the deciding step and the result in this week’s visual. Explain the same step in ordinary words. A picture helps when you can say what each part represents.</w:t>
-      </w:r>
-    </w:p>
-    <w:p>
-      <w:pPr>
-        <w:pStyle w:val="Heading1"/>
-      </w:pPr>
-      <w:r>
-        <w:t>04. Compare the cases</w:t>
-      </w:r>
-    </w:p>
-    <w:p>
-      <w:r>
-        <w:t>Compare the supplied cases for Pilot experiments. Identify the detail that changes the conclusion.</w:t>
-      </w:r>
-    </w:p>
-    <w:p>
-      <w:pPr>
-        <w:pStyle w:val="Heading3"/>
-      </w:pPr>
-      <w:r>
-        <w:t>Compare a familiar case with a changed case</w:t>
-      </w:r>
-    </w:p>
-    <w:p>
-      <w:pPr>
-        <w:spacing w:line="336" w:lineRule="auto" w:after="180"/>
-      </w:pPr>
-      <w:r>
-        <w:rPr>
-          <w:b/>
-        </w:rPr>
-        <w:t>Pilot</w:t>
-      </w:r>
-      <w:r>
-        <w:rPr>
-          <w:b w:val="0"/>
-        </w:rPr>
-        <w:t xml:space="preserve"> five cases reveals wrong units in duration logs; team corrects units and reports the </w:t>
+        <w:t xml:space="preserve">A </w:t>
       </w:r>
       <w:r>
         <w:rPr>
@@ -708,80 +1492,7 @@
         <w:rPr>
           <w:b w:val="0"/>
         </w:rPr>
-        <w:t xml:space="preserve"> as final </w:t>
-      </w:r>
-      <w:r>
-        <w:rPr>
-          <w:b/>
-        </w:rPr>
-        <w:t>evidence</w:t>
-      </w:r>
-      <w:r>
-        <w:rPr>
-          <w:b w:val="0"/>
-        </w:rPr>
-        <w:t>. Show the intermediate steps and give the conclusion with its scope.</w:t>
-      </w:r>
-    </w:p>
-    <w:p>
-      <w:pPr>
-        <w:pStyle w:val="Heading3"/>
-      </w:pPr>
-      <w:r>
-        <w:t>Keep the procedure fixed. Explain what changed in the inputs and result.</w:t>
-      </w:r>
-    </w:p>
-    <w:p>
-      <w:r>
-        <w:t>________________________________________________________________</w:t>
-      </w:r>
-    </w:p>
-    <w:p>
-      <w:r>
-        <w:t>________________________________________________________________</w:t>
-      </w:r>
-    </w:p>
-    <w:p>
-      <w:r>
-        <w:t>________________________________________________________________</w:t>
-      </w:r>
-    </w:p>
-    <w:p>
-      <w:r>
-        <w:t>________________________________________________________________</w:t>
-      </w:r>
-    </w:p>
-    <w:p>
-      <w:r>
-        <w:t>________________________________________________________________</w:t>
-      </w:r>
-    </w:p>
-    <w:p>
-      <w:pPr>
-        <w:pStyle w:val="Heading3"/>
-      </w:pPr>
-      <w:r>
-        <w:t>Change one thing in the pictured case</w:t>
-      </w:r>
-    </w:p>
-    <w:p>
-      <w:pPr>
-        <w:pStyle w:val="Heading3"/>
-      </w:pPr>
-      <w:r>
-        <w:t>Change one thing</w:t>
-      </w:r>
-    </w:p>
-    <w:p>
-      <w:pPr>
-        <w:spacing w:line="336" w:lineRule="auto" w:after="180"/>
-        <w:shd w:fill="F5F1FB"/>
-      </w:pPr>
-      <w:r>
-        <w:rPr>
-          <w:b w:val="0"/>
-        </w:rPr>
-        <w:t xml:space="preserve">Change: Add the corrected </w:t>
+        <w:t xml:space="preserve"> tests the procedure. A </w:t>
       </w:r>
       <w:r>
         <w:rPr>
@@ -793,444 +1504,12 @@
         <w:rPr>
           <w:b w:val="0"/>
         </w:rPr>
-        <w:t xml:space="preserve"> answers into final evaluation.</w:t>
-      </w:r>
-    </w:p>
-    <w:p>
-      <w:pPr>
-        <w:pStyle w:val="Heading3"/>
-      </w:pPr>
-      <w:r>
-        <w:t>Predicted result</w:t>
+        <w:t xml:space="preserve"> checks whether the team can score answers consistently before running the main study.</w:t>
       </w:r>
     </w:p>
     <w:p>
       <w:pPr>
         <w:spacing w:line="336" w:lineRule="auto" w:after="180"/>
-        <w:shd w:fill="F1F6FC"/>
-      </w:pPr>
-      <w:r>
-        <w:rPr>
-          <w:b/>
-        </w:rPr>
-        <w:t>Prediction</w:t>
-      </w:r>
-      <w:r>
-        <w:rPr>
-          <w:b w:val="0"/>
-        </w:rPr>
-        <w:t xml:space="preserve">: Declare them previously exposed rather than untouched final </w:t>
-      </w:r>
-      <w:r>
-        <w:rPr>
-          <w:b/>
-        </w:rPr>
-        <w:t>evidence</w:t>
-      </w:r>
-      <w:r>
-        <w:rPr>
-          <w:b w:val="0"/>
-        </w:rPr>
-        <w:t>.</w:t>
-      </w:r>
-    </w:p>
-    <w:p>
-      <w:pPr>
-        <w:pStyle w:val="Heading3"/>
-      </w:pPr>
-      <w:r>
-        <w:t>Why the result follows</w:t>
-      </w:r>
-    </w:p>
-    <w:p>
-      <w:pPr>
-        <w:spacing w:line="336" w:lineRule="auto" w:after="180"/>
-        <w:shd w:fill="F1F6FC"/>
-      </w:pPr>
-      <w:r>
-        <w:rPr>
-          <w:b w:val="0"/>
-        </w:rPr>
-        <w:t>Reason: Rubric development already used those answers.</w:t>
-      </w:r>
-    </w:p>
-    <w:p>
-      <w:pPr>
-        <w:pStyle w:val="Heading1"/>
-      </w:pPr>
-      <w:r>
-        <w:t>05. Words that unlock the idea</w:t>
-      </w:r>
-    </w:p>
-    <w:p>
-      <w:r>
-        <w:t>Use the vocabulary of Pilot experiments to explain a concrete decision, rather than only memorising definitions.</w:t>
-      </w:r>
-    </w:p>
-    <w:tbl>
-      <w:tblPr>
-        <w:tblStyle w:val="LightShading-Accent1"/>
-        <w:tblW w:type="auto" w:w="0"/>
-        <w:tblLook w:firstColumn="1" w:firstRow="1" w:lastColumn="0" w:lastRow="0" w:noHBand="0" w:noVBand="1" w:val="04A0"/>
-      </w:tblPr>
-      <w:tblGrid>
-        <w:gridCol w:w="5112"/>
-        <w:gridCol w:w="5112"/>
-      </w:tblGrid>
-      <w:tr>
-        <w:trPr>
-          <w:tblHeader/>
-        </w:trPr>
-        <w:tc>
-          <w:tcPr>
-            <w:tcW w:type="dxa" w:w="5112"/>
-          </w:tcPr>
-          <w:p>
-            <w:r>
-              <w:t>Word</w:t>
-            </w:r>
-          </w:p>
-        </w:tc>
-        <w:tc>
-          <w:tcPr>
-            <w:tcW w:type="dxa" w:w="5112"/>
-          </w:tcPr>
-          <w:p>
-            <w:r>
-              <w:t>Meaning</w:t>
-            </w:r>
-          </w:p>
-        </w:tc>
-      </w:tr>
-      <w:tr>
-        <w:tc>
-          <w:tcPr>
-            <w:tcW w:type="dxa" w:w="5112"/>
-          </w:tcPr>
-          <w:p>
-            <w:r>
-              <w:t>Pilot</w:t>
-            </w:r>
-          </w:p>
-        </w:tc>
-        <w:tc>
-          <w:tcPr>
-            <w:tcW w:type="dxa" w:w="5112"/>
-          </w:tcPr>
-          <w:p>
-            <w:r>
-              <w:t>A preliminary study of the procedure</w:t>
-            </w:r>
-          </w:p>
-        </w:tc>
-      </w:tr>
-      <w:tr>
-        <w:tc>
-          <w:tcPr>
-            <w:tcW w:type="dxa" w:w="5112"/>
-          </w:tcPr>
-          <w:p>
-            <w:r>
-              <w:t>Feasibility</w:t>
-            </w:r>
-          </w:p>
-        </w:tc>
-        <w:tc>
-          <w:tcPr>
-            <w:tcW w:type="dxa" w:w="5112"/>
-          </w:tcPr>
-          <w:p>
-            <w:r>
-              <w:t>Whether the planned method can be carried out</w:t>
-            </w:r>
-          </w:p>
-        </w:tc>
-      </w:tr>
-      <w:tr>
-        <w:tc>
-          <w:tcPr>
-            <w:tcW w:type="dxa" w:w="5112"/>
-          </w:tcPr>
-          <w:p>
-            <w:r>
-              <w:t>Measurement defect</w:t>
-            </w:r>
-          </w:p>
-        </w:tc>
-        <w:tc>
-          <w:tcPr>
-            <w:tcW w:type="dxa" w:w="5112"/>
-          </w:tcPr>
-          <w:p>
-            <w:r>
-              <w:t>A failure in collecting the intended outcome</w:t>
-            </w:r>
-          </w:p>
-        </w:tc>
-      </w:tr>
-    </w:tbl>
-    <w:p>
-      <w:pPr>
-        <w:pStyle w:val="Heading3"/>
-      </w:pPr>
-      <w:r>
-        <w:t>Use two terms to explain a step in this week’s example.</w:t>
-      </w:r>
-    </w:p>
-    <w:p>
-      <w:r>
-        <w:t>________________________________________________________________</w:t>
-      </w:r>
-    </w:p>
-    <w:p>
-      <w:r>
-        <w:t>________________________________________________________________</w:t>
-      </w:r>
-    </w:p>
-    <w:p>
-      <w:r>
-        <w:t>________________________________________________________________</w:t>
-      </w:r>
-    </w:p>
-    <w:p>
-      <w:pPr>
-        <w:pStyle w:val="Heading1"/>
-      </w:pPr>
-      <w:r>
-        <w:t>06. Follow a worked example</w:t>
-      </w:r>
-    </w:p>
-    <w:p>
-      <w:r>
-        <w:t>Follow the worked trace for Pilot experiments, predict a step, then compare with its explanation.</w:t>
-      </w:r>
-    </w:p>
-    <w:p>
-      <w:pPr>
-        <w:spacing w:line="336" w:lineRule="auto" w:after="180"/>
-      </w:pPr>
-      <w:r>
-        <w:rPr>
-          <w:b/>
-        </w:rPr>
-        <w:t>Pilot</w:t>
-      </w:r>
-      <w:r>
-        <w:rPr>
-          <w:b w:val="0"/>
-        </w:rPr>
-        <w:t xml:space="preserve"> five cases reveals wrong units in duration logs; team corrects units and reports the </w:t>
-      </w:r>
-      <w:r>
-        <w:rPr>
-          <w:b/>
-        </w:rPr>
-        <w:t>pilot</w:t>
-      </w:r>
-      <w:r>
-        <w:rPr>
-          <w:b w:val="0"/>
-        </w:rPr>
-        <w:t xml:space="preserve"> as final </w:t>
-      </w:r>
-      <w:r>
-        <w:rPr>
-          <w:b/>
-        </w:rPr>
-        <w:t>evidence</w:t>
-      </w:r>
-      <w:r>
-        <w:rPr>
-          <w:b w:val="0"/>
-        </w:rPr>
-        <w:t>.</w:t>
-      </w:r>
-    </w:p>
-    <w:p>
-      <w:pPr>
-        <w:spacing w:line="336" w:lineRule="auto" w:after="180"/>
-      </w:pPr>
-      <w:r>
-        <w:rPr>
-          <w:b w:val="0"/>
-        </w:rPr>
-        <w:t xml:space="preserve">Preserve </w:t>
-      </w:r>
-      <w:r>
-        <w:rPr>
-          <w:b/>
-        </w:rPr>
-        <w:t>pilot</w:t>
-      </w:r>
-      <w:r>
-        <w:rPr>
-          <w:b w:val="0"/>
-        </w:rPr>
-        <w:t xml:space="preserve"> defect and correction. </w:t>
-      </w:r>
-      <w:r>
-        <w:rPr>
-          <w:b/>
-        </w:rPr>
-        <w:t>Pilot</w:t>
-      </w:r>
-      <w:r>
-        <w:rPr>
-          <w:b w:val="0"/>
-        </w:rPr>
-        <w:t xml:space="preserve"> informed the method; use newly reserved primary cases for a final comparison.</w:t>
-      </w:r>
-    </w:p>
-    <w:p>
-      <w:pPr>
-        <w:pStyle w:val="Heading3"/>
-      </w:pPr>
-      <w:r>
-        <w:t>Worked explanation · Pilot experiments</w:t>
-      </w:r>
-    </w:p>
-    <w:p>
-      <w:pPr>
-        <w:spacing w:line="336" w:lineRule="auto" w:after="180"/>
-        <w:shd w:fill="F1F6FC"/>
-      </w:pPr>
-      <w:r>
-        <w:rPr>
-          <w:b w:val="0"/>
-        </w:rPr>
-        <w:t xml:space="preserve">Compare the intermediate </w:t>
-      </w:r>
-      <w:r>
-        <w:rPr>
-          <w:b/>
-        </w:rPr>
-        <w:t>evidence</w:t>
-      </w:r>
-      <w:r>
-        <w:rPr>
-          <w:b w:val="0"/>
-        </w:rPr>
-        <w:t xml:space="preserve"> with the final statement. Explain why each number or decision follows from the stated </w:t>
-      </w:r>
-      <w:r>
-        <w:rPr>
-          <w:b/>
-        </w:rPr>
-        <w:t>input</w:t>
-      </w:r>
-      <w:r>
-        <w:rPr>
-          <w:b w:val="0"/>
-        </w:rPr>
-        <w:t>s.</w:t>
-      </w:r>
-    </w:p>
-    <w:p>
-      <w:pPr>
-        <w:spacing w:line="336" w:lineRule="auto" w:after="180"/>
-        <w:shd w:fill="F1F6FC"/>
-      </w:pPr>
-      <w:r>
-        <w:rPr>
-          <w:b w:val="0"/>
-        </w:rPr>
-        <w:t xml:space="preserve">The conclusion belongs to this scenario and procedure; changing the </w:t>
-      </w:r>
-      <w:r>
-        <w:rPr>
-          <w:b/>
-        </w:rPr>
-        <w:t>input</w:t>
-      </w:r>
-      <w:r>
-        <w:rPr>
-          <w:b w:val="0"/>
-        </w:rPr>
-        <w:t>s, evaluation population or authority can change what it establishes. Retain the raw record so a later revision can be compared honestly.</w:t>
-      </w:r>
-    </w:p>
-    <w:p>
-      <w:pPr>
-        <w:pStyle w:val="Heading3"/>
-      </w:pPr>
-      <w:r>
-        <w:t>Learn from the worked case</w:t>
-      </w:r>
-    </w:p>
-    <w:p>
-      <w:pPr>
-        <w:spacing w:line="336" w:lineRule="auto" w:after="180"/>
-      </w:pPr>
-      <w:r>
-        <w:rPr>
-          <w:b w:val="0"/>
-        </w:rPr>
-        <w:t>Cover the result before checking it. Say what is given, choose the procedure, and follow one step at a time. Then uncover the result and explain your first mismatch. Ask why a step is allowed, not only what number it produces.</w:t>
-      </w:r>
-    </w:p>
-    <w:p>
-      <w:pPr>
-        <w:pStyle w:val="Heading3"/>
-      </w:pPr>
-      <w:r>
-        <w:t>A pictorial worked case: Pilot experiments</w:t>
-      </w:r>
-    </w:p>
-    <w:p>
-      <w:pPr>
-        <w:spacing w:line="336" w:lineRule="auto" w:after="180"/>
-      </w:pPr>
-      <w:r>
-        <w:rPr>
-          <w:b w:val="0"/>
-        </w:rPr>
-        <w:t xml:space="preserve">A </w:t>
-      </w:r>
-      <w:r>
-        <w:rPr>
-          <w:b/>
-        </w:rPr>
-        <w:t>pilot</w:t>
-      </w:r>
-      <w:r>
-        <w:rPr>
-          <w:b w:val="0"/>
-        </w:rPr>
-        <w:t xml:space="preserve"> tests the procedure. A </w:t>
-      </w:r>
-      <w:r>
-        <w:rPr>
-          <w:b/>
-        </w:rPr>
-        <w:t>pilot</w:t>
-      </w:r>
-      <w:r>
-        <w:rPr>
-          <w:b w:val="0"/>
-        </w:rPr>
-        <w:t xml:space="preserve"> checks whether the team can score answers consistently before running the main study.</w:t>
-      </w:r>
-    </w:p>
-    <w:p>
-      <w:pPr>
-        <w:pStyle w:val="Heading3"/>
-      </w:pPr>
-      <w:r>
-        <w:t>The facts we will use</w:t>
-      </w:r>
-    </w:p>
-    <w:p>
-      <w:pPr>
-        <w:pStyle w:val="Heading3"/>
-      </w:pPr>
-      <w:r>
-        <w:t>Supplied facts</w:t>
-      </w:r>
-    </w:p>
-    <w:p>
-      <w:pPr>
-        <w:spacing w:line="336" w:lineRule="auto" w:after="180"/>
-        <w:shd w:fill="F1F6FC"/>
       </w:pPr>
       <w:r>
         <w:rPr>
@@ -1240,11 +1519,41 @@
       </w:r>
     </w:p>
     <w:p>
+      <w:pPr>
+        <w:spacing w:line="336" w:lineRule="auto" w:after="180"/>
+      </w:pPr>
+      <w:r>
+        <w:rPr>
+          <w:b w:val="0"/>
+        </w:rPr>
+        <w:t>The separate picture gives four practice answers scored by two reviewers. Three agreements out of four are 75% observed agreement; one disagreement is 25%. We are not told which answer differs, the label categories, who is right or why they disagreed. Inspect the actual scoring record and rubric before choosing a repair. Agreement does not establish correctness, and four answers do not establish long-run reliability.</w:t>
+      </w:r>
+    </w:p>
+    <w:p>
+      <w:pPr>
+        <w:spacing w:line="336" w:lineRule="auto" w:after="180"/>
+      </w:pPr>
+      <w:r>
+        <w:rPr>
+          <w:b w:val="0"/>
+        </w:rPr>
+        <w:t>If these answers help revise the rubric or procedure, retain them as development evidence and keep them separate from untouched final evaluation. Adding the corrected practice cases to the final set would blur that role boundary.</w:t>
+      </w:r>
+    </w:p>
+    <w:p>
+      <w:pPr>
+        <w:pStyle w:val="Heading2"/>
+      </w:pPr>
+      <w:r>
+        <w:t>Read the labelled representation</w:t>
+      </w:r>
+    </w:p>
+    <w:p>
       <w:r>
         <w:drawing>
           <wp:inline xmlns:a="http://schemas.openxmlformats.org/drawingml/2006/main" xmlns:pic="http://schemas.openxmlformats.org/drawingml/2006/picture">
-            <wp:extent cx="5486400" cy="2641600"/>
-            <wp:docPr id="1" name="Picture 1" descr="Reviewer agreement on four pilot answers"/>
+            <wp:extent cx="5334000" cy="3200400"/>
+            <wp:docPr id="1" name="Picture 1" descr="Two reviewers agree on three of four practice answers and disagree on one, giving seventy-five percent observed agreement. Agreement is not correctness or long-run reliability. These answers remain development evidence after they inform revision."/>
             <wp:cNvGraphicFramePr>
               <a:graphicFrameLocks noChangeAspect="1"/>
             </wp:cNvGraphicFramePr>
@@ -1252,7 +1561,7 @@
               <a:graphicData uri="http://schemas.openxmlformats.org/drawingml/2006/picture">
                 <pic:pic>
                   <pic:nvPicPr>
-                    <pic:cNvPr id="0" name="academy-detail-ai-7-22.png"/>
+                    <pic:cNvPr id="0" name="ai-7-22-pilot-agreement.png"/>
                     <pic:cNvPicPr/>
                   </pic:nvPicPr>
                   <pic:blipFill>
@@ -1264,7 +1573,7 @@
                   <pic:spPr>
                     <a:xfrm>
                       <a:off x="0" y="0"/>
-                      <a:ext cx="5486400" cy="2641600"/>
+                      <a:ext cx="5334000" cy="3200400"/>
                     </a:xfrm>
                     <a:prstGeom prst="rect"/>
                   </pic:spPr>
@@ -1279,8 +1588,8 @@
       <w:r>
         <w:drawing>
           <wp:inline xmlns:a="http://schemas.openxmlformats.org/drawingml/2006/main" xmlns:pic="http://schemas.openxmlformats.org/drawingml/2006/picture">
-            <wp:extent cx="5486400" cy="5225143"/>
-            <wp:docPr id="2" name="Picture 2" descr="Pilot experiments. Try the workflow: Both reviewers apply the draft rubric to four practice answers.. Measure agreement: Agreement is 3/4=75% on this pilot.. Repair the rubric: Discuss the disagreement and clarify the scoring rule before the main run."/>
+            <wp:extent cx="5486400" cy="3182112"/>
+            <wp:docPr id="2" name="Picture 2" descr="Try the workflow: Both reviewers apply the draft rubric to four practice answers. → Measure agreement: Agreement is 3/4=75% on this pilot. → Repair the rubric: Discuss the disagreement and clarify the scoring rule before the main run."/>
             <wp:cNvGraphicFramePr>
               <a:graphicFrameLocks noChangeAspect="1"/>
             </wp:cNvGraphicFramePr>
@@ -1288,7 +1597,7 @@
               <a:graphicData uri="http://schemas.openxmlformats.org/drawingml/2006/picture">
                 <pic:pic>
                   <pic:nvPicPr>
-                    <pic:cNvPr id="0" name="academy-visual-ai-7-22.png"/>
+                    <pic:cNvPr id="0" name="academy-story-ai-7-22-02.png"/>
                     <pic:cNvPicPr/>
                   </pic:nvPicPr>
                   <pic:blipFill>
@@ -1300,7 +1609,7 @@
                   <pic:spPr>
                     <a:xfrm>
                       <a:off x="0" y="0"/>
-                      <a:ext cx="5486400" cy="5225143"/>
+                      <a:ext cx="5486400" cy="3182112"/>
                     </a:xfrm>
                     <a:prstGeom prst="rect"/>
                   </pic:spPr>
@@ -1428,24 +1737,7 @@
     </w:p>
     <w:p>
       <w:pPr>
-        <w:pStyle w:val="Heading3"/>
-      </w:pPr>
-      <w:r>
-        <w:t>Why this result follows</w:t>
-      </w:r>
-    </w:p>
-    <w:p>
-      <w:pPr>
-        <w:pStyle w:val="Heading3"/>
-      </w:pPr>
-      <w:r>
-        <w:t>Why the result follows</w:t>
-      </w:r>
-    </w:p>
-    <w:p>
-      <w:pPr>
         <w:spacing w:line="336" w:lineRule="auto" w:after="180"/>
-        <w:shd w:fill="F1F6FC"/>
       </w:pPr>
       <w:r>
         <w:rPr>
@@ -1468,30 +1760,447 @@
     </w:p>
     <w:p>
       <w:pPr>
+        <w:pStyle w:val="Heading2"/>
+      </w:pPr>
+      <w:r>
+        <w:t>Complete picture evidence and limits</w:t>
+      </w:r>
+    </w:p>
+    <w:tbl>
+      <w:tblPr>
+        <w:tblStyle w:val="LightShading-Accent1"/>
+        <w:tblW w:type="auto" w:w="0"/>
+        <w:tblLook w:firstColumn="1" w:firstRow="1" w:lastColumn="0" w:lastRow="0" w:noHBand="0" w:noVBand="1" w:val="04A0"/>
+      </w:tblPr>
+      <w:tblGrid>
+        <w:gridCol w:w="5112"/>
+        <w:gridCol w:w="5112"/>
+      </w:tblGrid>
+      <w:tr>
+        <w:trPr>
+          <w:tblHeader/>
+        </w:trPr>
+        <w:tc>
+          <w:tcPr>
+            <w:tcW w:type="dxa" w:w="5112"/>
+          </w:tcPr>
+          <w:p>
+            <w:r>
+              <w:t>Picture quantity</w:t>
+            </w:r>
+          </w:p>
+        </w:tc>
+        <w:tc>
+          <w:tcPr>
+            <w:tcW w:type="dxa" w:w="5112"/>
+          </w:tcPr>
+          <w:p>
+            <w:r>
+              <w:t>Supported value or limit</w:t>
+            </w:r>
+          </w:p>
+        </w:tc>
+      </w:tr>
+      <w:tr>
+        <w:tc>
+          <w:tcPr>
+            <w:tcW w:type="dxa" w:w="5112"/>
+          </w:tcPr>
+          <w:p>
+            <w:r>
+              <w:t>Answers scored by both reviewers</w:t>
+            </w:r>
+          </w:p>
+        </w:tc>
+        <w:tc>
+          <w:tcPr>
+            <w:tcW w:type="dxa" w:w="5112"/>
+          </w:tcPr>
+          <w:p>
+            <w:r>
+              <w:t>Four</w:t>
+            </w:r>
+          </w:p>
+        </w:tc>
+      </w:tr>
+      <w:tr>
+        <w:tc>
+          <w:tcPr>
+            <w:tcW w:type="dxa" w:w="5112"/>
+          </w:tcPr>
+          <w:p>
+            <w:r>
+              <w:t>Agree</w:t>
+            </w:r>
+          </w:p>
+        </w:tc>
+        <w:tc>
+          <w:tcPr>
+            <w:tcW w:type="dxa" w:w="5112"/>
+          </w:tcPr>
+          <w:p>
+            <w:r>
+              <w:t>Three; 3/4 = 75%</w:t>
+            </w:r>
+          </w:p>
+        </w:tc>
+      </w:tr>
+      <w:tr>
+        <w:tc>
+          <w:tcPr>
+            <w:tcW w:type="dxa" w:w="5112"/>
+          </w:tcPr>
+          <w:p>
+            <w:r>
+              <w:t>Disagree</w:t>
+            </w:r>
+          </w:p>
+        </w:tc>
+        <w:tc>
+          <w:tcPr>
+            <w:tcW w:type="dxa" w:w="5112"/>
+          </w:tcPr>
+          <w:p>
+            <w:r>
+              <w:t>One; 1/4 = 25%</w:t>
+            </w:r>
+          </w:p>
+        </w:tc>
+      </w:tr>
+      <w:tr>
+        <w:tc>
+          <w:tcPr>
+            <w:tcW w:type="dxa" w:w="5112"/>
+          </w:tcPr>
+          <w:p>
+            <w:r>
+              <w:t>Who is correct</w:t>
+            </w:r>
+          </w:p>
+        </w:tc>
+        <w:tc>
+          <w:tcPr>
+            <w:tcW w:type="dxa" w:w="5112"/>
+          </w:tcPr>
+          <w:p>
+            <w:r>
+              <w:t>Not supplied; agreement is not a reference label</w:t>
+            </w:r>
+          </w:p>
+        </w:tc>
+      </w:tr>
+      <w:tr>
+        <w:tc>
+          <w:tcPr>
+            <w:tcW w:type="dxa" w:w="5112"/>
+          </w:tcPr>
+          <w:p>
+            <w:r>
+              <w:t>Cause of disagreement</w:t>
+            </w:r>
+          </w:p>
+        </w:tc>
+        <w:tc>
+          <w:tcPr>
+            <w:tcW w:type="dxa" w:w="5112"/>
+          </w:tcPr>
+          <w:p>
+            <w:r>
+              <w:t>Unknown; inspect records and rubric</w:t>
+            </w:r>
+          </w:p>
+        </w:tc>
+      </w:tr>
+      <w:tr>
+        <w:tc>
+          <w:tcPr>
+            <w:tcW w:type="dxa" w:w="5112"/>
+          </w:tcPr>
+          <w:p>
+            <w:r>
+              <w:t>After used for revision</w:t>
+            </w:r>
+          </w:p>
+        </w:tc>
+        <w:tc>
+          <w:tcPr>
+            <w:tcW w:type="dxa" w:w="5112"/>
+          </w:tcPr>
+          <w:p>
+            <w:r>
+              <w:t>Development evidence, excluded from final evaluation under this plan</w:t>
+            </w:r>
+          </w:p>
+        </w:tc>
+      </w:tr>
+      <w:tr>
+        <w:tc>
+          <w:tcPr>
+            <w:tcW w:type="dxa" w:w="5112"/>
+          </w:tcPr>
+          <w:p>
+            <w:r>
+              <w:t>Long-run reliability / final effect</w:t>
+            </w:r>
+          </w:p>
+        </w:tc>
+        <w:tc>
+          <w:tcPr>
+            <w:tcW w:type="dxa" w:w="5112"/>
+          </w:tcPr>
+          <w:p>
+            <w:r>
+              <w:t>Not established by four practice answers</w:t>
+            </w:r>
+          </w:p>
+        </w:tc>
+      </w:tr>
+    </w:tbl>
+    <w:p>
+      <w:pPr>
+        <w:pStyle w:val="Heading2"/>
+      </w:pPr>
+      <w:r>
+        <w:t>Predict the changed condition</w:t>
+      </w:r>
+    </w:p>
+    <w:p>
+      <w:pPr>
+        <w:pStyle w:val="ListBullet"/>
+      </w:pPr>
+      <w:r>
+        <w:t>Change one thing: Add the corrected pilot answers into final evaluation. Predict the result before checking the explanation. What remains the same?</w:t>
+      </w:r>
+    </w:p>
+    <w:p>
+      <w:pPr>
+        <w:pStyle w:val="Heading2"/>
+      </w:pPr>
+      <w:r>
+        <w:t>Check after predicting · reference / check after trying</w:t>
+      </w:r>
+    </w:p>
+    <w:p>
+      <w:r>
+        <w:drawing>
+          <wp:inline xmlns:a="http://schemas.openxmlformats.org/drawingml/2006/main" xmlns:pic="http://schemas.openxmlformats.org/drawingml/2006/picture">
+            <wp:extent cx="5486400" cy="3026664"/>
+            <wp:docPr id="3" name="Picture 3" descr="Original case: Discuss the disagreement and clarify the scoring rule before the main run. Changed condition: Add the corrected pilot answers into final evaluation. Expected result: Declare them previously exposed rather than untouched final evidence. Reason: Rubric development already used those answers."/>
+            <wp:cNvGraphicFramePr>
+              <a:graphicFrameLocks noChangeAspect="1"/>
+            </wp:cNvGraphicFramePr>
+            <a:graphic>
+              <a:graphicData uri="http://schemas.openxmlformats.org/drawingml/2006/picture">
+                <pic:pic>
+                  <pic:nvPicPr>
+                    <pic:cNvPr id="0" name="academy-story-ai-7-22-04.png"/>
+                    <pic:cNvPicPr/>
+                  </pic:nvPicPr>
+                  <pic:blipFill>
+                    <a:blip r:embed="rId11"/>
+                    <a:stretch>
+                      <a:fillRect/>
+                    </a:stretch>
+                  </pic:blipFill>
+                  <pic:spPr>
+                    <a:xfrm>
+                      <a:off x="0" y="0"/>
+                      <a:ext cx="5486400" cy="3026664"/>
+                    </a:xfrm>
+                    <a:prstGeom prst="rect"/>
+                  </pic:spPr>
+                </pic:pic>
+              </a:graphicData>
+            </a:graphic>
+          </wp:inline>
+        </w:drawing>
+      </w:r>
+    </w:p>
+    <w:p>
+      <w:pPr>
+        <w:pStyle w:val="Heading2"/>
+      </w:pPr>
+      <w:r>
+        <w:t>Explain what remains unknown</w:t>
+      </w:r>
+    </w:p>
+    <w:p>
+      <w:pPr>
+        <w:pStyle w:val="ListBullet"/>
+      </w:pPr>
+      <w:r>
+        <w:t>Four pilot answers do not establish long-run reviewer reliability or a stable performance effect.</w:t>
+      </w:r>
+    </w:p>
+    <w:p>
+      <w:pPr>
+        <w:pStyle w:val="ListBullet"/>
+      </w:pPr>
+      <w:r>
+        <w:t>Read the labelled picture: Calculate reviewer agreement on the four pilot answers. What can the disagreement improve, and why are those revised practice answers not untouched final evidence?</w:t>
+      </w:r>
+    </w:p>
+    <w:p>
+      <w:pPr>
+        <w:pStyle w:val="Heading2"/>
+      </w:pPr>
+      <w:r>
+        <w:t>Earlier wording, alternatives and picture transcripts · reference / check after trying</w:t>
+      </w:r>
+    </w:p>
+    <w:p>
+      <w:pPr>
         <w:pStyle w:val="Heading3"/>
       </w:pPr>
       <w:r>
-        <w:t>What this example does not establish</w:t>
-      </w:r>
-    </w:p>
-    <w:p>
-      <w:pPr>
-        <w:pStyle w:val="Heading3"/>
-      </w:pPr>
-      <w:r>
-        <w:t>Keep the stated limit</w:t>
+        <w:t>Learn from the worked case</w:t>
       </w:r>
     </w:p>
     <w:p>
       <w:pPr>
         <w:spacing w:line="336" w:lineRule="auto" w:after="180"/>
-        <w:shd w:fill="FFF5E6"/>
       </w:pPr>
       <w:r>
         <w:rPr>
           <w:b w:val="0"/>
         </w:rPr>
-        <w:t xml:space="preserve">Four </w:t>
+        <w:t>Cover the result before checking it. Say what is given, choose the procedure, and follow one step at a time. Then uncover the result and explain your first mismatch. Ask why a step is allowed, not only what number it produces.</w:t>
+      </w:r>
+    </w:p>
+    <w:p>
+      <w:pPr>
+        <w:pStyle w:val="Heading3"/>
+      </w:pPr>
+      <w:r>
+        <w:t>A pictorial worked case: Pilot experiments</w:t>
+      </w:r>
+    </w:p>
+    <w:p>
+      <w:pPr>
+        <w:pStyle w:val="Heading3"/>
+      </w:pPr>
+      <w:r>
+        <w:t>The facts we will use</w:t>
+      </w:r>
+    </w:p>
+    <w:p>
+      <w:r>
+        <w:drawing>
+          <wp:inline xmlns:a="http://schemas.openxmlformats.org/drawingml/2006/main" xmlns:pic="http://schemas.openxmlformats.org/drawingml/2006/picture">
+            <wp:extent cx="5486400" cy="2641600"/>
+            <wp:docPr id="4" name="Picture 4" descr="Reviewer agreement on four pilot answers"/>
+            <wp:cNvGraphicFramePr>
+              <a:graphicFrameLocks noChangeAspect="1"/>
+            </wp:cNvGraphicFramePr>
+            <a:graphic>
+              <a:graphicData uri="http://schemas.openxmlformats.org/drawingml/2006/picture">
+                <pic:pic>
+                  <pic:nvPicPr>
+                    <pic:cNvPr id="0" name="academy-detail-ai-7-22.png"/>
+                    <pic:cNvPicPr/>
+                  </pic:nvPicPr>
+                  <pic:blipFill>
+                    <a:blip r:embed="rId12"/>
+                    <a:stretch>
+                      <a:fillRect/>
+                    </a:stretch>
+                  </pic:blipFill>
+                  <pic:spPr>
+                    <a:xfrm>
+                      <a:off x="0" y="0"/>
+                      <a:ext cx="5486400" cy="2641600"/>
+                    </a:xfrm>
+                    <a:prstGeom prst="rect"/>
+                  </pic:spPr>
+                </pic:pic>
+              </a:graphicData>
+            </a:graphic>
+          </wp:inline>
+        </w:drawing>
+      </w:r>
+    </w:p>
+    <w:p>
+      <w:r>
+        <w:drawing>
+          <wp:inline xmlns:a="http://schemas.openxmlformats.org/drawingml/2006/main" xmlns:pic="http://schemas.openxmlformats.org/drawingml/2006/picture">
+            <wp:extent cx="5486400" cy="5225143"/>
+            <wp:docPr id="5" name="Picture 5" descr="Pilot experiments. Try the workflow: Both reviewers apply the draft rubric to four practice answers.. Measure agreement: Agreement is 3/4=75% on this pilot.. Repair the rubric: Discuss the disagreement and clarify the scoring rule before the main run."/>
+            <wp:cNvGraphicFramePr>
+              <a:graphicFrameLocks noChangeAspect="1"/>
+            </wp:cNvGraphicFramePr>
+            <a:graphic>
+              <a:graphicData uri="http://schemas.openxmlformats.org/drawingml/2006/picture">
+                <pic:pic>
+                  <pic:nvPicPr>
+                    <pic:cNvPr id="0" name="academy-visual-ai-7-22.png"/>
+                    <pic:cNvPicPr/>
+                  </pic:nvPicPr>
+                  <pic:blipFill>
+                    <a:blip r:embed="rId13"/>
+                    <a:stretch>
+                      <a:fillRect/>
+                    </a:stretch>
+                  </pic:blipFill>
+                  <pic:spPr>
+                    <a:xfrm>
+                      <a:off x="0" y="0"/>
+                      <a:ext cx="5486400" cy="5225143"/>
+                    </a:xfrm>
+                    <a:prstGeom prst="rect"/>
+                  </pic:spPr>
+                </pic:pic>
+              </a:graphicData>
+            </a:graphic>
+          </wp:inline>
+        </w:drawing>
+      </w:r>
+    </w:p>
+    <w:p>
+      <w:pPr>
+        <w:pStyle w:val="Heading3"/>
+      </w:pPr>
+      <w:r>
+        <w:t>Why this result follows</w:t>
+      </w:r>
+    </w:p>
+    <w:p>
+      <w:pPr>
+        <w:pStyle w:val="Heading3"/>
+      </w:pPr>
+      <w:r>
+        <w:t>What this example does not establish</w:t>
+      </w:r>
+    </w:p>
+    <w:p>
+      <w:pPr>
+        <w:pStyle w:val="Heading1"/>
+      </w:pPr>
+      <w:r>
+        <w:t>07. Find the first unsupported inference and repair it</w:t>
+      </w:r>
+    </w:p>
+    <w:p>
+      <w:r>
+        <w:t>Use the supplied conditions rather than inventing missing evidence.</w:t>
+      </w:r>
+    </w:p>
+    <w:p>
+      <w:pPr>
+        <w:pStyle w:val="Heading2"/>
+      </w:pPr>
+      <w:r>
+        <w:t>Original qualification and repair setup</w:t>
+      </w:r>
+    </w:p>
+    <w:p>
+      <w:pPr>
+        <w:spacing w:line="336" w:lineRule="auto" w:after="180"/>
+      </w:pPr>
+      <w:r>
+        <w:rPr>
+          <w:b w:val="0"/>
+        </w:rPr>
+        <w:t xml:space="preserve">A </w:t>
       </w:r>
       <w:r>
         <w:rPr>
@@ -1503,39 +2212,19 @@
         <w:rPr>
           <w:b w:val="0"/>
         </w:rPr>
-        <w:t xml:space="preserve"> answers do not establish long-run reviewer reliability or a stable performance effect.</w:t>
-      </w:r>
-    </w:p>
-    <w:p>
-      <w:pPr>
-        <w:pStyle w:val="Heading3"/>
-      </w:pPr>
-      <w:r>
-        <w:t>Keep the stated limit</w:t>
-      </w:r>
-    </w:p>
-    <w:p>
-      <w:pPr>
-        <w:spacing w:line="336" w:lineRule="auto" w:after="180"/>
-        <w:shd w:fill="FFF5E6"/>
-      </w:pPr>
+        <w:t xml:space="preserve"> may assess </w:t>
+      </w:r>
+      <w:r>
+        <w:rPr>
+          <w:b/>
+        </w:rPr>
+        <w:t>feasibility</w:t>
+      </w:r>
       <w:r>
         <w:rPr>
           <w:b w:val="0"/>
         </w:rPr>
-        <w:t xml:space="preserve">Read the labelled picture: Calculate reviewer agreement on the four </w:t>
-      </w:r>
-      <w:r>
-        <w:rPr>
-          <w:b/>
-        </w:rPr>
-        <w:t>pilot</w:t>
-      </w:r>
-      <w:r>
-        <w:rPr>
-          <w:b w:val="0"/>
-        </w:rPr>
-        <w:t xml:space="preserve"> answers. What can the disagreement improve, and why are those revised practice answers not untouched final </w:t>
+        <w:t xml:space="preserve"> but is not automatically powered or independent </w:t>
       </w:r>
       <w:r>
         <w:rPr>
@@ -1547,87 +2236,29 @@
         <w:rPr>
           <w:b w:val="0"/>
         </w:rPr>
-        <w:t>?</w:t>
-      </w:r>
-    </w:p>
-    <w:p>
-      <w:pPr>
-        <w:pStyle w:val="Heading3"/>
-      </w:pPr>
-      <w:r>
-        <w:t>Keep the stated limit</w:t>
+        <w:t xml:space="preserve"> for the final hypothesis.</w:t>
       </w:r>
     </w:p>
     <w:p>
       <w:pPr>
         <w:spacing w:line="336" w:lineRule="auto" w:after="180"/>
-        <w:shd w:fill="FFF5E6"/>
       </w:pPr>
       <w:r>
         <w:rPr>
           <w:b w:val="0"/>
         </w:rPr>
-        <w:t xml:space="preserve">Change one thing: Add the corrected </w:t>
-      </w:r>
-      <w:r>
-        <w:rPr>
-          <w:b/>
-        </w:rPr>
-        <w:t>pilot</w:t>
-      </w:r>
+        <w:t>A useful check asks what would make the reasoning fail. Distinguish a failure to execute the declared procedure from a weakness in the procedure itself.</w:t>
+      </w:r>
+    </w:p>
+    <w:p>
+      <w:pPr>
+        <w:spacing w:line="336" w:lineRule="auto" w:after="180"/>
+      </w:pPr>
       <w:r>
         <w:rPr>
           <w:b w:val="0"/>
         </w:rPr>
-        <w:t xml:space="preserve"> answers into final evaluation. Predict the result before checking the explanation. What remains the same?</w:t>
-      </w:r>
-    </w:p>
-    <w:p>
-      <w:pPr>
-        <w:pStyle w:val="Heading1"/>
-      </w:pPr>
-      <w:r>
-        <w:t>07. Find and repair a mistake</w:t>
-      </w:r>
-    </w:p>
-    <w:p>
-      <w:r>
-        <w:t>Find the unsupported step in the Pilot experiments claim and explain a repair using the supplied evidence.</w:t>
-      </w:r>
-    </w:p>
-    <w:p>
-      <w:pPr>
-        <w:spacing w:line="336" w:lineRule="auto" w:after="180"/>
-      </w:pPr>
-      <w:r>
-        <w:rPr>
-          <w:b w:val="0"/>
-        </w:rPr>
-        <w:t xml:space="preserve">A </w:t>
-      </w:r>
-      <w:r>
-        <w:rPr>
-          <w:b/>
-        </w:rPr>
-        <w:t>pilot</w:t>
-      </w:r>
-      <w:r>
-        <w:rPr>
-          <w:b w:val="0"/>
-        </w:rPr>
-        <w:t xml:space="preserve"> may assess </w:t>
-      </w:r>
-      <w:r>
-        <w:rPr>
-          <w:b/>
-        </w:rPr>
-        <w:t>feasibility</w:t>
-      </w:r>
-      <w:r>
-        <w:rPr>
-          <w:b w:val="0"/>
-        </w:rPr>
-        <w:t xml:space="preserve"> but is not automatically powered or independent </w:t>
+        <w:t xml:space="preserve">The first may require a correction; the second requires an explicitly revised method and new </w:t>
       </w:r>
       <w:r>
         <w:rPr>
@@ -1639,7 +2270,235 @@
         <w:rPr>
           <w:b w:val="0"/>
         </w:rPr>
-        <w:t xml:space="preserve"> for the final hypothesis.</w:t>
+        <w:t>. Preserve unsuccessful cases so an improved result cannot hide the original problem.</w:t>
+      </w:r>
+    </w:p>
+    <w:p>
+      <w:pPr>
+        <w:pStyle w:val="Heading2"/>
+      </w:pPr>
+      <w:r>
+        <w:t>Complete boundary and misconception probes</w:t>
+      </w:r>
+    </w:p>
+    <w:tbl>
+      <w:tblPr>
+        <w:tblStyle w:val="LightShading-Accent1"/>
+        <w:tblW w:type="auto" w:w="0"/>
+        <w:tblLook w:firstColumn="1" w:firstRow="1" w:lastColumn="0" w:lastRow="0" w:noHBand="0" w:noVBand="1" w:val="04A0"/>
+      </w:tblPr>
+      <w:tblGrid>
+        <w:gridCol w:w="5112"/>
+        <w:gridCol w:w="5112"/>
+      </w:tblGrid>
+      <w:tr>
+        <w:trPr>
+          <w:tblHeader/>
+        </w:trPr>
+        <w:tc>
+          <w:tcPr>
+            <w:tcW w:type="dxa" w:w="5112"/>
+          </w:tcPr>
+          <w:p>
+            <w:r>
+              <w:t>Pilot audit</w:t>
+            </w:r>
+          </w:p>
+        </w:tc>
+        <w:tc>
+          <w:tcPr>
+            <w:tcW w:type="dxa" w:w="5112"/>
+          </w:tcPr>
+          <w:p>
+            <w:r>
+              <w:t>Checked interpretation</w:t>
+            </w:r>
+          </w:p>
+        </w:tc>
+      </w:tr>
+      <w:tr>
+        <w:tc>
+          <w:tcPr>
+            <w:tcW w:type="dxa" w:w="5112"/>
+          </w:tcPr>
+          <w:p>
+            <w:r>
+              <w:t>Pilot uncovers a defect</w:t>
+            </w:r>
+          </w:p>
+        </w:tc>
+        <w:tc>
+          <w:tcPr>
+            <w:tcW w:type="dxa" w:w="5112"/>
+          </w:tcPr>
+          <w:p>
+            <w:r>
+              <w:t>Useful evidence about procedure readiness</w:t>
+            </w:r>
+          </w:p>
+        </w:tc>
+      </w:tr>
+      <w:tr>
+        <w:tc>
+          <w:tcPr>
+            <w:tcW w:type="dxa" w:w="5112"/>
+          </w:tcPr>
+          <w:p>
+            <w:r>
+              <w:t>Units wrong but values absent</w:t>
+            </w:r>
+          </w:p>
+        </w:tc>
+        <w:tc>
+          <w:tcPr>
+            <w:tcW w:type="dxa" w:w="5112"/>
+          </w:tcPr>
+          <w:p>
+            <w:r>
+              <w:t>Do not invent a conversion or repaired timing</w:t>
+            </w:r>
+          </w:p>
+        </w:tc>
+      </w:tr>
+      <w:tr>
+        <w:tc>
+          <w:tcPr>
+            <w:tcW w:type="dxa" w:w="5112"/>
+          </w:tcPr>
+          <w:p>
+            <w:r>
+              <w:t>Pilot used to change method</w:t>
+            </w:r>
+          </w:p>
+        </w:tc>
+        <w:tc>
+          <w:tcPr>
+            <w:tcW w:type="dxa" w:w="5112"/>
+          </w:tcPr>
+          <w:p>
+            <w:r>
+              <w:t>Retain development role; do not call it untouched final evidence</w:t>
+            </w:r>
+          </w:p>
+        </w:tc>
+      </w:tr>
+      <w:tr>
+        <w:tc>
+          <w:tcPr>
+            <w:tcW w:type="dxa" w:w="5112"/>
+          </w:tcPr>
+          <w:p>
+            <w:r>
+              <w:t>Reviewers agree</w:t>
+            </w:r>
+          </w:p>
+        </w:tc>
+        <w:tc>
+          <w:tcPr>
+            <w:tcW w:type="dxa" w:w="5112"/>
+          </w:tcPr>
+          <w:p>
+            <w:r>
+              <w:t>May still share an incorrect interpretation</w:t>
+            </w:r>
+          </w:p>
+        </w:tc>
+      </w:tr>
+      <w:tr>
+        <w:tc>
+          <w:tcPr>
+            <w:tcW w:type="dxa" w:w="5112"/>
+          </w:tcPr>
+          <w:p>
+            <w:r>
+              <w:t>Reviewers disagree</w:t>
+            </w:r>
+          </w:p>
+        </w:tc>
+        <w:tc>
+          <w:tcPr>
+            <w:tcW w:type="dxa" w:w="5112"/>
+          </w:tcPr>
+          <w:p>
+            <w:r>
+              <w:t>Cause and correct label require inspection</w:t>
+            </w:r>
+          </w:p>
+        </w:tc>
+      </w:tr>
+      <w:tr>
+        <w:tc>
+          <w:tcPr>
+            <w:tcW w:type="dxa" w:w="5112"/>
+          </w:tcPr>
+          <w:p>
+            <w:r>
+              <w:t>Four-answer agreement is 75%</w:t>
+            </w:r>
+          </w:p>
+        </w:tc>
+        <w:tc>
+          <w:tcPr>
+            <w:tcW w:type="dxa" w:w="5112"/>
+          </w:tcPr>
+          <w:p>
+            <w:r>
+              <w:t>Observed agreement only, not proven long-run reliability</w:t>
+            </w:r>
+          </w:p>
+        </w:tc>
+      </w:tr>
+      <w:tr>
+        <w:tc>
+          <w:tcPr>
+            <w:tcW w:type="dxa" w:w="5112"/>
+          </w:tcPr>
+          <w:p>
+            <w:r>
+              <w:t>New primary study planned</w:t>
+            </w:r>
+          </w:p>
+        </w:tc>
+        <w:tc>
+          <w:tcPr>
+            <w:tcW w:type="dxa" w:w="5112"/>
+          </w:tcPr>
+          <w:p>
+            <w:r>
+              <w:t>No results exist until it is actually performed</w:t>
+            </w:r>
+          </w:p>
+        </w:tc>
+      </w:tr>
+      <w:tr>
+        <w:tc>
+          <w:tcPr>
+            <w:tcW w:type="dxa" w:w="5112"/>
+          </w:tcPr>
+          <w:p>
+            <w:r>
+              <w:t>Ambiguous cases found</w:t>
+            </w:r>
+          </w:p>
+        </w:tc>
+        <w:tc>
+          <w:tcPr>
+            <w:tcW w:type="dxa" w:w="5112"/>
+          </w:tcPr>
+          <w:p>
+            <w:r>
+              <w:t>Revise and check rubric; do not silently delete difficult primary cases</w:t>
+            </w:r>
+          </w:p>
+        </w:tc>
+      </w:tr>
+    </w:tbl>
+    <w:p>
+      <w:pPr>
+        <w:pStyle w:val="Heading2"/>
+      </w:pPr>
+      <w:r>
+        <w:t>Write and justify the repair</w:t>
       </w:r>
     </w:p>
     <w:p>
@@ -1647,43 +2506,40 @@
         <w:pStyle w:val="Heading3"/>
       </w:pPr>
       <w:r>
-        <w:t>Check the claim against the facts</w:t>
-      </w:r>
-    </w:p>
-    <w:p>
-      <w:pPr>
-        <w:spacing w:line="336" w:lineRule="auto" w:after="180"/>
-        <w:shd w:fill="FFF5E6"/>
-      </w:pPr>
-      <w:r>
-        <w:rPr>
-          <w:b w:val="0"/>
-        </w:rPr>
-        <w:t>A useful check asks what would make the reasoning fail. Distinguish a failure to execute the declared procedure from a weakness in the procedure itself.</w:t>
-      </w:r>
-    </w:p>
-    <w:p>
-      <w:pPr>
-        <w:spacing w:line="336" w:lineRule="auto" w:after="180"/>
-        <w:shd w:fill="FFF5E6"/>
-      </w:pPr>
-      <w:r>
-        <w:rPr>
-          <w:b w:val="0"/>
-        </w:rPr>
-        <w:t xml:space="preserve">The first may require a correction; the second requires an explicitly revised method and new </w:t>
-      </w:r>
-      <w:r>
-        <w:rPr>
-          <w:b/>
-        </w:rPr>
-        <w:t>evidence</w:t>
-      </w:r>
-      <w:r>
-        <w:rPr>
-          <w:b w:val="0"/>
-        </w:rPr>
-        <w:t>. Preserve unsuccessful cases so an improved result cannot hide the original problem.</w:t>
+        <w:t>Guided: restate the worked result, then name the assumption or limitation that prevents a broader conclusion.</w:t>
+      </w:r>
+    </w:p>
+    <w:p>
+      <w:r>
+        <w:t>________________________________________________________________</w:t>
+      </w:r>
+    </w:p>
+    <w:p>
+      <w:r>
+        <w:t>________________________________________________________________</w:t>
+      </w:r>
+    </w:p>
+    <w:p>
+      <w:r>
+        <w:t>________________________________________________________________</w:t>
+      </w:r>
+    </w:p>
+    <w:p>
+      <w:r>
+        <w:t>________________________________________________________________</w:t>
+      </w:r>
+    </w:p>
+    <w:p>
+      <w:r>
+        <w:t>________________________________________________________________</w:t>
+      </w:r>
+    </w:p>
+    <w:p>
+      <w:pPr>
+        <w:pStyle w:val="ListBullet"/>
+      </w:pPr>
+      <w:r>
+        <w:t>A report omits this qualification: A pilot may assess feasibility but is not automatically powered or independent evidence for the final hypothesis. Explain how omitting it could change a reader's interpretation, and write an accurate replacement.</w:t>
       </w:r>
     </w:p>
     <w:p>
@@ -1691,6 +2547,89 @@
         <w:pStyle w:val="Heading3"/>
       </w:pPr>
       <w:r>
+        <w:t>State one repair and the checks you would rerun.</w:t>
+      </w:r>
+    </w:p>
+    <w:p>
+      <w:r>
+        <w:t>________________________________________________________________</w:t>
+      </w:r>
+    </w:p>
+    <w:p>
+      <w:r>
+        <w:t>________________________________________________________________</w:t>
+      </w:r>
+    </w:p>
+    <w:p>
+      <w:r>
+        <w:t>________________________________________________________________</w:t>
+      </w:r>
+    </w:p>
+    <w:p>
+      <w:r>
+        <w:t>________________________________________________________________</w:t>
+      </w:r>
+    </w:p>
+    <w:p>
+      <w:r>
+        <w:t>________________________________________________________________</w:t>
+      </w:r>
+    </w:p>
+    <w:p>
+      <w:r>
+        <w:t>________________________________________________________________</w:t>
+      </w:r>
+    </w:p>
+    <w:p>
+      <w:pPr>
+        <w:pStyle w:val="Heading2"/>
+      </w:pPr>
+      <w:r>
+        <w:t>Earlier wording, alternatives and picture transcripts · reference / check after trying</w:t>
+      </w:r>
+    </w:p>
+    <w:p>
+      <w:pPr>
+        <w:pStyle w:val="Heading3"/>
+      </w:pPr>
+      <w:r>
+        <w:t>Locate the earliest unsupported step</w:t>
+      </w:r>
+    </w:p>
+    <w:p>
+      <w:pPr>
+        <w:pStyle w:val="Heading1"/>
+      </w:pPr>
+      <w:r>
+        <w:t>08. Practise the mechanism with progressively less help</w:t>
+      </w:r>
+    </w:p>
+    <w:p>
+      <w:r>
+        <w:t>Keep the selected independent case for a first attempt.</w:t>
+      </w:r>
+    </w:p>
+    <w:p>
+      <w:pPr>
+        <w:pStyle w:val="Heading2"/>
+      </w:pPr>
+      <w:r>
+        <w:t>Shared explanation</w:t>
+      </w:r>
+    </w:p>
+    <w:p>
+      <w:pPr>
+        <w:pStyle w:val="ListBullet"/>
+      </w:pPr>
+      <w:r>
+        <w:t>Explain the weekly mechanism in your own words. Use the worked scenario to name its input, decision rule and output.</w:t>
+      </w:r>
+    </w:p>
+    <w:p>
+      <w:pPr>
+        <w:pStyle w:val="Heading3"/>
+      </w:pPr>
+      <w:r>
         <w:t>Guided: restate the worked result, then name the assumption or limitation that prevents a broader conclusion.</w:t>
       </w:r>
     </w:p>
@@ -1724,73 +2663,7 @@
         <w:pStyle w:val="Heading3"/>
       </w:pPr>
       <w:r>
-        <w:t>Locate the earliest unsupported step</w:t>
-      </w:r>
-    </w:p>
-    <w:p>
-      <w:pPr>
-        <w:spacing w:line="336" w:lineRule="auto" w:after="180"/>
-      </w:pPr>
-      <w:r>
-        <w:rPr>
-          <w:b w:val="0"/>
-        </w:rPr>
-        <w:t xml:space="preserve">A report omits this qualification: A </w:t>
-      </w:r>
-      <w:r>
-        <w:rPr>
-          <w:b/>
-        </w:rPr>
-        <w:t>pilot</w:t>
-      </w:r>
-      <w:r>
-        <w:rPr>
-          <w:b w:val="0"/>
-        </w:rPr>
-        <w:t xml:space="preserve"> may assess </w:t>
-      </w:r>
-      <w:r>
-        <w:rPr>
-          <w:b/>
-        </w:rPr>
-        <w:t>feasibility</w:t>
-      </w:r>
-      <w:r>
-        <w:rPr>
-          <w:b w:val="0"/>
-        </w:rPr>
-        <w:t xml:space="preserve"> but is not automatically powered or independent </w:t>
-      </w:r>
-      <w:r>
-        <w:rPr>
-          <w:b/>
-        </w:rPr>
-        <w:t>evidence</w:t>
-      </w:r>
-      <w:r>
-        <w:rPr>
-          <w:b w:val="0"/>
-        </w:rPr>
-        <w:t xml:space="preserve"> for the final hypothesis.</w:t>
-      </w:r>
-    </w:p>
-    <w:p>
-      <w:pPr>
-        <w:spacing w:line="336" w:lineRule="auto" w:after="180"/>
-      </w:pPr>
-      <w:r>
-        <w:rPr>
-          <w:b w:val="0"/>
-        </w:rPr>
-        <w:t>Explain how omitting it could change a reader's interpretation, and write an accurate replacement.</w:t>
-      </w:r>
-    </w:p>
-    <w:p>
-      <w:pPr>
-        <w:pStyle w:val="Heading3"/>
-      </w:pPr>
-      <w:r>
-        <w:t>State one repair and the checks you would rerun.</w:t>
+        <w:t>Explain your prediction to a partner before comparing results.</w:t>
       </w:r>
     </w:p>
     <w:p>
@@ -1814,142 +2687,11 @@
       </w:r>
     </w:p>
     <w:p>
-      <w:r>
-        <w:t>________________________________________________________________</w:t>
-      </w:r>
-    </w:p>
-    <w:p>
-      <w:r>
-        <w:t>________________________________________________________________</w:t>
-      </w:r>
-    </w:p>
-    <w:p>
-      <w:pPr>
-        <w:pStyle w:val="Heading1"/>
-      </w:pPr>
-      <w:r>
-        <w:t>08. Practise together</w:t>
-      </w:r>
-    </w:p>
-    <w:p>
-      <w:r>
-        <w:t>Practise Pilot experiments with support, then explain the deciding step in your own words.</w:t>
-      </w:r>
-    </w:p>
-    <w:p>
-      <w:pPr>
-        <w:spacing w:line="336" w:lineRule="auto" w:after="180"/>
-      </w:pPr>
-      <w:r>
-        <w:rPr>
-          <w:b w:val="0"/>
-        </w:rPr>
-        <w:t xml:space="preserve">Explain the weekly </w:t>
-      </w:r>
-      <w:r>
-        <w:rPr>
-          <w:b/>
-        </w:rPr>
-        <w:t>mechanism</w:t>
-      </w:r>
-      <w:r>
-        <w:rPr>
-          <w:b w:val="0"/>
-        </w:rPr>
-        <w:t xml:space="preserve"> in your own words. Use the worked scenario to name its </w:t>
-      </w:r>
-      <w:r>
-        <w:rPr>
-          <w:b/>
-        </w:rPr>
-        <w:t>input</w:t>
-      </w:r>
-      <w:r>
-        <w:rPr>
-          <w:b w:val="0"/>
-        </w:rPr>
-        <w:t xml:space="preserve">, decision rule and </w:t>
-      </w:r>
-      <w:r>
-        <w:rPr>
-          <w:b/>
-        </w:rPr>
-        <w:t>output</w:t>
-      </w:r>
-      <w:r>
-        <w:rPr>
-          <w:b w:val="0"/>
-        </w:rPr>
-        <w:t>.</w:t>
-      </w:r>
-    </w:p>
-    <w:p>
-      <w:pPr>
-        <w:pStyle w:val="Heading3"/>
-      </w:pPr>
-      <w:r>
-        <w:t>Guided: restate the worked result, then name the assumption or limitation that prevents a broader conclusion.</w:t>
-      </w:r>
-    </w:p>
-    <w:p>
-      <w:r>
-        <w:t>________________________________________________________________</w:t>
-      </w:r>
-    </w:p>
-    <w:p>
-      <w:r>
-        <w:t>________________________________________________________________</w:t>
-      </w:r>
-    </w:p>
-    <w:p>
-      <w:r>
-        <w:t>________________________________________________________________</w:t>
-      </w:r>
-    </w:p>
-    <w:p>
-      <w:r>
-        <w:t>________________________________________________________________</w:t>
-      </w:r>
-    </w:p>
-    <w:p>
-      <w:r>
-        <w:t>________________________________________________________________</w:t>
-      </w:r>
-    </w:p>
-    <w:p>
-      <w:pPr>
-        <w:pStyle w:val="Heading3"/>
-      </w:pPr>
-      <w:r>
-        <w:t>Explain your prediction to a partner before comparing results.</w:t>
-      </w:r>
-    </w:p>
-    <w:p>
-      <w:r>
-        <w:t>________________________________________________________________</w:t>
-      </w:r>
-    </w:p>
-    <w:p>
-      <w:r>
-        <w:t>________________________________________________________________</w:t>
-      </w:r>
-    </w:p>
-    <w:p>
-      <w:r>
-        <w:t>________________________________________________________________</w:t>
-      </w:r>
-    </w:p>
-    <w:p>
-      <w:r>
-        <w:t>________________________________________________________________</w:t>
-      </w:r>
-    </w:p>
-    <w:p>
-      <w:pPr>
-        <w:pStyle w:val="Heading3"/>
-      </w:pPr>
-      <w:r>
-        <w:t>Practise with less help: Trace the worked case</w:t>
+      <w:pPr>
+        <w:pStyle w:val="Heading2"/>
+      </w:pPr>
+      <w:r>
+        <w:t>Supported workbook trace</w:t>
       </w:r>
     </w:p>
     <w:p>
@@ -2079,10 +2821,78 @@
     </w:p>
     <w:p>
       <w:pPr>
+        <w:pStyle w:val="Heading2"/>
+      </w:pPr>
+      <w:r>
+        <w:t>Individual scope check</w:t>
+      </w:r>
+    </w:p>
+    <w:p>
+      <w:pPr>
+        <w:pStyle w:val="ListBullet"/>
+      </w:pPr>
+      <w:r>
+        <w:t>Use the worked case for Pilot experiments. Proposed explanation: “The worked result establishes every future case”. Decide whether this explanation is supported. Point to the step or supplied fact that decides; explain your repair if needed.</w:t>
+      </w:r>
+    </w:p>
+    <w:p>
+      <w:pPr>
+        <w:pStyle w:val="ListBullet"/>
+      </w:pPr>
+      <w:r>
+        <w:t>Answer on your own before discussion. If you are unsure, say which step you need help with.</w:t>
+      </w:r>
+    </w:p>
+    <w:p>
+      <w:pPr>
+        <w:pStyle w:val="Heading2"/>
+      </w:pPr>
+      <w:r>
+        <w:t>Picture response</w:t>
+      </w:r>
+    </w:p>
+    <w:p>
+      <w:pPr>
+        <w:pStyle w:val="ListBullet"/>
+      </w:pPr>
+      <w:r>
+        <w:t>Calculate reviewer agreement on the four pilot answers. What can the disagreement improve, and why are those revised practice answers not untouched final evidence?</w:t>
+      </w:r>
+    </w:p>
+    <w:p>
+      <w:pPr>
         <w:pStyle w:val="Heading3"/>
       </w:pPr>
       <w:r>
-        <w:t>Check your reasoning</w:t>
+        <w:t>My explanation using a pictured step and the given facts</w:t>
+      </w:r>
+    </w:p>
+    <w:p>
+      <w:r>
+        <w:t>________________________________________________________________</w:t>
+      </w:r>
+    </w:p>
+    <w:p>
+      <w:r>
+        <w:t>________________________________________________________________</w:t>
+      </w:r>
+    </w:p>
+    <w:p>
+      <w:r>
+        <w:t>________________________________________________________________</w:t>
+      </w:r>
+    </w:p>
+    <w:p>
+      <w:r>
+        <w:t>________________________________________________________________</w:t>
+      </w:r>
+    </w:p>
+    <w:p>
+      <w:pPr>
+        <w:pStyle w:val="Heading2"/>
+      </w:pPr>
+      <w:r>
+        <w:t>Reserve the independent task</w:t>
       </w:r>
     </w:p>
     <w:p>
@@ -2093,8 +2903,66 @@
         <w:rPr>
           <w:b w:val="0"/>
         </w:rPr>
-        <w:t xml:space="preserve">Use the worked case for </w:t>
-      </w:r>
+        <w:t>This is supported practice. Keep the separately named independent case for an attempt before feedback.</w:t>
+      </w:r>
+    </w:p>
+    <w:p>
+      <w:pPr>
+        <w:pStyle w:val="Heading2"/>
+      </w:pPr>
+      <w:r>
+        <w:t>Earlier wording, alternatives and picture transcripts · reference / check after trying</w:t>
+      </w:r>
+    </w:p>
+    <w:p>
+      <w:pPr>
+        <w:pStyle w:val="Heading3"/>
+      </w:pPr>
+      <w:r>
+        <w:t>Practise with less help: Trace the worked case</w:t>
+      </w:r>
+    </w:p>
+    <w:p>
+      <w:pPr>
+        <w:pStyle w:val="Heading3"/>
+      </w:pPr>
+      <w:r>
+        <w:t>Check your reasoning</w:t>
+      </w:r>
+    </w:p>
+    <w:p>
+      <w:pPr>
+        <w:pStyle w:val="Heading3"/>
+      </w:pPr>
+      <w:r>
+        <w:t>Explain the picture</w:t>
+      </w:r>
+    </w:p>
+    <w:p>
+      <w:pPr>
+        <w:pStyle w:val="Heading1"/>
+      </w:pPr>
+      <w:r>
+        <w:t>09. Investigate, record the evidence and check the limits</w:t>
+      </w:r>
+    </w:p>
+    <w:p>
+      <w:r>
+        <w:t>Distinguish a prediction, a paper trace and an actual local execution.</w:t>
+      </w:r>
+    </w:p>
+    <w:p>
+      <w:pPr>
+        <w:pStyle w:val="Heading2"/>
+      </w:pPr>
+      <w:r>
+        <w:t>Current investigation</w:t>
+      </w:r>
+    </w:p>
+    <w:p>
+      <w:pPr>
+        <w:spacing w:line="336" w:lineRule="auto" w:after="180"/>
+      </w:pPr>
       <w:r>
         <w:rPr>
           <w:b/>
@@ -2105,49 +2973,7 @@
         <w:rPr>
           <w:b w:val="0"/>
         </w:rPr>
-        <w:t xml:space="preserve"> experiments. Proposed explanation: “The worked result establishes every future case”. Decide whether this explanation is supported.</w:t>
-      </w:r>
-    </w:p>
-    <w:p>
-      <w:pPr>
-        <w:spacing w:line="336" w:lineRule="auto" w:after="180"/>
-      </w:pPr>
-      <w:r>
-        <w:rPr>
-          <w:b w:val="0"/>
-        </w:rPr>
-        <w:t>Point to the step or supplied fact that decides; explain your repair if needed.</w:t>
-      </w:r>
-    </w:p>
-    <w:p>
-      <w:pPr>
-        <w:spacing w:line="336" w:lineRule="auto" w:after="180"/>
-      </w:pPr>
-      <w:r>
-        <w:rPr>
-          <w:b w:val="0"/>
-        </w:rPr>
-        <w:t>Answer on your own before discussion. If you are unsure, say which step you need help with.</w:t>
-      </w:r>
-    </w:p>
-    <w:p>
-      <w:pPr>
-        <w:pStyle w:val="Heading3"/>
-      </w:pPr>
-      <w:r>
-        <w:t>Explain the picture</w:t>
-      </w:r>
-    </w:p>
-    <w:p>
-      <w:pPr>
-        <w:spacing w:line="336" w:lineRule="auto" w:after="180"/>
-        <w:shd w:fill="F5F1FB"/>
-      </w:pPr>
-      <w:r>
-        <w:rPr>
-          <w:b w:val="0"/>
-        </w:rPr>
-        <w:t xml:space="preserve">Calculate reviewer agreement on the four </w:t>
+        <w:t xml:space="preserve"> five cases reveals wrong units in duration logs; team corrects units and reports the </w:t>
       </w:r>
       <w:r>
         <w:rPr>
@@ -2159,7 +2985,7 @@
         <w:rPr>
           <w:b w:val="0"/>
         </w:rPr>
-        <w:t xml:space="preserve"> answers. What can the disagreement improve, and why are those revised practice answers not untouched final </w:t>
+        <w:t xml:space="preserve"> as final </w:t>
       </w:r>
       <w:r>
         <w:rPr>
@@ -2171,108 +2997,31 @@
         <w:rPr>
           <w:b w:val="0"/>
         </w:rPr>
-        <w:t>?</w:t>
-      </w:r>
-    </w:p>
-    <w:p>
-      <w:pPr>
-        <w:pStyle w:val="Heading3"/>
-      </w:pPr>
-      <w:r>
-        <w:t>My explanation using a pictured step and the given facts</w:t>
-      </w:r>
-    </w:p>
-    <w:p>
-      <w:r>
-        <w:t>________________________________________________________________</w:t>
-      </w:r>
-    </w:p>
-    <w:p>
-      <w:r>
-        <w:t>________________________________________________________________</w:t>
-      </w:r>
-    </w:p>
-    <w:p>
-      <w:r>
-        <w:t>________________________________________________________________</w:t>
-      </w:r>
-    </w:p>
-    <w:p>
-      <w:r>
-        <w:t>________________________________________________________________</w:t>
-      </w:r>
-    </w:p>
-    <w:p>
-      <w:pPr>
-        <w:spacing w:line="336" w:lineRule="auto" w:after="180"/>
-      </w:pPr>
-      <w:r>
-        <w:rPr>
-          <w:b w:val="0"/>
-        </w:rPr>
-        <w:t>This is supported practice. Keep the separately named independent case for an attempt before feedback.</w:t>
-      </w:r>
-    </w:p>
-    <w:p>
-      <w:pPr>
-        <w:pStyle w:val="Heading1"/>
-      </w:pPr>
-      <w:r>
-        <w:t>09. Run the investigation</w:t>
-      </w:r>
-    </w:p>
-    <w:p>
-      <w:r>
-        <w:t>Investigate Pilot experiments. Record the prediction, actual observation or labelled paper trace, explanation and next test separately.</w:t>
-      </w:r>
-    </w:p>
-    <w:p>
-      <w:pPr>
-        <w:pStyle w:val="Heading3"/>
-      </w:pPr>
-      <w:r>
-        <w:t>Predict, investigate and preserve the evidence</w:t>
-      </w:r>
-    </w:p>
-    <w:p>
-      <w:pPr>
-        <w:spacing w:line="336" w:lineRule="auto" w:after="180"/>
-      </w:pPr>
-      <w:r>
-        <w:rPr>
-          <w:b/>
-        </w:rPr>
-        <w:t>Pilot</w:t>
-      </w:r>
-      <w:r>
-        <w:rPr>
-          <w:b w:val="0"/>
-        </w:rPr>
-        <w:t xml:space="preserve"> five cases reveals wrong units in duration logs; team corrects units and reports the </w:t>
-      </w:r>
-      <w:r>
-        <w:rPr>
-          <w:b/>
-        </w:rPr>
-        <w:t>pilot</w:t>
-      </w:r>
-      <w:r>
-        <w:rPr>
-          <w:b w:val="0"/>
-        </w:rPr>
-        <w:t xml:space="preserve"> as final </w:t>
-      </w:r>
-      <w:r>
-        <w:rPr>
-          <w:b/>
-        </w:rPr>
-        <w:t>evidence</w:t>
-      </w:r>
-      <w:r>
-        <w:rPr>
-          <w:b w:val="0"/>
-        </w:rPr>
         <w:t>. Show the intermediate steps and give the conclusion with its scope.</w:t>
+      </w:r>
+    </w:p>
+    <w:p>
+      <w:pPr>
+        <w:pStyle w:val="Heading2"/>
+      </w:pPr>
+      <w:r>
+        <w:t>Complete investigation instructions</w:t>
+      </w:r>
+    </w:p>
+    <w:p>
+      <w:pPr>
+        <w:pStyle w:val="ListNumber"/>
+      </w:pPr>
+      <w:r>
+        <w:t>Perform a paper readiness audit of the five-case unit defect. List the missing duration values and unit definitions rather than inventing a conversion. Propose a controlled fixture with known expected units to check the repaired logger; label it proposed, not run. Then calculate picture agreement 3/4 = 75% and disagreement 1/4 = 25%. Record which scoring details are missing and how inspecting them could guide rubric revision. Preserve the original pilot, proposed correction, revised method and separately reserved primary role. Do not recruit reviewers, claim actual timings or add corrected pilot answers to the final evaluation.</w:t>
+      </w:r>
+    </w:p>
+    <w:p>
+      <w:pPr>
+        <w:pStyle w:val="Heading2"/>
+      </w:pPr>
+      <w:r>
+        <w:t>Evidence record and reflection</w:t>
       </w:r>
     </w:p>
     <w:tbl>
@@ -2424,14 +3173,6 @@
     </w:p>
     <w:p>
       <w:pPr>
-        <w:pStyle w:val="Heading3"/>
-      </w:pPr>
-      <w:r>
-        <w:t>Plan → try → check</w:t>
-      </w:r>
-    </w:p>
-    <w:p>
-      <w:pPr>
         <w:spacing w:line="336" w:lineRule="auto" w:after="180"/>
       </w:pPr>
       <w:r>
@@ -2443,150 +3184,256 @@
     </w:p>
     <w:p>
       <w:pPr>
+        <w:pStyle w:val="Heading2"/>
+      </w:pPr>
+      <w:r>
+        <w:t>Earlier wording, alternatives and picture transcripts · reference / check after trying</w:t>
+      </w:r>
+    </w:p>
+    <w:p>
+      <w:pPr>
+        <w:pStyle w:val="Heading3"/>
+      </w:pPr>
+      <w:r>
+        <w:t>Predict, investigate and preserve the evidence</w:t>
+      </w:r>
+    </w:p>
+    <w:p>
+      <w:pPr>
+        <w:pStyle w:val="Heading3"/>
+      </w:pPr>
+      <w:r>
+        <w:t>Plan → try → check</w:t>
+      </w:r>
+    </w:p>
+    <w:p>
+      <w:pPr>
         <w:pStyle w:val="Heading1"/>
       </w:pPr>
       <w:r>
-        <w:t>10. Build your understanding</w:t>
-      </w:r>
-    </w:p>
-    <w:p>
-      <w:r>
-        <w:t>Move from recall to tracing, diagnosis and transfer in Pilot experiments. Explain why each step is justified.</w:t>
-      </w:r>
-    </w:p>
-    <w:p>
-      <w:pPr>
-        <w:pStyle w:val="Heading3"/>
-      </w:pPr>
-      <w:r>
-        <w:t>Explain → apply → challenge</w:t>
+        <w:t>14. Try the selected new case independently</w:t>
+      </w:r>
+    </w:p>
+    <w:p>
+      <w:r>
+        <w:t>Explain what the two ambiguous pilot labels require before the primary study; distinguish proposed repairs from completed checks.</w:t>
+      </w:r>
+    </w:p>
+    <w:p>
+      <w:pPr>
+        <w:pStyle w:val="Heading2"/>
+      </w:pPr>
+      <w:r>
+        <w:t>Complete independent task</w:t>
       </w:r>
     </w:p>
     <w:p>
       <w:pPr>
         <w:spacing w:line="336" w:lineRule="auto" w:after="180"/>
       </w:pPr>
+      <w:r>
+        <w:rPr>
+          <w:b/>
+        </w:rPr>
+        <w:t>Pilot</w:t>
+      </w:r>
       <w:r>
         <w:rPr>
           <w:b w:val="0"/>
         </w:rPr>
-        <w:t xml:space="preserve">Explain the weekly </w:t>
-      </w:r>
+        <w:t xml:space="preserve"> six cases exposes ambiguous labels in two. What should happen before the primary study?</w:t>
+      </w:r>
+    </w:p>
+    <w:p>
+      <w:pPr>
+        <w:pStyle w:val="Heading2"/>
+      </w:pPr>
+      <w:r>
+        <w:t>First attempt and support record</w:t>
+      </w:r>
+    </w:p>
+    <w:p>
+      <w:pPr>
+        <w:pStyle w:val="Heading3"/>
+      </w:pPr>
+      <w:r>
+        <w:t>My independent explanation, trace and limits</w:t>
+      </w:r>
+    </w:p>
+    <w:p>
+      <w:r>
+        <w:t>________________________________________________________________</w:t>
+      </w:r>
+    </w:p>
+    <w:p>
+      <w:r>
+        <w:t>________________________________________________________________</w:t>
+      </w:r>
+    </w:p>
+    <w:p>
+      <w:r>
+        <w:t>________________________________________________________________</w:t>
+      </w:r>
+    </w:p>
+    <w:p>
+      <w:r>
+        <w:t>________________________________________________________________</w:t>
+      </w:r>
+    </w:p>
+    <w:p>
+      <w:r>
+        <w:t>________________________________________________________________</w:t>
+      </w:r>
+    </w:p>
+    <w:p>
+      <w:r>
+        <w:t>________________________________________________________________</w:t>
+      </w:r>
+    </w:p>
+    <w:p>
+      <w:r>
+        <w:t>________________________________________________________________</w:t>
+      </w:r>
+    </w:p>
+    <w:p>
+      <w:pPr>
+        <w:spacing w:line="336" w:lineRule="auto" w:after="180"/>
+      </w:pPr>
+      <w:r>
+        <w:rPr>
+          <w:b w:val="0"/>
+        </w:rPr>
+        <w:t>Attempt this case before feedback. Record any help. Earlier examples below are further practice; a case already practised with feedback cannot establish fresh transfer.</w:t>
+      </w:r>
+    </w:p>
+    <w:p>
+      <w:pPr>
+        <w:pStyle w:val="Heading2"/>
+      </w:pPr>
+      <w:r>
+        <w:t>Feedback after trying</w:t>
+      </w:r>
+    </w:p>
+    <w:p>
+      <w:pPr>
+        <w:spacing w:line="336" w:lineRule="auto" w:after="180"/>
+      </w:pPr>
+      <w:r>
+        <w:rPr>
+          <w:b w:val="0"/>
+        </w:rPr>
+        <w:t>Attempt the independent case before hints. Record whether you worked alone, used a hint or followed a model. After feedback, fix the first unsupported step and explain why it changed.</w:t>
+      </w:r>
+    </w:p>
+    <w:p>
+      <w:pPr>
+        <w:spacing w:line="336" w:lineRule="auto" w:after="180"/>
+      </w:pPr>
+      <w:r>
+        <w:rPr>
+          <w:b w:val="0"/>
+        </w:rPr>
+        <w:t>A later check uses a changed case, not a copied answer.</w:t>
+      </w:r>
+    </w:p>
+    <w:p>
+      <w:pPr>
+        <w:pStyle w:val="Heading2"/>
+      </w:pPr>
+      <w:r>
+        <w:t>Earlier wording, alternatives and picture transcripts · reference / check after trying</w:t>
+      </w:r>
+    </w:p>
+    <w:p>
+      <w:pPr>
+        <w:pStyle w:val="Heading3"/>
+      </w:pPr>
+      <w:r>
+        <w:t>Independent case: Apply a new case independently</w:t>
+      </w:r>
+    </w:p>
+    <w:p>
+      <w:pPr>
+        <w:pStyle w:val="Heading3"/>
+      </w:pPr>
+      <w:r>
+        <w:t>Attempt this without hints</w:t>
+      </w:r>
+    </w:p>
+    <w:p>
+      <w:pPr>
+        <w:spacing w:line="336" w:lineRule="auto" w:after="180"/>
+      </w:pPr>
       <w:r>
         <w:rPr>
           <w:b/>
         </w:rPr>
-        <w:t>mechanism</w:t>
+        <w:t>Pilot</w:t>
       </w:r>
       <w:r>
         <w:rPr>
           <w:b w:val="0"/>
         </w:rPr>
-        <w:t xml:space="preserve"> in your own words. Use the worked scenario to name its </w:t>
-      </w:r>
-      <w:r>
-        <w:rPr>
-          <w:b/>
-        </w:rPr>
-        <w:t>input</w:t>
-      </w:r>
+        <w:t xml:space="preserve"> six cases exposes ambiguous labels in two. What should happen before the primary study?</w:t>
+      </w:r>
+    </w:p>
+    <w:p>
+      <w:pPr>
+        <w:pStyle w:val="Heading3"/>
+      </w:pPr>
+      <w:r>
+        <w:t>My independent procedure, result and limitation</w:t>
+      </w:r>
+    </w:p>
+    <w:p>
+      <w:r>
+        <w:t>________________________________________________________________</w:t>
+      </w:r>
+    </w:p>
+    <w:p>
+      <w:r>
+        <w:t>________________________________________________________________</w:t>
+      </w:r>
+    </w:p>
+    <w:p>
+      <w:r>
+        <w:t>________________________________________________________________</w:t>
+      </w:r>
+    </w:p>
+    <w:p>
+      <w:r>
+        <w:t>________________________________________________________________</w:t>
+      </w:r>
+    </w:p>
+    <w:p>
+      <w:r>
+        <w:t>________________________________________________________________</w:t>
+      </w:r>
+    </w:p>
+    <w:p>
+      <w:r>
+        <w:t>________________________________________________________________</w:t>
+      </w:r>
+    </w:p>
+    <w:p>
+      <w:r>
+        <w:t>________________________________________________________________</w:t>
+      </w:r>
+    </w:p>
+    <w:p>
+      <w:r>
+        <w:t>________________________________________________________________</w:t>
+      </w:r>
+    </w:p>
+    <w:p>
+      <w:pPr>
+        <w:spacing w:line="336" w:lineRule="auto" w:after="180"/>
+      </w:pPr>
       <w:r>
         <w:rPr>
           <w:b w:val="0"/>
         </w:rPr>
-        <w:t xml:space="preserve">, decision rule and </w:t>
-      </w:r>
-      <w:r>
-        <w:rPr>
-          <w:b/>
-        </w:rPr>
-        <w:t>output</w:t>
-      </w:r>
-      <w:r>
-        <w:rPr>
-          <w:b w:val="0"/>
-        </w:rPr>
-        <w:t>.</w:t>
-      </w:r>
-    </w:p>
-    <w:p>
-      <w:pPr>
-        <w:spacing w:line="336" w:lineRule="auto" w:after="180"/>
-      </w:pPr>
-      <w:r>
-        <w:rPr>
-          <w:b w:val="0"/>
-        </w:rPr>
-        <w:t xml:space="preserve">A report omits this qualification: A </w:t>
-      </w:r>
-      <w:r>
-        <w:rPr>
-          <w:b/>
-        </w:rPr>
-        <w:t>pilot</w:t>
-      </w:r>
-      <w:r>
-        <w:rPr>
-          <w:b w:val="0"/>
-        </w:rPr>
-        <w:t xml:space="preserve"> may assess </w:t>
-      </w:r>
-      <w:r>
-        <w:rPr>
-          <w:b/>
-        </w:rPr>
-        <w:t>feasibility</w:t>
-      </w:r>
-      <w:r>
-        <w:rPr>
-          <w:b w:val="0"/>
-        </w:rPr>
-        <w:t xml:space="preserve"> but is not automatically powered or independent </w:t>
-      </w:r>
-      <w:r>
-        <w:rPr>
-          <w:b/>
-        </w:rPr>
-        <w:t>evidence</w:t>
-      </w:r>
-      <w:r>
-        <w:rPr>
-          <w:b w:val="0"/>
-        </w:rPr>
-        <w:t xml:space="preserve"> for the final hypothesis.</w:t>
-      </w:r>
-    </w:p>
-    <w:p>
-      <w:pPr>
-        <w:spacing w:line="336" w:lineRule="auto" w:after="180"/>
-      </w:pPr>
-      <w:r>
-        <w:rPr>
-          <w:b w:val="0"/>
-        </w:rPr>
-        <w:t>Explain how omitting it could change a reader's interpretation, and write an accurate replacement.</w:t>
-      </w:r>
-    </w:p>
-    <w:p>
-      <w:pPr>
-        <w:spacing w:line="336" w:lineRule="auto" w:after="180"/>
-      </w:pPr>
-      <w:r>
-        <w:rPr>
-          <w:b w:val="0"/>
-        </w:rPr>
-        <w:t>For the worked scenario, propose one additional case that could reveal a failure, describe its expected outcome before running it, and explain what would need to remain fixed for a fair comparison.</w:t>
-      </w:r>
-    </w:p>
-    <w:p>
-      <w:pPr>
-        <w:spacing w:line="336" w:lineRule="auto" w:after="180"/>
-      </w:pPr>
-      <w:r>
-        <w:rPr>
-          <w:b w:val="0"/>
-        </w:rPr>
-        <w:t>Do not reuse W4 as a new final test after receiving feedback.</w:t>
+        <w:t>Record support used: none, hint or teacher explanation. After feedback, a different case is needed to demonstrate independence.</w:t>
       </w:r>
     </w:p>
     <w:p>
@@ -2594,32 +3441,7 @@
         <w:pStyle w:val="Heading3"/>
       </w:pPr>
       <w:r>
-        <w:t>Explain which evidence supports your conclusion and which claim remains unproved.</w:t>
-      </w:r>
-    </w:p>
-    <w:p>
-      <w:r>
-        <w:t>________________________________________________________________</w:t>
-      </w:r>
-    </w:p>
-    <w:p>
-      <w:r>
-        <w:t>________________________________________________________________</w:t>
-      </w:r>
-    </w:p>
-    <w:p>
-      <w:r>
-        <w:t>________________________________________________________________</w:t>
-      </w:r>
-    </w:p>
-    <w:p>
-      <w:r>
-        <w:t>________________________________________________________________</w:t>
-      </w:r>
-    </w:p>
-    <w:p>
-      <w:r>
-        <w:t>________________________________________________________________</w:t>
+        <w:t>Use feedback to improve</w:t>
       </w:r>
     </w:p>
     <w:p>
@@ -2627,12 +3449,20 @@
         <w:pStyle w:val="Heading1"/>
       </w:pPr>
       <w:r>
-        <w:t>11. Connect your project</w:t>
-      </w:r>
-    </w:p>
-    <w:p>
-      <w:r>
-        <w:t>Apply this week’s idea to Reproducible AI Research Study. Keep an annotated decision and the evidence supporting it.</w:t>
+        <w:t>11. Save the research artifact and unresolved conditions</w:t>
+      </w:r>
+    </w:p>
+    <w:p>
+      <w:r>
+        <w:t>Keep supplied evidence, proposed revisions and actual work distinct.</w:t>
+      </w:r>
+    </w:p>
+    <w:p>
+      <w:pPr>
+        <w:pStyle w:val="Heading2"/>
+      </w:pPr>
+      <w:r>
+        <w:t>Project task and artifact</w:t>
       </w:r>
     </w:p>
     <w:p>
@@ -2847,10 +3677,10 @@
     </w:tbl>
     <w:p>
       <w:pPr>
-        <w:pStyle w:val="Heading3"/>
-      </w:pPr>
-      <w:r>
-        <w:t>Evidence for your project</w:t>
+        <w:pStyle w:val="Heading2"/>
+      </w:pPr>
+      <w:r>
+        <w:t>Evidence and limitations</w:t>
       </w:r>
     </w:p>
     <w:p>
@@ -2866,15 +3696,88 @@
     </w:p>
     <w:p>
       <w:pPr>
+        <w:pStyle w:val="Heading2"/>
+      </w:pPr>
+      <w:r>
+        <w:t>Earlier wording, alternatives and picture transcripts · reference / check after trying</w:t>
+      </w:r>
+    </w:p>
+    <w:p>
+      <w:pPr>
+        <w:pStyle w:val="Heading3"/>
+      </w:pPr>
+      <w:r>
+        <w:t>Evidence for your project</w:t>
+      </w:r>
+    </w:p>
+    <w:p>
+      <w:pPr>
         <w:pStyle w:val="Heading1"/>
       </w:pPr>
       <w:r>
-        <w:t>12. Show what you know</w:t>
-      </w:r>
-    </w:p>
-    <w:p>
-      <w:r>
-        <w:t>Use a genuinely new case for independent evidence. Previously discussed examples remain practice; use the separately named independent case before feedback.</w:t>
+        <w:t>16. Retrieve the mechanism and state the evidence boundary</w:t>
+      </w:r>
+    </w:p>
+    <w:p>
+      <w:r>
+        <w:t>Explain what follows and what would require new evidence.</w:t>
+      </w:r>
+    </w:p>
+    <w:p>
+      <w:pPr>
+        <w:pStyle w:val="Heading2"/>
+      </w:pPr>
+      <w:r>
+        <w:t>Retrieve and explain</w:t>
+      </w:r>
+    </w:p>
+    <w:p>
+      <w:pPr>
+        <w:pStyle w:val="ListBullet"/>
+      </w:pPr>
+      <w:r>
+        <w:t>Close your notes. Explain this goal in your own words: Explain the mechanism and terminology of pilot experiments</w:t>
+      </w:r>
+    </w:p>
+    <w:p>
+      <w:pPr>
+        <w:pStyle w:val="Heading3"/>
+      </w:pPr>
+      <w:r>
+        <w:t>My deciding step, evidence and one remaining question</w:t>
+      </w:r>
+    </w:p>
+    <w:p>
+      <w:r>
+        <w:t>________________________________________________________________</w:t>
+      </w:r>
+    </w:p>
+    <w:p>
+      <w:r>
+        <w:t>________________________________________________________________</w:t>
+      </w:r>
+    </w:p>
+    <w:p>
+      <w:r>
+        <w:t>________________________________________________________________</w:t>
+      </w:r>
+    </w:p>
+    <w:p>
+      <w:r>
+        <w:t>________________________________________________________________</w:t>
+      </w:r>
+    </w:p>
+    <w:p>
+      <w:r>
+        <w:t>________________________________________________________________</w:t>
+      </w:r>
+    </w:p>
+    <w:p>
+      <w:pPr>
+        <w:pStyle w:val="Heading2"/>
+      </w:pPr>
+      <w:r>
+        <w:t>Plan a changed-case return</w:t>
       </w:r>
     </w:p>
     <w:p>
@@ -2885,62 +3788,31 @@
         <w:rPr>
           <w:b w:val="0"/>
         </w:rPr>
-        <w:t>Complete the supported workbook tasks before attempting W4 independently. Record any hints or help used. After feedback, use the teacher's fresh retry rather than copying the earlier answer.</w:t>
-      </w:r>
-    </w:p>
-    <w:p>
-      <w:pPr>
-        <w:spacing w:line="336" w:lineRule="auto" w:after="180"/>
-      </w:pPr>
+        <w:t xml:space="preserve">If you are unsure, return to the worked picture and explain one arrow. If you are ready, change an </w:t>
+      </w:r>
+      <w:r>
+        <w:rPr>
+          <w:b/>
+        </w:rPr>
+        <w:t>input</w:t>
+      </w:r>
       <w:r>
         <w:rPr>
           <w:b w:val="0"/>
         </w:rPr>
-        <w:t>For a project, select a relevant new case, predict the outcome from the declared rule and preserve the result alongside any revision.</w:t>
-      </w:r>
-    </w:p>
-    <w:p>
-      <w:pPr>
-        <w:pStyle w:val="Heading3"/>
-      </w:pPr>
-      <w:r>
-        <w:t>Exit: propose one revealing change to the worked scenario. State the expected outcome and the evidence that would make you revise your explanation.</w:t>
-      </w:r>
-    </w:p>
-    <w:p>
-      <w:r>
-        <w:t>________________________________________________________________</w:t>
-      </w:r>
-    </w:p>
-    <w:p>
-      <w:r>
-        <w:t>________________________________________________________________</w:t>
-      </w:r>
-    </w:p>
-    <w:p>
-      <w:r>
-        <w:t>________________________________________________________________</w:t>
-      </w:r>
-    </w:p>
-    <w:p>
-      <w:r>
-        <w:t>________________________________________________________________</w:t>
-      </w:r>
-    </w:p>
-    <w:p>
-      <w:r>
-        <w:t>________________________________________________________________</w:t>
-      </w:r>
-    </w:p>
-    <w:p>
-      <w:pPr>
-        <w:spacing w:line="336" w:lineRule="auto" w:after="180"/>
-      </w:pPr>
+        <w:t xml:space="preserve"> or assumption and justify your </w:t>
+      </w:r>
+      <w:r>
+        <w:rPr>
+          <w:b/>
+        </w:rPr>
+        <w:t>prediction</w:t>
+      </w:r>
       <w:r>
         <w:rPr>
           <w:b w:val="0"/>
         </w:rPr>
-        <w:t>For the worked scenario, propose one additional case that could reveal a failure, describe its expected outcome before running it, and explain what would need to remain fixed for a fair comparison.</w:t>
+        <w:t>.</w:t>
       </w:r>
     </w:p>
     <w:p>
@@ -2951,14 +3823,336 @@
         <w:rPr>
           <w:b w:val="0"/>
         </w:rPr>
-        <w:t>Do not reuse W4 as a new final test after receiving feedback.</w:t>
-      </w:r>
-    </w:p>
+        <w:t xml:space="preserve">Save your workbook </w:t>
+      </w:r>
+      <w:r>
+        <w:rPr>
+          <w:b/>
+        </w:rPr>
+        <w:t>evidence</w:t>
+      </w:r>
+      <w:r>
+        <w:rPr>
+          <w:b w:val="0"/>
+        </w:rPr>
+        <w:t>. At the next review, try a different case before opening your old answer.</w:t>
+      </w:r>
+    </w:p>
+    <w:p>
+      <w:pPr>
+        <w:pStyle w:val="Heading1"/>
+      </w:pPr>
+      <w:r>
+        <w:t>Reference bank and extra practice</w:t>
+      </w:r>
+    </w:p>
+    <w:p>
+      <w:pPr>
+        <w:pStyle w:val="Heading1"/>
+      </w:pPr>
+      <w:r>
+        <w:t>05. Reference · Use research vocabulary precisely</w:t>
+      </w:r>
+    </w:p>
+    <w:p>
+      <w:r>
+        <w:t>Connect each term to the question, comparison, measurement or evidence.</w:t>
+      </w:r>
+    </w:p>
+    <w:p>
+      <w:pPr>
+        <w:pStyle w:val="Heading2"/>
+      </w:pPr>
+      <w:r>
+        <w:t>Vocabulary and your explanation</w:t>
+      </w:r>
+    </w:p>
+    <w:tbl>
+      <w:tblPr>
+        <w:tblStyle w:val="LightShading-Accent1"/>
+        <w:tblW w:type="auto" w:w="0"/>
+        <w:tblLook w:firstColumn="1" w:firstRow="1" w:lastColumn="0" w:lastRow="0" w:noHBand="0" w:noVBand="1" w:val="04A0"/>
+      </w:tblPr>
+      <w:tblGrid>
+        <w:gridCol w:w="5112"/>
+        <w:gridCol w:w="5112"/>
+      </w:tblGrid>
+      <w:tr>
+        <w:trPr>
+          <w:tblHeader/>
+        </w:trPr>
+        <w:tc>
+          <w:tcPr>
+            <w:tcW w:type="dxa" w:w="5112"/>
+          </w:tcPr>
+          <w:p>
+            <w:r>
+              <w:t>Word</w:t>
+            </w:r>
+          </w:p>
+        </w:tc>
+        <w:tc>
+          <w:tcPr>
+            <w:tcW w:type="dxa" w:w="5112"/>
+          </w:tcPr>
+          <w:p>
+            <w:r>
+              <w:t>Meaning</w:t>
+            </w:r>
+          </w:p>
+        </w:tc>
+      </w:tr>
+      <w:tr>
+        <w:tc>
+          <w:tcPr>
+            <w:tcW w:type="dxa" w:w="5112"/>
+          </w:tcPr>
+          <w:p>
+            <w:r>
+              <w:t>Pilot</w:t>
+            </w:r>
+          </w:p>
+        </w:tc>
+        <w:tc>
+          <w:tcPr>
+            <w:tcW w:type="dxa" w:w="5112"/>
+          </w:tcPr>
+          <w:p>
+            <w:r>
+              <w:t>A preliminary study of the procedure</w:t>
+            </w:r>
+          </w:p>
+        </w:tc>
+      </w:tr>
+      <w:tr>
+        <w:tc>
+          <w:tcPr>
+            <w:tcW w:type="dxa" w:w="5112"/>
+          </w:tcPr>
+          <w:p>
+            <w:r>
+              <w:t>Feasibility</w:t>
+            </w:r>
+          </w:p>
+        </w:tc>
+        <w:tc>
+          <w:tcPr>
+            <w:tcW w:type="dxa" w:w="5112"/>
+          </w:tcPr>
+          <w:p>
+            <w:r>
+              <w:t>Whether the planned method can be carried out</w:t>
+            </w:r>
+          </w:p>
+        </w:tc>
+      </w:tr>
+      <w:tr>
+        <w:tc>
+          <w:tcPr>
+            <w:tcW w:type="dxa" w:w="5112"/>
+          </w:tcPr>
+          <w:p>
+            <w:r>
+              <w:t>Measurement defect</w:t>
+            </w:r>
+          </w:p>
+        </w:tc>
+        <w:tc>
+          <w:tcPr>
+            <w:tcW w:type="dxa" w:w="5112"/>
+          </w:tcPr>
+          <w:p>
+            <w:r>
+              <w:t>A failure in collecting the intended outcome</w:t>
+            </w:r>
+          </w:p>
+        </w:tc>
+      </w:tr>
+    </w:tbl>
     <w:p>
       <w:pPr>
         <w:pStyle w:val="Heading3"/>
       </w:pPr>
       <w:r>
+        <w:t>Use two terms to explain a step in this week’s example.</w:t>
+      </w:r>
+    </w:p>
+    <w:p>
+      <w:r>
+        <w:t>________________________________________________________________</w:t>
+      </w:r>
+    </w:p>
+    <w:p>
+      <w:r>
+        <w:t>________________________________________________________________</w:t>
+      </w:r>
+    </w:p>
+    <w:p>
+      <w:r>
+        <w:t>________________________________________________________________</w:t>
+      </w:r>
+    </w:p>
+    <w:p>
+      <w:pPr>
+        <w:pStyle w:val="Heading1"/>
+      </w:pPr>
+      <w:r>
+        <w:t>10. Extra challenge · Explain a stronger case</w:t>
+      </w:r>
+    </w:p>
+    <w:p>
+      <w:r>
+        <w:t>Choose the next challenge after the main route.</w:t>
+      </w:r>
+    </w:p>
+    <w:p>
+      <w:pPr>
+        <w:pStyle w:val="Heading2"/>
+      </w:pPr>
+      <w:r>
+        <w:t>Explain,repair and extend</w:t>
+      </w:r>
+    </w:p>
+    <w:p>
+      <w:pPr>
+        <w:pStyle w:val="Heading3"/>
+      </w:pPr>
+      <w:r>
+        <w:t>Explain → apply → challenge</w:t>
+      </w:r>
+    </w:p>
+    <w:p>
+      <w:pPr>
+        <w:pStyle w:val="ListBullet"/>
+      </w:pPr>
+      <w:r>
+        <w:t>Explain the weekly mechanism in your own words. Use the worked scenario to name its input, decision rule and output.</w:t>
+      </w:r>
+    </w:p>
+    <w:p>
+      <w:pPr>
+        <w:pStyle w:val="ListBullet"/>
+      </w:pPr>
+      <w:r>
+        <w:t>A report omits this qualification: A pilot may assess feasibility but is not automatically powered or independent evidence for the final hypothesis. Explain how omitting it could change a reader's interpretation, and write an accurate replacement.</w:t>
+      </w:r>
+    </w:p>
+    <w:p>
+      <w:pPr>
+        <w:pStyle w:val="ListBullet"/>
+      </w:pPr>
+      <w:r>
+        <w:t>For the worked scenario, propose one additional case that could reveal a failure, describe its expected outcome before running it, and explain what would need to remain fixed for a fair comparison. Do not reuse W4 as a new final test after receiving feedback.</w:t>
+      </w:r>
+    </w:p>
+    <w:p>
+      <w:pPr>
+        <w:pStyle w:val="Heading3"/>
+      </w:pPr>
+      <w:r>
+        <w:t>Explain which evidence supports your conclusion and which claim remains unproved.</w:t>
+      </w:r>
+    </w:p>
+    <w:p>
+      <w:r>
+        <w:t>________________________________________________________________</w:t>
+      </w:r>
+    </w:p>
+    <w:p>
+      <w:r>
+        <w:t>________________________________________________________________</w:t>
+      </w:r>
+    </w:p>
+    <w:p>
+      <w:r>
+        <w:t>________________________________________________________________</w:t>
+      </w:r>
+    </w:p>
+    <w:p>
+      <w:r>
+        <w:t>________________________________________________________________</w:t>
+      </w:r>
+    </w:p>
+    <w:p>
+      <w:r>
+        <w:t>________________________________________________________________</w:t>
+      </w:r>
+    </w:p>
+    <w:p>
+      <w:pPr>
+        <w:pStyle w:val="Heading1"/>
+      </w:pPr>
+      <w:r>
+        <w:t>12. Reference · Check the research reasoning and its limits</w:t>
+      </w:r>
+    </w:p>
+    <w:p>
+      <w:r>
+        <w:t>Use after practice; reserve the selected independent case for its first attempt.</w:t>
+      </w:r>
+    </w:p>
+    <w:p>
+      <w:pPr>
+        <w:pStyle w:val="Heading2"/>
+      </w:pPr>
+      <w:r>
+        <w:t>Current explanation and response</w:t>
+      </w:r>
+    </w:p>
+    <w:p>
+      <w:pPr>
+        <w:pStyle w:val="ListBullet"/>
+      </w:pPr>
+      <w:r>
+        <w:t>Complete the supported workbook tasks before attempting W4 independently. Record any hints or help used. After feedback, use the teacher's fresh retry rather than copying the earlier answer. For a project, select a relevant new case, predict the outcome from the declared rule and preserve the result alongside any revision.</w:t>
+      </w:r>
+    </w:p>
+    <w:p>
+      <w:pPr>
+        <w:pStyle w:val="Heading3"/>
+      </w:pPr>
+      <w:r>
+        <w:t>Exit: propose one revealing change to the worked scenario. State the expected outcome and the evidence that would make you revise your explanation.</w:t>
+      </w:r>
+    </w:p>
+    <w:p>
+      <w:r>
+        <w:t>________________________________________________________________</w:t>
+      </w:r>
+    </w:p>
+    <w:p>
+      <w:r>
+        <w:t>________________________________________________________________</w:t>
+      </w:r>
+    </w:p>
+    <w:p>
+      <w:r>
+        <w:t>________________________________________________________________</w:t>
+      </w:r>
+    </w:p>
+    <w:p>
+      <w:r>
+        <w:t>________________________________________________________________</w:t>
+      </w:r>
+    </w:p>
+    <w:p>
+      <w:r>
+        <w:t>________________________________________________________________</w:t>
+      </w:r>
+    </w:p>
+    <w:p>
+      <w:pPr>
+        <w:pStyle w:val="ListBullet"/>
+      </w:pPr>
+      <w:r>
+        <w:t>For the worked scenario, propose one additional case that could reveal a failure, describe its expected outcome before running it, and explain what would need to remain fixed for a fair comparison. Do not reuse W4 as a new final test after receiving feedback.</w:t>
+      </w:r>
+    </w:p>
+    <w:p>
+      <w:pPr>
+        <w:pStyle w:val="Heading3"/>
+      </w:pPr>
+      <w:r>
         <w:t>My limited claim and a useful next check</w:t>
       </w:r>
     </w:p>
@@ -2987,12 +4181,20 @@
         <w:pStyle w:val="Heading1"/>
       </w:pPr>
       <w:r>
-        <w:t>13. Study a complete case</w:t>
-      </w:r>
-    </w:p>
-    <w:p>
-      <w:r>
-        <w:t>Revisit the complete Pilot experiments case for supported practice. Repeated examples do not become fresh assessments.</w:t>
+        <w:t>13. Extra practice · Revisit the complete trace</w:t>
+      </w:r>
+    </w:p>
+    <w:p>
+      <w:r>
+        <w:t>Predict before reading the supplied steps.</w:t>
+      </w:r>
+    </w:p>
+    <w:p>
+      <w:pPr>
+        <w:pStyle w:val="Heading2"/>
+      </w:pPr>
+      <w:r>
+        <w:t>Complete trace and evidence</w:t>
       </w:r>
     </w:p>
     <w:p>
@@ -3161,220 +4363,20 @@
         <w:pStyle w:val="Heading1"/>
       </w:pPr>
       <w:r>
-        <w:t>14. Try a new case independently</w:t>
-      </w:r>
-    </w:p>
-    <w:p>
-      <w:r>
-        <w:t>Attempt the reserved new case before feedback. Record support; the earlier examples below remain additional practice.</w:t>
-      </w:r>
-    </w:p>
-    <w:p>
-      <w:pPr>
-        <w:pStyle w:val="Heading3"/>
-      </w:pPr>
-      <w:r>
-        <w:t>Independent case: Apply a new case independently</w:t>
-      </w:r>
-    </w:p>
-    <w:p>
-      <w:pPr>
-        <w:spacing w:line="336" w:lineRule="auto" w:after="180"/>
-        <w:shd w:fill="F5F1FB"/>
-      </w:pPr>
-      <w:r>
-        <w:rPr>
-          <w:b/>
-        </w:rPr>
-        <w:t>Pilot</w:t>
-      </w:r>
-      <w:r>
-        <w:rPr>
-          <w:b w:val="0"/>
-        </w:rPr>
-        <w:t xml:space="preserve"> six cases exposes ambiguous labels in two. What should happen before the primary study?</w:t>
-      </w:r>
-    </w:p>
-    <w:p>
-      <w:pPr>
-        <w:pStyle w:val="Heading3"/>
-      </w:pPr>
-      <w:r>
-        <w:t>My independent explanation, trace and limits</w:t>
-      </w:r>
-    </w:p>
-    <w:p>
-      <w:r>
-        <w:t>________________________________________________________________</w:t>
-      </w:r>
-    </w:p>
-    <w:p>
-      <w:r>
-        <w:t>________________________________________________________________</w:t>
-      </w:r>
-    </w:p>
-    <w:p>
-      <w:r>
-        <w:t>________________________________________________________________</w:t>
-      </w:r>
-    </w:p>
-    <w:p>
-      <w:r>
-        <w:t>________________________________________________________________</w:t>
-      </w:r>
-    </w:p>
-    <w:p>
-      <w:r>
-        <w:t>________________________________________________________________</w:t>
-      </w:r>
-    </w:p>
-    <w:p>
-      <w:r>
-        <w:t>________________________________________________________________</w:t>
-      </w:r>
-    </w:p>
-    <w:p>
-      <w:r>
-        <w:t>________________________________________________________________</w:t>
-      </w:r>
-    </w:p>
-    <w:p>
-      <w:pPr>
-        <w:spacing w:line="336" w:lineRule="auto" w:after="180"/>
-      </w:pPr>
-      <w:r>
-        <w:rPr>
-          <w:b w:val="0"/>
-        </w:rPr>
-        <w:t>Attempt this case before feedback. Record any help. Earlier examples below are further practice; a case already practised with feedback cannot establish fresh transfer.</w:t>
-      </w:r>
-    </w:p>
-    <w:p>
-      <w:pPr>
-        <w:pStyle w:val="Heading3"/>
-      </w:pPr>
-      <w:r>
-        <w:t>Attempt this without hints</w:t>
-      </w:r>
-    </w:p>
-    <w:p>
-      <w:pPr>
-        <w:spacing w:line="336" w:lineRule="auto" w:after="180"/>
-        <w:shd w:fill="F5F1FB"/>
-      </w:pPr>
-      <w:r>
-        <w:rPr>
-          <w:b/>
-        </w:rPr>
-        <w:t>Pilot</w:t>
-      </w:r>
-      <w:r>
-        <w:rPr>
-          <w:b w:val="0"/>
-        </w:rPr>
-        <w:t xml:space="preserve"> six cases exposes ambiguous labels in two. What should happen before the primary study?</w:t>
-      </w:r>
-    </w:p>
-    <w:p>
-      <w:pPr>
-        <w:pStyle w:val="Heading3"/>
-      </w:pPr>
-      <w:r>
-        <w:t>My independent procedure, result and limitation</w:t>
-      </w:r>
-    </w:p>
-    <w:p>
-      <w:r>
-        <w:t>________________________________________________________________</w:t>
-      </w:r>
-    </w:p>
-    <w:p>
-      <w:r>
-        <w:t>________________________________________________________________</w:t>
-      </w:r>
-    </w:p>
-    <w:p>
-      <w:r>
-        <w:t>________________________________________________________________</w:t>
-      </w:r>
-    </w:p>
-    <w:p>
-      <w:r>
-        <w:t>________________________________________________________________</w:t>
-      </w:r>
-    </w:p>
-    <w:p>
-      <w:r>
-        <w:t>________________________________________________________________</w:t>
-      </w:r>
-    </w:p>
-    <w:p>
-      <w:r>
-        <w:t>________________________________________________________________</w:t>
-      </w:r>
-    </w:p>
-    <w:p>
-      <w:r>
-        <w:t>________________________________________________________________</w:t>
-      </w:r>
-    </w:p>
-    <w:p>
-      <w:r>
-        <w:t>________________________________________________________________</w:t>
-      </w:r>
-    </w:p>
-    <w:p>
-      <w:pPr>
-        <w:spacing w:line="336" w:lineRule="auto" w:after="180"/>
-      </w:pPr>
-      <w:r>
-        <w:rPr>
-          <w:b w:val="0"/>
-        </w:rPr>
-        <w:t>Record support used: none, hint or teacher explanation. After feedback, a different case is needed to demonstrate independence.</w:t>
-      </w:r>
-    </w:p>
-    <w:p>
-      <w:pPr>
-        <w:pStyle w:val="Heading3"/>
-      </w:pPr>
-      <w:r>
-        <w:t>Use feedback to improve</w:t>
-      </w:r>
-    </w:p>
-    <w:p>
-      <w:pPr>
-        <w:spacing w:line="336" w:lineRule="auto" w:after="180"/>
-      </w:pPr>
-      <w:r>
-        <w:rPr>
-          <w:b w:val="0"/>
-        </w:rPr>
-        <w:t>Attempt the independent case before hints. Record whether you worked alone, used a hint or followed a model. After feedback, fix the first unsupported step and explain why it changed.</w:t>
-      </w:r>
-    </w:p>
-    <w:p>
-      <w:pPr>
-        <w:spacing w:line="336" w:lineRule="auto" w:after="180"/>
-      </w:pPr>
-      <w:r>
-        <w:rPr>
-          <w:b w:val="0"/>
-        </w:rPr>
-        <w:t>A later check uses a changed case, not a copied answer.</w:t>
-      </w:r>
-    </w:p>
-    <w:p>
-      <w:pPr>
-        <w:pStyle w:val="Heading1"/>
-      </w:pPr>
-      <w:r>
-        <w:t>15. Your lesson route</w:t>
-      </w:r>
-    </w:p>
-    <w:p>
-      <w:r>
-        <w:t>Use this map to navigate Pilot experiments, connect the goals to tasks and keep one evidence record for each attempt.</w:t>
+        <w:t>15. Reference · The earlier route checklist</w:t>
+      </w:r>
+    </w:p>
+    <w:p>
+      <w:r>
+        <w:t>Use one main route rather than repeating the lesson.</w:t>
+      </w:r>
+    </w:p>
+    <w:p>
+      <w:pPr>
+        <w:pStyle w:val="Heading2"/>
+      </w:pPr>
+      <w:r>
+        <w:t>Targets,route and first prediction</w:t>
       </w:r>
     </w:p>
     <w:p>
@@ -3577,12 +4579,117 @@
         <w:pStyle w:val="Heading1"/>
       </w:pPr>
       <w:r>
-        <w:t>16. Finish and return</w:t>
-      </w:r>
-    </w:p>
-    <w:p>
-      <w:r>
-        <w:t>Explain Pilot experiments without notes, identify a remaining question and plan a later check with a changed case.</w:t>
+        <w:t>17. Extra practice · Predict,check and repair</w:t>
+      </w:r>
+    </w:p>
+    <w:p>
+      <w:r>
+        <w:t>Keep supported feedback separate from the independent case.</w:t>
+      </w:r>
+    </w:p>
+    <w:p>
+      <w:pPr>
+        <w:pStyle w:val="Heading2"/>
+      </w:pPr>
+      <w:r>
+        <w:t>First supported question and optional hint</w:t>
+      </w:r>
+    </w:p>
+    <w:p>
+      <w:pPr>
+        <w:pStyle w:val="ListBullet"/>
+      </w:pPr>
+      <w:r>
+        <w:t>A pilot tests the procedure. A pilot checks whether the team can score answers consistently before running the main study.</w:t>
+      </w:r>
+    </w:p>
+    <w:p>
+      <w:pPr>
+        <w:pStyle w:val="Heading3"/>
+      </w:pPr>
+      <w:r>
+        <w:t>Practice 1: explain the deciding evidence</w:t>
+      </w:r>
+    </w:p>
+    <w:p>
+      <w:pPr>
+        <w:pStyle w:val="ListBullet"/>
+      </w:pPr>
+      <w:r>
+        <w:t>Which labelled step matches this detail? Discuss the disagreement and clarify the scoring rule before the main run.</w:t>
+      </w:r>
+    </w:p>
+    <w:p>
+      <w:pPr>
+        <w:pStyle w:val="ListBullet"/>
+      </w:pPr>
+      <w:r>
+        <w:t>1. Try the workflow</w:t>
+      </w:r>
+    </w:p>
+    <w:p>
+      <w:pPr>
+        <w:pStyle w:val="ListBullet"/>
+      </w:pPr>
+      <w:r>
+        <w:t>2. Repair the rubric</w:t>
+      </w:r>
+    </w:p>
+    <w:p>
+      <w:pPr>
+        <w:pStyle w:val="ListBullet"/>
+      </w:pPr>
+      <w:r>
+        <w:t>3. Measure agreement</w:t>
+      </w:r>
+    </w:p>
+    <w:p>
+      <w:pPr>
+        <w:pStyle w:val="Heading3"/>
+      </w:pPr>
+      <w:r>
+        <w:t>My selected conclusion, deciding fact and explanation</w:t>
+      </w:r>
+    </w:p>
+    <w:p>
+      <w:r>
+        <w:t>________________________________________________________________</w:t>
+      </w:r>
+    </w:p>
+    <w:p>
+      <w:r>
+        <w:t>________________________________________________________________</w:t>
+      </w:r>
+    </w:p>
+    <w:p>
+      <w:r>
+        <w:t>________________________________________________________________</w:t>
+      </w:r>
+    </w:p>
+    <w:p>
+      <w:r>
+        <w:t>________________________________________________________________</w:t>
+      </w:r>
+    </w:p>
+    <w:p>
+      <w:r>
+        <w:t>________________________________________________________________</w:t>
+      </w:r>
+    </w:p>
+    <w:p>
+      <w:pPr>
+        <w:pStyle w:val="ListBullet"/>
+      </w:pPr>
+      <w:r>
+        <w:t>Hint if needed: Read the steps in the pictorial case. Match the supplied detail to the stage that performs or records it.</w:t>
+      </w:r>
+    </w:p>
+    <w:p>
+      <w:pPr>
+        <w:pStyle w:val="Heading2"/>
+      </w:pPr>
+      <w:r>
+        <w:t>Check after the first attempt · reference / check after trying</w:t>
       </w:r>
     </w:p>
     <w:p>
@@ -3593,7 +4700,169 @@
         <w:rPr>
           <w:b w:val="0"/>
         </w:rPr>
-        <w:t xml:space="preserve">Close your notes. Explain this goal in your own words: Explain the </w:t>
+        <w:t>After your attempt, compare with the supported explanation: Repair the rubric Discuss the disagreement and clarify the scoring rule before the main run.</w:t>
+      </w:r>
+    </w:p>
+    <w:p>
+      <w:pPr>
+        <w:spacing w:line="336" w:lineRule="auto" w:after="180"/>
+      </w:pPr>
+      <w:r>
+        <w:rPr>
+          <w:b w:val="0"/>
+        </w:rPr>
+        <w:t xml:space="preserve">A </w:t>
+      </w:r>
+      <w:r>
+        <w:rPr>
+          <w:b/>
+        </w:rPr>
+        <w:t>pilot</w:t>
+      </w:r>
+      <w:r>
+        <w:rPr>
+          <w:b w:val="0"/>
+        </w:rPr>
+        <w:t xml:space="preserve"> can reveal missing instructions, practical delays or ambiguous scoring. It is preparation, not an untouched final estimate after the team uses it to revise methods.</w:t>
+      </w:r>
+    </w:p>
+    <w:p>
+      <w:pPr>
+        <w:pStyle w:val="Heading2"/>
+      </w:pPr>
+      <w:r>
+        <w:t>Changed-case question and optional hint</w:t>
+      </w:r>
+    </w:p>
+    <w:p>
+      <w:pPr>
+        <w:pStyle w:val="Heading3"/>
+      </w:pPr>
+      <w:r>
+        <w:t>Practice 2: explain the deciding evidence</w:t>
+      </w:r>
+    </w:p>
+    <w:p>
+      <w:pPr>
+        <w:pStyle w:val="ListBullet"/>
+      </w:pPr>
+      <w:r>
+        <w:t>Changed-case practice: Add the corrected pilot answers into final evaluation. Which conclusion is supported by the supplied facts?</w:t>
+      </w:r>
+    </w:p>
+    <w:p>
+      <w:pPr>
+        <w:pStyle w:val="ListBullet"/>
+      </w:pPr>
+      <w:r>
+        <w:t>1. Declare them previously exposed rather than untouched final evidence.</w:t>
+      </w:r>
+    </w:p>
+    <w:p>
+      <w:pPr>
+        <w:pStyle w:val="ListBullet"/>
+      </w:pPr>
+      <w:r>
+        <w:t>2. We can decide the result without examining the changed input or the procedure.</w:t>
+      </w:r>
+    </w:p>
+    <w:p>
+      <w:pPr>
+        <w:pStyle w:val="ListBullet"/>
+      </w:pPr>
+      <w:r>
+        <w:t>3. This one example guarantees correct results for every future input.</w:t>
+      </w:r>
+    </w:p>
+    <w:p>
+      <w:pPr>
+        <w:pStyle w:val="Heading3"/>
+      </w:pPr>
+      <w:r>
+        <w:t>My selected conclusion, deciding fact and explanation</w:t>
+      </w:r>
+    </w:p>
+    <w:p>
+      <w:r>
+        <w:t>________________________________________________________________</w:t>
+      </w:r>
+    </w:p>
+    <w:p>
+      <w:r>
+        <w:t>________________________________________________________________</w:t>
+      </w:r>
+    </w:p>
+    <w:p>
+      <w:r>
+        <w:t>________________________________________________________________</w:t>
+      </w:r>
+    </w:p>
+    <w:p>
+      <w:r>
+        <w:t>________________________________________________________________</w:t>
+      </w:r>
+    </w:p>
+    <w:p>
+      <w:r>
+        <w:t>________________________________________________________________</w:t>
+      </w:r>
+    </w:p>
+    <w:p>
+      <w:pPr>
+        <w:pStyle w:val="ListBullet"/>
+      </w:pPr>
+      <w:r>
+        <w:t>Hint if needed: Use the changed condition and the deciding step in the pictorial trace. The answer must say what follows from those facts.</w:t>
+      </w:r>
+    </w:p>
+    <w:p>
+      <w:pPr>
+        <w:pStyle w:val="Heading2"/>
+      </w:pPr>
+      <w:r>
+        <w:t>Check after the changed attempt · reference / check after trying</w:t>
+      </w:r>
+    </w:p>
+    <w:p>
+      <w:pPr>
+        <w:spacing w:line="336" w:lineRule="auto" w:after="180"/>
+      </w:pPr>
+      <w:r>
+        <w:rPr>
+          <w:b w:val="0"/>
+        </w:rPr>
+        <w:t xml:space="preserve">After your attempt, compare with the supported explanation: Declare them previously exposed rather than untouched final </w:t>
+      </w:r>
+      <w:r>
+        <w:rPr>
+          <w:b/>
+        </w:rPr>
+        <w:t>evidence</w:t>
+      </w:r>
+      <w:r>
+        <w:rPr>
+          <w:b w:val="0"/>
+        </w:rPr>
+        <w:t>. Rubric development already used those answers.</w:t>
+      </w:r>
+    </w:p>
+    <w:p>
+      <w:pPr>
+        <w:pStyle w:val="Heading2"/>
+      </w:pPr>
+      <w:r>
+        <w:t>Repair and retain the record</w:t>
+      </w:r>
+    </w:p>
+    <w:p>
+      <w:pPr>
+        <w:spacing w:line="336" w:lineRule="auto" w:after="180"/>
+      </w:pPr>
+      <w:r>
+        <w:rPr>
+          <w:b w:val="0"/>
+        </w:rPr>
+        <w:t xml:space="preserve">Review Predefining an analysis plan (ai-7/21). Goal: Explain the </w:t>
       </w:r>
       <w:r>
         <w:rPr>
@@ -3605,52 +4874,41 @@
         <w:rPr>
           <w:b w:val="0"/>
         </w:rPr>
-        <w:t xml:space="preserve"> and terminology of </w:t>
+        <w:t xml:space="preserve"> and terminology of predefining an analysis plan. Short practice: Apply the recorded exclusion rule.</w:t>
+      </w:r>
+    </w:p>
+    <w:p>
+      <w:pPr>
+        <w:spacing w:line="336" w:lineRule="auto" w:after="180"/>
+      </w:pPr>
+      <w:r>
+        <w:rPr>
+          <w:b w:val="0"/>
+        </w:rPr>
+        <w:t>Can two readable model failures be removed, and how must a necessary later plan change be disclosed?. Return to this week and explain what you changed.</w:t>
+      </w:r>
+    </w:p>
+    <w:p>
+      <w:pPr>
+        <w:spacing w:line="336" w:lineRule="auto" w:after="180"/>
+      </w:pPr>
+      <w:r>
+        <w:rPr>
+          <w:b w:val="0"/>
+        </w:rPr>
+        <w:t xml:space="preserve">Review Research ethics and consent (ai-7/19). Goal: Explain the </w:t>
       </w:r>
       <w:r>
         <w:rPr>
           <w:b/>
         </w:rPr>
-        <w:t>pilot</w:t>
+        <w:t>mechanism</w:t>
       </w:r>
       <w:r>
         <w:rPr>
           <w:b w:val="0"/>
         </w:rPr>
-        <w:t xml:space="preserve"> experiments</w:t>
-      </w:r>
-    </w:p>
-    <w:p>
-      <w:pPr>
-        <w:pStyle w:val="Heading3"/>
-      </w:pPr>
-      <w:r>
-        <w:t>My deciding step, evidence and one remaining question</w:t>
-      </w:r>
-    </w:p>
-    <w:p>
-      <w:r>
-        <w:t>________________________________________________________________</w:t>
-      </w:r>
-    </w:p>
-    <w:p>
-      <w:r>
-        <w:t>________________________________________________________________</w:t>
-      </w:r>
-    </w:p>
-    <w:p>
-      <w:r>
-        <w:t>________________________________________________________________</w:t>
-      </w:r>
-    </w:p>
-    <w:p>
-      <w:r>
-        <w:t>________________________________________________________________</w:t>
-      </w:r>
-    </w:p>
-    <w:p>
-      <w:r>
-        <w:t>________________________________________________________________</w:t>
+        <w:t xml:space="preserve"> and terminology of research ethics and consent. Short practice: Identify which uses the drawing consent permits and excludes.</w:t>
       </w:r>
     </w:p>
     <w:p>
@@ -3661,31 +4919,41 @@
         <w:rPr>
           <w:b w:val="0"/>
         </w:rPr>
-        <w:t xml:space="preserve">If you are unsure, return to the worked picture and explain one arrow. If you are ready, change an </w:t>
+        <w:t>Can the unrelated project reuse the drawings under this agreement, and what new authorisation would be needed?. Return to this week and explain what you changed.</w:t>
+      </w:r>
+    </w:p>
+    <w:p>
+      <w:pPr>
+        <w:spacing w:line="336" w:lineRule="auto" w:after="180"/>
+      </w:pPr>
+      <w:r>
+        <w:rPr>
+          <w:b w:val="0"/>
+        </w:rPr>
+        <w:t xml:space="preserve">Review Ablation studies (ai-7/16). Goal: Explain the </w:t>
       </w:r>
       <w:r>
         <w:rPr>
           <w:b/>
         </w:rPr>
-        <w:t>input</w:t>
+        <w:t>mechanism</w:t>
       </w:r>
       <w:r>
         <w:rPr>
           <w:b w:val="0"/>
         </w:rPr>
-        <w:t xml:space="preserve"> or assumption and justify your </w:t>
-      </w:r>
-      <w:r>
-        <w:rPr>
-          <w:b/>
-        </w:rPr>
-        <w:t>prediction</w:t>
-      </w:r>
+        <w:t xml:space="preserve"> and terminology of ablation studies. Short practice: Calculate the filter ablation’s two rates and count change.</w:t>
+      </w:r>
+    </w:p>
+    <w:p>
+      <w:pPr>
+        <w:spacing w:line="336" w:lineRule="auto" w:after="180"/>
+      </w:pPr>
       <w:r>
         <w:rPr>
           <w:b w:val="0"/>
         </w:rPr>
-        <w:t>.</w:t>
+        <w:t>Which single component is altered, and why does also changing the model prevent isolating the filter?. Return to this week and explain what you changed.</w:t>
       </w:r>
     </w:p>
     <w:p>
@@ -3696,7 +4964,7 @@
         <w:rPr>
           <w:b w:val="0"/>
         </w:rPr>
-        <w:t xml:space="preserve">Save your workbook </w:t>
+        <w:t xml:space="preserve">Use Download completed work in the hosted lesson to export your answers, reflections, practice feedback and code-run </w:t>
       </w:r>
       <w:r>
         <w:rPr>
@@ -3708,20 +4976,26 @@
         <w:rPr>
           <w:b w:val="0"/>
         </w:rPr>
-        <w:t>. At the next review, try a different case before opening your old answer.</w:t>
-      </w:r>
-    </w:p>
-    <w:p>
-      <w:pPr>
-        <w:pStyle w:val="Heading1"/>
-      </w:pPr>
-      <w:r>
-        <w:t>17. Supported practice, repair and portfolio</w:t>
-      </w:r>
-    </w:p>
-    <w:p>
-      <w:r>
-        <w:t>Attempt supported questions before using hints or feedback. Review a missing building block, then keep the completed work.</w:t>
+        <w:t>. Open the HTML copy to read or print it.</w:t>
+      </w:r>
+    </w:p>
+    <w:p>
+      <w:pPr>
+        <w:spacing w:line="336" w:lineRule="auto" w:after="180"/>
+      </w:pPr>
+      <w:r>
+        <w:rPr>
+          <w:b w:val="0"/>
+        </w:rPr>
+        <w:t>Drafts stay in this browser when storage is available; clear drafts on a shared device.</w:t>
+      </w:r>
+    </w:p>
+    <w:p>
+      <w:pPr>
+        <w:pStyle w:val="Heading2"/>
+      </w:pPr>
+      <w:r>
+        <w:t>Earlier wording, alternatives and picture transcripts · reference / check after trying</w:t>
       </w:r>
     </w:p>
     <w:p>
@@ -3737,92 +5011,10 @@
     </w:p>
     <w:p>
       <w:pPr>
-        <w:spacing w:line="336" w:lineRule="auto" w:after="180"/>
-      </w:pPr>
-      <w:r>
-        <w:rPr>
-          <w:b w:val="0"/>
-        </w:rPr>
-        <w:t xml:space="preserve">A </w:t>
-      </w:r>
-      <w:r>
-        <w:rPr>
-          <w:b/>
-        </w:rPr>
-        <w:t>pilot</w:t>
-      </w:r>
-      <w:r>
-        <w:rPr>
-          <w:b w:val="0"/>
-        </w:rPr>
-        <w:t xml:space="preserve"> tests the procedure. A </w:t>
-      </w:r>
-      <w:r>
-        <w:rPr>
-          <w:b/>
-        </w:rPr>
-        <w:t>pilot</w:t>
-      </w:r>
-      <w:r>
-        <w:rPr>
-          <w:b w:val="0"/>
-        </w:rPr>
-        <w:t xml:space="preserve"> checks whether the team can score answers consistently before running the main study.</w:t>
-      </w:r>
-    </w:p>
-    <w:p>
-      <w:pPr>
         <w:pStyle w:val="Heading3"/>
       </w:pPr>
       <w:r>
-        <w:t>Practice 1: explain the deciding evidence</w:t>
-      </w:r>
-    </w:p>
-    <w:p>
-      <w:pPr>
-        <w:spacing w:line="336" w:lineRule="auto" w:after="180"/>
-      </w:pPr>
-      <w:r>
-        <w:rPr>
-          <w:b w:val="0"/>
-        </w:rPr>
-        <w:t>Which labelled step matches this detail? Discuss the disagreement and clarify the scoring rule before the main run.</w:t>
-      </w:r>
-    </w:p>
-    <w:p>
-      <w:pPr>
-        <w:spacing w:line="336" w:lineRule="auto" w:after="180"/>
-        <w:shd w:fill="F4F9FC"/>
-      </w:pPr>
-      <w:r>
-        <w:rPr>
-          <w:b w:val="0"/>
-        </w:rPr>
-        <w:t>1. Try the workflow</w:t>
-      </w:r>
-    </w:p>
-    <w:p>
-      <w:pPr>
-        <w:spacing w:line="336" w:lineRule="auto" w:after="180"/>
-        <w:shd w:fill="F4F9FC"/>
-      </w:pPr>
-      <w:r>
-        <w:rPr>
-          <w:b w:val="0"/>
-        </w:rPr>
-        <w:t>2. Repair the rubric</w:t>
-      </w:r>
-    </w:p>
-    <w:p>
-      <w:pPr>
-        <w:spacing w:line="336" w:lineRule="auto" w:after="180"/>
-        <w:shd w:fill="F4F9FC"/>
-      </w:pPr>
-      <w:r>
-        <w:rPr>
-          <w:b w:val="0"/>
-        </w:rPr>
-        <w:t>3. Measure agreement</w:t>
+        <w:t>Repair a missing building block</w:t>
       </w:r>
     </w:p>
     <w:p>
@@ -3830,463 +5022,25 @@
         <w:pStyle w:val="Heading3"/>
       </w:pPr>
       <w:r>
-        <w:t>My selected conclusion, deciding fact and explanation</w:t>
-      </w:r>
-    </w:p>
-    <w:p>
-      <w:r>
-        <w:t>________________________________________________________________</w:t>
-      </w:r>
-    </w:p>
-    <w:p>
-      <w:r>
-        <w:t>________________________________________________________________</w:t>
-      </w:r>
-    </w:p>
-    <w:p>
-      <w:r>
-        <w:t>________________________________________________________________</w:t>
-      </w:r>
-    </w:p>
-    <w:p>
-      <w:r>
-        <w:t>________________________________________________________________</w:t>
-      </w:r>
-    </w:p>
-    <w:p>
-      <w:r>
-        <w:t>________________________________________________________________</w:t>
-      </w:r>
-    </w:p>
-    <w:p>
-      <w:pPr>
-        <w:pStyle w:val="Heading3"/>
-      </w:pPr>
-      <w:r>
-        <w:t>Hint · try first</w:t>
-      </w:r>
-    </w:p>
-    <w:p>
-      <w:pPr>
-        <w:spacing w:line="336" w:lineRule="auto" w:after="180"/>
-        <w:shd w:fill="F1F6F8"/>
-      </w:pPr>
-      <w:r>
-        <w:rPr>
-          <w:b w:val="0"/>
-        </w:rPr>
-        <w:t>Hint if needed: Read the steps in the pictorial case. Match the supplied detail to the stage that performs or records it.</w:t>
-      </w:r>
-    </w:p>
-    <w:p>
-      <w:pPr>
-        <w:pStyle w:val="Heading3"/>
-      </w:pPr>
-      <w:r>
-        <w:t>Feedback · compare after trying</w:t>
-      </w:r>
-    </w:p>
-    <w:p>
-      <w:pPr>
-        <w:spacing w:line="336" w:lineRule="auto" w:after="180"/>
-        <w:shd w:fill="F1F6FC"/>
-      </w:pPr>
-      <w:r>
-        <w:rPr>
-          <w:b w:val="0"/>
-        </w:rPr>
-        <w:t>After your attempt, compare with the supported explanation: Repair the rubric Discuss the disagreement and clarify the scoring rule before the main run.</w:t>
-      </w:r>
-    </w:p>
-    <w:p>
-      <w:pPr>
-        <w:spacing w:line="336" w:lineRule="auto" w:after="180"/>
-        <w:shd w:fill="F1F6FC"/>
-      </w:pPr>
-      <w:r>
-        <w:rPr>
-          <w:b w:val="0"/>
-        </w:rPr>
-        <w:t xml:space="preserve">A </w:t>
-      </w:r>
-      <w:r>
-        <w:rPr>
-          <w:b/>
-        </w:rPr>
-        <w:t>pilot</w:t>
-      </w:r>
-      <w:r>
-        <w:rPr>
-          <w:b w:val="0"/>
-        </w:rPr>
-        <w:t xml:space="preserve"> can reveal missing instructions, practical delays or ambiguous scoring. It is preparation, not an untouched final estimate after the team uses it to revise methods.</w:t>
-      </w:r>
-    </w:p>
-    <w:p>
-      <w:pPr>
-        <w:pStyle w:val="Heading3"/>
-      </w:pPr>
-      <w:r>
-        <w:t>Practice 2: explain the deciding evidence</w:t>
-      </w:r>
-    </w:p>
-    <w:p>
-      <w:pPr>
-        <w:pStyle w:val="Heading3"/>
-      </w:pPr>
-      <w:r>
-        <w:t>Changed case · predict first</w:t>
-      </w:r>
-    </w:p>
-    <w:p>
-      <w:pPr>
-        <w:spacing w:line="336" w:lineRule="auto" w:after="180"/>
-        <w:shd w:fill="F5F1FB"/>
-      </w:pPr>
-      <w:r>
-        <w:rPr>
-          <w:b w:val="0"/>
-        </w:rPr>
-        <w:t xml:space="preserve">Changed-case practice: Add the corrected </w:t>
-      </w:r>
-      <w:r>
-        <w:rPr>
-          <w:b/>
-        </w:rPr>
-        <w:t>pilot</w:t>
-      </w:r>
-      <w:r>
-        <w:rPr>
-          <w:b w:val="0"/>
-        </w:rPr>
-        <w:t xml:space="preserve"> answers into final evaluation. Which conclusion is supported by the supplied facts?</w:t>
-      </w:r>
-    </w:p>
-    <w:p>
-      <w:pPr>
-        <w:spacing w:line="336" w:lineRule="auto" w:after="180"/>
-        <w:shd w:fill="F4F9FC"/>
-      </w:pPr>
-      <w:r>
-        <w:rPr>
-          <w:b w:val="0"/>
-        </w:rPr>
-        <w:t xml:space="preserve">1. Declare them previously exposed rather than untouched final </w:t>
-      </w:r>
-      <w:r>
-        <w:rPr>
-          <w:b/>
-        </w:rPr>
-        <w:t>evidence</w:t>
-      </w:r>
-      <w:r>
-        <w:rPr>
-          <w:b w:val="0"/>
-        </w:rPr>
-        <w:t>.</w:t>
-      </w:r>
-    </w:p>
-    <w:p>
-      <w:pPr>
-        <w:spacing w:line="336" w:lineRule="auto" w:after="180"/>
-        <w:shd w:fill="F4F9FC"/>
-      </w:pPr>
-      <w:r>
-        <w:rPr>
-          <w:b w:val="0"/>
-        </w:rPr>
-        <w:t xml:space="preserve">2. We can decide the result without examining the changed </w:t>
-      </w:r>
-      <w:r>
-        <w:rPr>
-          <w:b/>
-        </w:rPr>
-        <w:t>input</w:t>
-      </w:r>
-      <w:r>
-        <w:rPr>
-          <w:b w:val="0"/>
-        </w:rPr>
-        <w:t xml:space="preserve"> or the procedure.</w:t>
-      </w:r>
-    </w:p>
-    <w:p>
-      <w:pPr>
-        <w:spacing w:line="336" w:lineRule="auto" w:after="180"/>
-        <w:shd w:fill="F4F9FC"/>
-      </w:pPr>
-      <w:r>
-        <w:rPr>
-          <w:b w:val="0"/>
-        </w:rPr>
-        <w:t xml:space="preserve">3. This one example guarantees correct results for every future </w:t>
-      </w:r>
-      <w:r>
-        <w:rPr>
-          <w:b/>
-        </w:rPr>
-        <w:t>input</w:t>
-      </w:r>
-      <w:r>
-        <w:rPr>
-          <w:b w:val="0"/>
-        </w:rPr>
-        <w:t>.</w:t>
-      </w:r>
-    </w:p>
-    <w:p>
-      <w:pPr>
-        <w:pStyle w:val="Heading3"/>
-      </w:pPr>
-      <w:r>
-        <w:t>My selected conclusion, deciding fact and explanation</w:t>
-      </w:r>
-    </w:p>
-    <w:p>
-      <w:r>
-        <w:t>________________________________________________________________</w:t>
-      </w:r>
-    </w:p>
-    <w:p>
-      <w:r>
-        <w:t>________________________________________________________________</w:t>
-      </w:r>
-    </w:p>
-    <w:p>
-      <w:r>
-        <w:t>________________________________________________________________</w:t>
-      </w:r>
-    </w:p>
-    <w:p>
-      <w:r>
-        <w:t>________________________________________________________________</w:t>
-      </w:r>
-    </w:p>
-    <w:p>
-      <w:r>
-        <w:t>________________________________________________________________</w:t>
-      </w:r>
-    </w:p>
-    <w:p>
-      <w:pPr>
-        <w:pStyle w:val="Heading3"/>
-      </w:pPr>
-      <w:r>
-        <w:t>Hint · try first</w:t>
-      </w:r>
-    </w:p>
-    <w:p>
-      <w:pPr>
-        <w:spacing w:line="336" w:lineRule="auto" w:after="180"/>
-        <w:shd w:fill="F1F6F8"/>
-      </w:pPr>
-      <w:r>
-        <w:rPr>
-          <w:b w:val="0"/>
-        </w:rPr>
-        <w:t>Hint if needed: Use the changed condition and the deciding step in the pictorial trace. The answer must say what follows from those facts.</w:t>
-      </w:r>
-    </w:p>
-    <w:p>
-      <w:pPr>
-        <w:pStyle w:val="Heading3"/>
-      </w:pPr>
-      <w:r>
-        <w:t>Feedback · compare after trying</w:t>
-      </w:r>
-    </w:p>
-    <w:p>
-      <w:pPr>
-        <w:spacing w:line="336" w:lineRule="auto" w:after="180"/>
-        <w:shd w:fill="F1F6FC"/>
-      </w:pPr>
-      <w:r>
-        <w:rPr>
-          <w:b w:val="0"/>
-        </w:rPr>
-        <w:t xml:space="preserve">After your attempt, compare with the supported explanation: Declare them previously exposed rather than untouched final </w:t>
-      </w:r>
-      <w:r>
-        <w:rPr>
-          <w:b/>
-        </w:rPr>
-        <w:t>evidence</w:t>
-      </w:r>
-      <w:r>
-        <w:rPr>
-          <w:b w:val="0"/>
-        </w:rPr>
-        <w:t>. Rubric development already used those answers.</w:t>
-      </w:r>
-    </w:p>
-    <w:p>
-      <w:pPr>
-        <w:pStyle w:val="Heading3"/>
-      </w:pPr>
-      <w:r>
-        <w:t>Repair a missing building block</w:t>
-      </w:r>
-    </w:p>
-    <w:p>
-      <w:pPr>
-        <w:spacing w:line="336" w:lineRule="auto" w:after="180"/>
-      </w:pPr>
-      <w:r>
-        <w:rPr>
-          <w:b w:val="0"/>
-        </w:rPr>
-        <w:t xml:space="preserve">Review Predefining an analysis plan (ai-7/21). Goal: Explain the </w:t>
-      </w:r>
-      <w:r>
-        <w:rPr>
-          <w:b/>
-        </w:rPr>
-        <w:t>mechanism</w:t>
-      </w:r>
-      <w:r>
-        <w:rPr>
-          <w:b w:val="0"/>
-        </w:rPr>
-        <w:t xml:space="preserve"> and terminology of predefining an analysis plan. Short practice: Apply the recorded exclusion rule.</w:t>
-      </w:r>
-    </w:p>
-    <w:p>
-      <w:pPr>
-        <w:spacing w:line="336" w:lineRule="auto" w:after="180"/>
-      </w:pPr>
-      <w:r>
-        <w:rPr>
-          <w:b w:val="0"/>
-        </w:rPr>
-        <w:t>Can two readable model failures be removed, and how must a necessary later plan change be disclosed?. Return to this week and explain what you changed.</w:t>
-      </w:r>
-    </w:p>
-    <w:p>
-      <w:pPr>
-        <w:spacing w:line="336" w:lineRule="auto" w:after="180"/>
-      </w:pPr>
-      <w:r>
-        <w:rPr>
-          <w:b w:val="0"/>
-        </w:rPr>
-        <w:t xml:space="preserve">Review Research ethics and consent (ai-7/19). Goal: Explain the </w:t>
-      </w:r>
-      <w:r>
-        <w:rPr>
-          <w:b/>
-        </w:rPr>
-        <w:t>mechanism</w:t>
-      </w:r>
-      <w:r>
-        <w:rPr>
-          <w:b w:val="0"/>
-        </w:rPr>
-        <w:t xml:space="preserve"> and terminology of research ethics and consent. Short practice: Identify which uses the drawing consent permits and excludes.</w:t>
-      </w:r>
-    </w:p>
-    <w:p>
-      <w:pPr>
-        <w:spacing w:line="336" w:lineRule="auto" w:after="180"/>
-      </w:pPr>
-      <w:r>
-        <w:rPr>
-          <w:b w:val="0"/>
-        </w:rPr>
-        <w:t>Can the unrelated project reuse the drawings under this agreement, and what new authorisation would be needed?. Return to this week and explain what you changed.</w:t>
-      </w:r>
-    </w:p>
-    <w:p>
-      <w:pPr>
-        <w:spacing w:line="336" w:lineRule="auto" w:after="180"/>
-      </w:pPr>
-      <w:r>
-        <w:rPr>
-          <w:b w:val="0"/>
-        </w:rPr>
-        <w:t xml:space="preserve">Review Ablation studies (ai-7/16). Goal: Explain the </w:t>
-      </w:r>
-      <w:r>
-        <w:rPr>
-          <w:b/>
-        </w:rPr>
-        <w:t>mechanism</w:t>
-      </w:r>
-      <w:r>
-        <w:rPr>
-          <w:b w:val="0"/>
-        </w:rPr>
-        <w:t xml:space="preserve"> and terminology of ablation studies. Short practice: Calculate the filter ablation’s two rates and count change.</w:t>
-      </w:r>
-    </w:p>
-    <w:p>
-      <w:pPr>
-        <w:spacing w:line="336" w:lineRule="auto" w:after="180"/>
-      </w:pPr>
-      <w:r>
-        <w:rPr>
-          <w:b w:val="0"/>
-        </w:rPr>
-        <w:t>Which single component is altered, and why does also changing the model prevent isolating the filter?. Return to this week and explain what you changed.</w:t>
-      </w:r>
-    </w:p>
-    <w:p>
-      <w:pPr>
-        <w:pStyle w:val="Heading3"/>
-      </w:pPr>
-      <w:r>
         <w:t>Keep your completed work</w:t>
       </w:r>
     </w:p>
     <w:p>
       <w:pPr>
-        <w:spacing w:line="336" w:lineRule="auto" w:after="180"/>
-      </w:pPr>
-      <w:r>
-        <w:rPr>
-          <w:b w:val="0"/>
-        </w:rPr>
-        <w:t xml:space="preserve">Use Download completed work in the hosted lesson to export your answers, reflections, practice feedback and code-run </w:t>
-      </w:r>
-      <w:r>
-        <w:rPr>
-          <w:b/>
-        </w:rPr>
-        <w:t>evidence</w:t>
-      </w:r>
-      <w:r>
-        <w:rPr>
-          <w:b w:val="0"/>
-        </w:rPr>
-        <w:t>. Open the HTML copy to read or print it.</w:t>
-      </w:r>
-    </w:p>
-    <w:p>
-      <w:pPr>
-        <w:spacing w:line="336" w:lineRule="auto" w:after="180"/>
-      </w:pPr>
-      <w:r>
-        <w:rPr>
-          <w:b w:val="0"/>
-        </w:rPr>
-        <w:t>Drafts stay in this browser when storage is available; clear drafts on a shared device.</w:t>
-      </w:r>
-    </w:p>
-    <w:p>
-      <w:pPr>
         <w:pStyle w:val="Heading1"/>
       </w:pPr>
       <w:r>
-        <w:t>18. Visual concept journey</w:t>
-      </w:r>
-    </w:p>
-    <w:p>
-      <w:r>
-        <w:t>Explain each Pilot experiments graphic using its labels, deciding evidence and relevant limitation.</w:t>
-      </w:r>
-    </w:p>
-    <w:p>
-      <w:pPr>
-        <w:pStyle w:val="Heading3"/>
+        <w:t>18. Reference · Six-picture concept journey</w:t>
+      </w:r>
+    </w:p>
+    <w:p>
+      <w:r>
+        <w:t>Choose the picture that supports the current explanation.</w:t>
+      </w:r>
+    </w:p>
+    <w:p>
+      <w:pPr>
+        <w:pStyle w:val="Heading2"/>
       </w:pPr>
       <w:r>
         <w:t>01. Pilot experiments: the case</w:t>
@@ -4297,7 +5051,7 @@
         <w:drawing>
           <wp:inline xmlns:a="http://schemas.openxmlformats.org/drawingml/2006/main" xmlns:pic="http://schemas.openxmlformats.org/drawingml/2006/picture">
             <wp:extent cx="5486400" cy="2834640"/>
-            <wp:docPr id="3" name="Picture 3" descr="A pilot tests the procedure. A pilot checks whether the team can score answers consistently before running the main study. Supplied facts: Two reviewers score four practice answers. They agree on three and disagree on one; these answers are excluded from final evaluation."/>
+            <wp:docPr id="6" name="Picture 6" descr="A pilot tests the procedure. A pilot checks whether the team can score answers consistently before running the main study. Supplied facts: Two reviewers score four practice answers. They agree on three and disagree on one; these answers are excluded from final evaluation."/>
             <wp:cNvGraphicFramePr>
               <a:graphicFrameLocks noChangeAspect="1"/>
             </wp:cNvGraphicFramePr>
@@ -4309,7 +5063,7 @@
                     <pic:cNvPicPr/>
                   </pic:nvPicPr>
                   <pic:blipFill>
-                    <a:blip r:embed="rId11"/>
+                    <a:blip r:embed="rId14"/>
                     <a:stretch>
                       <a:fillRect/>
                     </a:stretch>
@@ -4377,7 +5131,6 @@
     <w:p>
       <w:pPr>
         <w:spacing w:line="336" w:lineRule="auto" w:after="180"/>
-        <w:shd w:fill="F5F1FB"/>
       </w:pPr>
       <w:r>
         <w:rPr>
@@ -4388,7 +5141,7 @@
     </w:p>
     <w:p>
       <w:pPr>
-        <w:pStyle w:val="Heading3"/>
+        <w:pStyle w:val="Heading2"/>
       </w:pPr>
       <w:r>
         <w:t>02. Follow the deciding steps</w:t>
@@ -4399,7 +5152,7 @@
         <w:drawing>
           <wp:inline xmlns:a="http://schemas.openxmlformats.org/drawingml/2006/main" xmlns:pic="http://schemas.openxmlformats.org/drawingml/2006/picture">
             <wp:extent cx="5486400" cy="3182112"/>
-            <wp:docPr id="4" name="Picture 4" descr="Try the workflow: Both reviewers apply the draft rubric to four practice answers. → Measure agreement: Agreement is 3/4=75% on this pilot. → Repair the rubric: Discuss the disagreement and clarify the scoring rule before the main run."/>
+            <wp:docPr id="7" name="Picture 7" descr="Try the workflow: Both reviewers apply the draft rubric to four practice answers. → Measure agreement: Agreement is 3/4=75% on this pilot. → Repair the rubric: Discuss the disagreement and clarify the scoring rule before the main run."/>
             <wp:cNvGraphicFramePr>
               <a:graphicFrameLocks noChangeAspect="1"/>
             </wp:cNvGraphicFramePr>
@@ -4411,7 +5164,7 @@
                     <pic:cNvPicPr/>
                   </pic:nvPicPr>
                   <pic:blipFill>
-                    <a:blip r:embed="rId12"/>
+                    <a:blip r:embed="rId10"/>
                     <a:stretch>
                       <a:fillRect/>
                     </a:stretch>
@@ -4456,7 +5209,6 @@
     <w:p>
       <w:pPr>
         <w:spacing w:line="336" w:lineRule="auto" w:after="180"/>
-        <w:shd w:fill="F5F1FB"/>
       </w:pPr>
       <w:r>
         <w:rPr>
@@ -4479,7 +5231,7 @@
     </w:p>
     <w:p>
       <w:pPr>
-        <w:pStyle w:val="Heading3"/>
+        <w:pStyle w:val="Heading2"/>
       </w:pPr>
       <w:r>
         <w:t>03. Reviewer agreement on four pilot answers</w:t>
@@ -4490,7 +5242,7 @@
         <w:drawing>
           <wp:inline xmlns:a="http://schemas.openxmlformats.org/drawingml/2006/main" xmlns:pic="http://schemas.openxmlformats.org/drawingml/2006/picture">
             <wp:extent cx="5486400" cy="2834640"/>
-            <wp:docPr id="5" name="Picture 5" descr="Reviewer agreement on four pilot answers. Units: pilot answers out of 4. Agree: 3. Disagree: 1."/>
+            <wp:docPr id="8" name="Picture 8" descr="Reviewer agreement on four pilot answers. Units: pilot answers out of 4. Agree: 3. Disagree: 1."/>
             <wp:cNvGraphicFramePr>
               <a:graphicFrameLocks noChangeAspect="1"/>
             </wp:cNvGraphicFramePr>
@@ -4499,199 +5251,6 @@
                 <pic:pic>
                   <pic:nvPicPr>
                     <pic:cNvPr id="0" name="academy-story-ai-7-22-03.png"/>
-                    <pic:cNvPicPr/>
-                  </pic:nvPicPr>
-                  <pic:blipFill>
-                    <a:blip r:embed="rId13"/>
-                    <a:stretch>
-                      <a:fillRect/>
-                    </a:stretch>
-                  </pic:blipFill>
-                  <pic:spPr>
-                    <a:xfrm>
-                      <a:off x="0" y="0"/>
-                      <a:ext cx="5486400" cy="2834640"/>
-                    </a:xfrm>
-                    <a:prstGeom prst="rect"/>
-                  </pic:spPr>
-                </pic:pic>
-              </a:graphicData>
-            </a:graphic>
-          </wp:inline>
-        </w:drawing>
-      </w:r>
-    </w:p>
-    <w:p>
-      <w:pPr>
-        <w:spacing w:line="336" w:lineRule="auto" w:after="180"/>
-      </w:pPr>
-      <w:r>
-        <w:rPr>
-          <w:b w:val="0"/>
-        </w:rPr>
-        <w:t xml:space="preserve">Reviewer agreement on four </w:t>
-      </w:r>
-      <w:r>
-        <w:rPr>
-          <w:b/>
-        </w:rPr>
-        <w:t>pilot</w:t>
-      </w:r>
-      <w:r>
-        <w:rPr>
-          <w:b w:val="0"/>
-        </w:rPr>
-        <w:t xml:space="preserve"> answers. Units: </w:t>
-      </w:r>
-      <w:r>
-        <w:rPr>
-          <w:b/>
-        </w:rPr>
-        <w:t>pilot</w:t>
-      </w:r>
-      <w:r>
-        <w:rPr>
-          <w:b w:val="0"/>
-        </w:rPr>
-        <w:t xml:space="preserve"> answers out of 4. Agree: 3. Disagree: 1.</w:t>
-      </w:r>
-    </w:p>
-    <w:p>
-      <w:pPr>
-        <w:spacing w:line="336" w:lineRule="auto" w:after="180"/>
-        <w:shd w:fill="F5F1FB"/>
-      </w:pPr>
-      <w:r>
-        <w:rPr>
-          <w:b w:val="0"/>
-        </w:rPr>
-        <w:t>Read the labels and values. Explain the relationship the model shows.</w:t>
-      </w:r>
-    </w:p>
-    <w:p>
-      <w:pPr>
-        <w:pStyle w:val="Heading3"/>
-      </w:pPr>
-      <w:r>
-        <w:t>04. Change one thing. Trace what follows.</w:t>
-      </w:r>
-    </w:p>
-    <w:p>
-      <w:r>
-        <w:drawing>
-          <wp:inline xmlns:a="http://schemas.openxmlformats.org/drawingml/2006/main" xmlns:pic="http://schemas.openxmlformats.org/drawingml/2006/picture">
-            <wp:extent cx="5486400" cy="3026664"/>
-            <wp:docPr id="6" name="Picture 6" descr="Original case: Discuss the disagreement and clarify the scoring rule before the main run. Changed condition: Add the corrected pilot answers into final evaluation. Expected result: Declare them previously exposed rather than untouched final evidence. Reason: Rubric development already used those answers."/>
-            <wp:cNvGraphicFramePr>
-              <a:graphicFrameLocks noChangeAspect="1"/>
-            </wp:cNvGraphicFramePr>
-            <a:graphic>
-              <a:graphicData uri="http://schemas.openxmlformats.org/drawingml/2006/picture">
-                <pic:pic>
-                  <pic:nvPicPr>
-                    <pic:cNvPr id="0" name="academy-story-ai-7-22-04.png"/>
-                    <pic:cNvPicPr/>
-                  </pic:nvPicPr>
-                  <pic:blipFill>
-                    <a:blip r:embed="rId14"/>
-                    <a:stretch>
-                      <a:fillRect/>
-                    </a:stretch>
-                  </pic:blipFill>
-                  <pic:spPr>
-                    <a:xfrm>
-                      <a:off x="0" y="0"/>
-                      <a:ext cx="5486400" cy="3026664"/>
-                    </a:xfrm>
-                    <a:prstGeom prst="rect"/>
-                  </pic:spPr>
-                </pic:pic>
-              </a:graphicData>
-            </a:graphic>
-          </wp:inline>
-        </w:drawing>
-      </w:r>
-    </w:p>
-    <w:p>
-      <w:pPr>
-        <w:spacing w:line="336" w:lineRule="auto" w:after="180"/>
-      </w:pPr>
-      <w:r>
-        <w:rPr>
-          <w:b w:val="0"/>
-        </w:rPr>
-        <w:t xml:space="preserve">Original case: Discuss the disagreement and clarify the scoring rule before the main run. Changed condition: Add the corrected </w:t>
-      </w:r>
-      <w:r>
-        <w:rPr>
-          <w:b/>
-        </w:rPr>
-        <w:t>pilot</w:t>
-      </w:r>
-      <w:r>
-        <w:rPr>
-          <w:b w:val="0"/>
-        </w:rPr>
-        <w:t xml:space="preserve"> answers into final evaluation.</w:t>
-      </w:r>
-    </w:p>
-    <w:p>
-      <w:pPr>
-        <w:spacing w:line="336" w:lineRule="auto" w:after="180"/>
-      </w:pPr>
-      <w:r>
-        <w:rPr>
-          <w:b w:val="0"/>
-        </w:rPr>
-        <w:t xml:space="preserve">Expected result: Declare them previously exposed rather than untouched final </w:t>
-      </w:r>
-      <w:r>
-        <w:rPr>
-          <w:b/>
-        </w:rPr>
-        <w:t>evidence</w:t>
-      </w:r>
-      <w:r>
-        <w:rPr>
-          <w:b w:val="0"/>
-        </w:rPr>
-        <w:t>. Reason: Rubric development already used those answers.</w:t>
-      </w:r>
-    </w:p>
-    <w:p>
-      <w:pPr>
-        <w:spacing w:line="336" w:lineRule="auto" w:after="180"/>
-        <w:shd w:fill="F5F1FB"/>
-      </w:pPr>
-      <w:r>
-        <w:rPr>
-          <w:b w:val="0"/>
-        </w:rPr>
-        <w:t>Predict before checking the worked changed-case result. Name what changed and what the supplied facts allow you to conclude.</w:t>
-      </w:r>
-    </w:p>
-    <w:p>
-      <w:pPr>
-        <w:pStyle w:val="Heading3"/>
-      </w:pPr>
-      <w:r>
-        <w:t>05. Connect the explanation to its limit</w:t>
-      </w:r>
-    </w:p>
-    <w:p>
-      <w:r>
-        <w:drawing>
-          <wp:inline xmlns:a="http://schemas.openxmlformats.org/drawingml/2006/main" xmlns:pic="http://schemas.openxmlformats.org/drawingml/2006/picture">
-            <wp:extent cx="5486400" cy="2834640"/>
-            <wp:docPr id="7" name="Picture 7" descr="A pilot can reveal missing instructions, practical delays or ambiguous scoring. It is preparation, not an untouched final estimate after the team uses it to revise methods. Limit: Four pilot answers do not establish long-run reviewer reliability or a stable performance effect."/>
-            <wp:cNvGraphicFramePr>
-              <a:graphicFrameLocks noChangeAspect="1"/>
-            </wp:cNvGraphicFramePr>
-            <a:graphic>
-              <a:graphicData uri="http://schemas.openxmlformats.org/drawingml/2006/picture">
-                <pic:pic>
-                  <pic:nvPicPr>
-                    <pic:cNvPr id="0" name="academy-story-ai-7-22-05.png"/>
                     <pic:cNvPicPr/>
                   </pic:nvPicPr>
                   <pic:blipFill>
@@ -4722,7 +5281,7 @@
         <w:rPr>
           <w:b w:val="0"/>
         </w:rPr>
-        <w:t xml:space="preserve">A </w:t>
+        <w:t xml:space="preserve">Reviewer agreement on four </w:t>
       </w:r>
       <w:r>
         <w:rPr>
@@ -4734,6 +5293,197 @@
         <w:rPr>
           <w:b w:val="0"/>
         </w:rPr>
+        <w:t xml:space="preserve"> answers. Units: </w:t>
+      </w:r>
+      <w:r>
+        <w:rPr>
+          <w:b/>
+        </w:rPr>
+        <w:t>pilot</w:t>
+      </w:r>
+      <w:r>
+        <w:rPr>
+          <w:b w:val="0"/>
+        </w:rPr>
+        <w:t xml:space="preserve"> answers out of 4. Agree: 3. Disagree: 1.</w:t>
+      </w:r>
+    </w:p>
+    <w:p>
+      <w:pPr>
+        <w:spacing w:line="336" w:lineRule="auto" w:after="180"/>
+      </w:pPr>
+      <w:r>
+        <w:rPr>
+          <w:b w:val="0"/>
+        </w:rPr>
+        <w:t>Read the labels and values. Explain the relationship the model shows.</w:t>
+      </w:r>
+    </w:p>
+    <w:p>
+      <w:pPr>
+        <w:pStyle w:val="Heading2"/>
+      </w:pPr>
+      <w:r>
+        <w:t>04. Change one thing. Trace what follows.</w:t>
+      </w:r>
+    </w:p>
+    <w:p>
+      <w:r>
+        <w:drawing>
+          <wp:inline xmlns:a="http://schemas.openxmlformats.org/drawingml/2006/main" xmlns:pic="http://schemas.openxmlformats.org/drawingml/2006/picture">
+            <wp:extent cx="5486400" cy="3026664"/>
+            <wp:docPr id="9" name="Picture 9" descr="Original case: Discuss the disagreement and clarify the scoring rule before the main run. Changed condition: Add the corrected pilot answers into final evaluation. Expected result: Declare them previously exposed rather than untouched final evidence. Reason: Rubric development already used those answers."/>
+            <wp:cNvGraphicFramePr>
+              <a:graphicFrameLocks noChangeAspect="1"/>
+            </wp:cNvGraphicFramePr>
+            <a:graphic>
+              <a:graphicData uri="http://schemas.openxmlformats.org/drawingml/2006/picture">
+                <pic:pic>
+                  <pic:nvPicPr>
+                    <pic:cNvPr id="0" name="academy-story-ai-7-22-04.png"/>
+                    <pic:cNvPicPr/>
+                  </pic:nvPicPr>
+                  <pic:blipFill>
+                    <a:blip r:embed="rId11"/>
+                    <a:stretch>
+                      <a:fillRect/>
+                    </a:stretch>
+                  </pic:blipFill>
+                  <pic:spPr>
+                    <a:xfrm>
+                      <a:off x="0" y="0"/>
+                      <a:ext cx="5486400" cy="3026664"/>
+                    </a:xfrm>
+                    <a:prstGeom prst="rect"/>
+                  </pic:spPr>
+                </pic:pic>
+              </a:graphicData>
+            </a:graphic>
+          </wp:inline>
+        </w:drawing>
+      </w:r>
+    </w:p>
+    <w:p>
+      <w:pPr>
+        <w:spacing w:line="336" w:lineRule="auto" w:after="180"/>
+      </w:pPr>
+      <w:r>
+        <w:rPr>
+          <w:b w:val="0"/>
+        </w:rPr>
+        <w:t xml:space="preserve">Original case: Discuss the disagreement and clarify the scoring rule before the main run. Changed condition: Add the corrected </w:t>
+      </w:r>
+      <w:r>
+        <w:rPr>
+          <w:b/>
+        </w:rPr>
+        <w:t>pilot</w:t>
+      </w:r>
+      <w:r>
+        <w:rPr>
+          <w:b w:val="0"/>
+        </w:rPr>
+        <w:t xml:space="preserve"> answers into final evaluation.</w:t>
+      </w:r>
+    </w:p>
+    <w:p>
+      <w:pPr>
+        <w:spacing w:line="336" w:lineRule="auto" w:after="180"/>
+      </w:pPr>
+      <w:r>
+        <w:rPr>
+          <w:b w:val="0"/>
+        </w:rPr>
+        <w:t xml:space="preserve">Expected result: Declare them previously exposed rather than untouched final </w:t>
+      </w:r>
+      <w:r>
+        <w:rPr>
+          <w:b/>
+        </w:rPr>
+        <w:t>evidence</w:t>
+      </w:r>
+      <w:r>
+        <w:rPr>
+          <w:b w:val="0"/>
+        </w:rPr>
+        <w:t>. Reason: Rubric development already used those answers.</w:t>
+      </w:r>
+    </w:p>
+    <w:p>
+      <w:pPr>
+        <w:spacing w:line="336" w:lineRule="auto" w:after="180"/>
+      </w:pPr>
+      <w:r>
+        <w:rPr>
+          <w:b w:val="0"/>
+        </w:rPr>
+        <w:t>Predict before checking the worked changed-case result. Name what changed and what the supplied facts allow you to conclude.</w:t>
+      </w:r>
+    </w:p>
+    <w:p>
+      <w:pPr>
+        <w:pStyle w:val="Heading2"/>
+      </w:pPr>
+      <w:r>
+        <w:t>05. Connect the explanation to its limit</w:t>
+      </w:r>
+    </w:p>
+    <w:p>
+      <w:r>
+        <w:drawing>
+          <wp:inline xmlns:a="http://schemas.openxmlformats.org/drawingml/2006/main" xmlns:pic="http://schemas.openxmlformats.org/drawingml/2006/picture">
+            <wp:extent cx="5486400" cy="2834640"/>
+            <wp:docPr id="10" name="Picture 10" descr="A pilot can reveal missing instructions, practical delays or ambiguous scoring. It is preparation, not an untouched final estimate after the team uses it to revise methods. Limit: Four pilot answers do not establish long-run reviewer reliability or a stable performance effect."/>
+            <wp:cNvGraphicFramePr>
+              <a:graphicFrameLocks noChangeAspect="1"/>
+            </wp:cNvGraphicFramePr>
+            <a:graphic>
+              <a:graphicData uri="http://schemas.openxmlformats.org/drawingml/2006/picture">
+                <pic:pic>
+                  <pic:nvPicPr>
+                    <pic:cNvPr id="0" name="academy-story-ai-7-22-05.png"/>
+                    <pic:cNvPicPr/>
+                  </pic:nvPicPr>
+                  <pic:blipFill>
+                    <a:blip r:embed="rId16"/>
+                    <a:stretch>
+                      <a:fillRect/>
+                    </a:stretch>
+                  </pic:blipFill>
+                  <pic:spPr>
+                    <a:xfrm>
+                      <a:off x="0" y="0"/>
+                      <a:ext cx="5486400" cy="2834640"/>
+                    </a:xfrm>
+                    <a:prstGeom prst="rect"/>
+                  </pic:spPr>
+                </pic:pic>
+              </a:graphicData>
+            </a:graphic>
+          </wp:inline>
+        </w:drawing>
+      </w:r>
+    </w:p>
+    <w:p>
+      <w:pPr>
+        <w:spacing w:line="336" w:lineRule="auto" w:after="180"/>
+      </w:pPr>
+      <w:r>
+        <w:rPr>
+          <w:b w:val="0"/>
+        </w:rPr>
+        <w:t xml:space="preserve">A </w:t>
+      </w:r>
+      <w:r>
+        <w:rPr>
+          <w:b/>
+        </w:rPr>
+        <w:t>pilot</w:t>
+      </w:r>
+      <w:r>
+        <w:rPr>
+          <w:b w:val="0"/>
+        </w:rPr>
         <w:t xml:space="preserve"> can reveal missing instructions, practical delays or ambiguous scoring. It is preparation, not an untouched final estimate after the team uses it to revise methods.</w:t>
       </w:r>
     </w:p>
@@ -4763,7 +5513,6 @@
     <w:p>
       <w:pPr>
         <w:spacing w:line="336" w:lineRule="auto" w:after="180"/>
-        <w:shd w:fill="F5F1FB"/>
       </w:pPr>
       <w:r>
         <w:rPr>
@@ -4774,7 +5523,7 @@
     </w:p>
     <w:p>
       <w:pPr>
-        <w:pStyle w:val="Heading3"/>
+        <w:pStyle w:val="Heading2"/>
       </w:pPr>
       <w:r>
         <w:t>06. Make the idea visible in your project</w:t>
@@ -4785,7 +5534,7 @@
         <w:drawing>
           <wp:inline xmlns:a="http://schemas.openxmlformats.org/drawingml/2006/main" xmlns:pic="http://schemas.openxmlformats.org/drawingml/2006/picture">
             <wp:extent cx="5486400" cy="3681984"/>
-            <wp:docPr id="8" name="Picture 8" descr="For the Reproducible AI Research Study, retain an annotated worked trace and the changed-case reasoning. Connect the claim to its records, units and assumptions so another investigator can challenge or reproduce it. Draw your input, deciding step, result and limit. Supported question: Calculate reviewer agreement on the four pilot answers. What can the disagreement improve, and why are those revised practice answers not untouched final evidence?"/>
+            <wp:docPr id="11" name="Picture 11" descr="For the Reproducible AI Research Study, retain an annotated worked trace and the changed-case reasoning. Connect the claim to its records, units and assumptions so another investigator can challenge or reproduce it. Draw your input, deciding step, result and limit. Supported question: Calculate reviewer agreement on the four pilot answers. What can the disagreement improve, and why are those revised practice answers not untouched final evidence?"/>
             <wp:cNvGraphicFramePr>
               <a:graphicFrameLocks noChangeAspect="1"/>
             </wp:cNvGraphicFramePr>
@@ -4797,7 +5546,7 @@
                     <pic:cNvPicPr/>
                   </pic:nvPicPr>
                   <pic:blipFill>
-                    <a:blip r:embed="rId16"/>
+                    <a:blip r:embed="rId17"/>
                     <a:stretch>
                       <a:fillRect/>
                     </a:stretch>
@@ -4888,7 +5637,6 @@
     <w:p>
       <w:pPr>
         <w:spacing w:line="336" w:lineRule="auto" w:after="180"/>
-        <w:shd w:fill="F5F1FB"/>
       </w:pPr>
       <w:r>
         <w:rPr>
@@ -4907,6 +5655,62 @@
           <w:b w:val="0"/>
         </w:rPr>
         <w:t>.</w:t>
+      </w:r>
+    </w:p>
+    <w:p>
+      <w:pPr>
+        <w:pStyle w:val="Heading2"/>
+      </w:pPr>
+      <w:r>
+        <w:t>Earlier wording, alternatives and picture transcripts · reference / check after trying</w:t>
+      </w:r>
+    </w:p>
+    <w:p>
+      <w:pPr>
+        <w:pStyle w:val="Heading3"/>
+      </w:pPr>
+      <w:r>
+        <w:t>01. Pilot experiments: the case</w:t>
+      </w:r>
+    </w:p>
+    <w:p>
+      <w:pPr>
+        <w:pStyle w:val="Heading3"/>
+      </w:pPr>
+      <w:r>
+        <w:t>02. Follow the deciding steps</w:t>
+      </w:r>
+    </w:p>
+    <w:p>
+      <w:pPr>
+        <w:pStyle w:val="Heading3"/>
+      </w:pPr>
+      <w:r>
+        <w:t>03. Reviewer agreement on four pilot answers</w:t>
+      </w:r>
+    </w:p>
+    <w:p>
+      <w:pPr>
+        <w:pStyle w:val="Heading3"/>
+      </w:pPr>
+      <w:r>
+        <w:t>04. Change one thing. Trace what follows.</w:t>
+      </w:r>
+    </w:p>
+    <w:p>
+      <w:pPr>
+        <w:pStyle w:val="Heading3"/>
+      </w:pPr>
+      <w:r>
+        <w:t>05. Connect the explanation to its limit</w:t>
+      </w:r>
+    </w:p>
+    <w:p>
+      <w:pPr>
+        <w:pStyle w:val="Heading3"/>
+      </w:pPr>
+      <w:r>
+        <w:t>06. Make the idea visible in your project</w:t>
       </w:r>
     </w:p>
     <w:sectPr>
